--- a/BO-TAI-LIEU-GUI-KHACH/03-Thu-vien-cau-lenh.docx
+++ b/BO-TAI-LIEU-GUI-KHACH/03-Thu-vien-cau-lenh.docx
@@ -106,7 +106,7 @@
           <w:sz w:val="21"/>
           <w:szCs w:val="21"/>
         </w:rPr>
-        <w:t xml:space="preserve">   (sách, trang 10)</w:t>
+        <w:t xml:space="preserve">   (sách, trang 11)</w:t>
       </w:r>
     </w:p>
     <w:tbl>
@@ -208,7 +208,7 @@
           <w:sz w:val="21"/>
           <w:szCs w:val="21"/>
         </w:rPr>
-        <w:t xml:space="preserve">   (sách, trang 12)</w:t>
+        <w:t xml:space="preserve">   (sách, trang 13)</w:t>
       </w:r>
     </w:p>
     <w:tbl>
@@ -316,389 +316,6 @@
           <w:szCs w:val="28"/>
         </w:rPr>
         <w:t xml:space="preserve">Bài 4 · Kỹ thuật Zero-shot</w:t>
-      </w:r>
-      <w:r>
-        <w:rPr>
-          <w:rFonts w:ascii="Arial" w:cs="Arial" w:eastAsia="Arial" w:hAnsi="Arial"/>
-          <w:color w:val="55607F"/>
-          <w:sz w:val="21"/>
-          <w:szCs w:val="21"/>
-        </w:rPr>
-        <w:t xml:space="preserve">   (sách, trang 15)</w:t>
-      </w:r>
-    </w:p>
-    <w:tbl>
-      <w:tblPr>
-        <w:tblW w:type="dxa" w:w="9638"/>
-        <w:tblBorders>
-          <w:top w:val="single" w:color="auto" w:sz="4"/>
-          <w:left w:val="single" w:color="auto" w:sz="4"/>
-          <w:bottom w:val="single" w:color="auto" w:sz="4"/>
-          <w:right w:val="single" w:color="auto" w:sz="4"/>
-          <w:insideH w:val="single" w:color="auto" w:sz="4"/>
-          <w:insideV w:val="single" w:color="auto" w:sz="4"/>
-        </w:tblBorders>
-      </w:tblPr>
-      <w:tblGrid>
-        <w:gridCol w:w="9638"/>
-      </w:tblGrid>
-      <w:tr>
-        <w:trPr>
-          <w:cantSplit/>
-        </w:trPr>
-        <w:tc>
-          <w:tcPr>
-            <w:tcW w:type="dxa" w:w="9638"/>
-            <w:tcBorders>
-              <w:top w:val="none" w:color="FFFFFF" w:sz="0"/>
-              <w:left w:val="none" w:color="FFFFFF" w:sz="0"/>
-              <w:bottom w:val="none" w:color="FFFFFF" w:sz="0"/>
-              <w:right w:val="none" w:color="FFFFFF" w:sz="0"/>
-            </w:tcBorders>
-            <w:shd w:fill="EAF5F1" w:color="auto" w:val="clear"/>
-            <w:tcMar>
-              <w:top w:type="dxa" w:w="160"/>
-              <w:left w:type="dxa" w:w="240"/>
-              <w:bottom w:type="dxa" w:w="160"/>
-              <w:right w:type="dxa" w:w="240"/>
-            </w:tcMar>
-          </w:tcPr>
-          <w:p>
-            <w:pPr>
-              <w:keepNext/>
-              <w:spacing w:after="120"/>
-            </w:pPr>
-            <w:r>
-              <w:rPr>
-                <w:rFonts w:ascii="Arial" w:cs="Arial" w:eastAsia="Arial" w:hAnsi="Arial"/>
-                <w:b/>
-                <w:bCs/>
-                <w:color w:val="FFFFFF"/>
-                <w:sz w:val="18"/>
-                <w:szCs w:val="18"/>
-                <w:shd w:fill="2E3A67" w:color="auto" w:val="clear"/>
-              </w:rPr>
-              <w:t xml:space="preserve">  CÂU LỆNH ĐỂ SAO CHÉP ·   </w:t>
-            </w:r>
-          </w:p>
-          <w:p>
-            <w:pPr>
-              <w:spacing w:after="70" w:line="300"/>
-            </w:pPr>
-            <w:r>
-              <w:rPr>
-                <w:rFonts w:ascii="Arial" w:cs="Arial" w:eastAsia="Arial" w:hAnsi="Arial"/>
-                <w:color w:val="2E3A67"/>
-                <w:sz w:val="22"/>
-                <w:szCs w:val="22"/>
-              </w:rPr>
-              <w:t xml:space="preserve">Cho tôi gợi ý bài giảng về chủ đề quá trình quang hợp.</w:t>
-            </w:r>
-          </w:p>
-        </w:tc>
-      </w:tr>
-    </w:tbl>
-    <w:p>
-      <w:pPr>
-        <w:spacing w:after="180"/>
-      </w:pPr>
-    </w:p>
-    <w:tbl>
-      <w:tblPr>
-        <w:tblW w:type="dxa" w:w="9638"/>
-        <w:tblBorders>
-          <w:top w:val="single" w:color="auto" w:sz="4"/>
-          <w:left w:val="single" w:color="auto" w:sz="4"/>
-          <w:bottom w:val="single" w:color="auto" w:sz="4"/>
-          <w:right w:val="single" w:color="auto" w:sz="4"/>
-          <w:insideH w:val="single" w:color="auto" w:sz="4"/>
-          <w:insideV w:val="single" w:color="auto" w:sz="4"/>
-        </w:tblBorders>
-      </w:tblPr>
-      <w:tblGrid>
-        <w:gridCol w:w="1700"/>
-        <w:gridCol w:w="7938"/>
-      </w:tblGrid>
-      <w:tr>
-        <w:trPr>
-          <w:cantSplit/>
-        </w:trPr>
-        <w:tc>
-          <w:tcPr>
-            <w:tcW w:type="dxa" w:w="9638"/>
-            <w:gridSpan w:val="2"/>
-            <w:tcBorders>
-              <w:top w:val="none" w:color="FFFFFF" w:sz="0"/>
-              <w:left w:val="none" w:color="FFFFFF" w:sz="0"/>
-              <w:bottom w:val="none" w:color="FFFFFF" w:sz="0"/>
-              <w:right w:val="none" w:color="FFFFFF" w:sz="0"/>
-            </w:tcBorders>
-            <w:shd w:fill="2E3A67" w:color="auto" w:val="clear"/>
-            <w:tcMar>
-              <w:top w:type="dxa" w:w="100"/>
-              <w:left w:type="dxa" w:w="200"/>
-              <w:bottom w:type="dxa" w:w="100"/>
-              <w:right w:type="dxa" w:w="200"/>
-            </w:tcMar>
-          </w:tcPr>
-          <w:p>
-            <w:pPr>
-              <w:keepNext/>
-            </w:pPr>
-            <w:r>
-              <w:rPr>
-                <w:rFonts w:ascii="Arial" w:cs="Arial" w:eastAsia="Arial" w:hAnsi="Arial"/>
-                <w:b/>
-                <w:bCs/>
-                <w:color w:val="FFFFFF"/>
-                <w:sz w:val="19"/>
-                <w:szCs w:val="19"/>
-              </w:rPr>
-              <w:t xml:space="preserve">ĐỔI CHO LỚP CỦA THẦY CÔ: chọn đúng dòng cấp học của mình rồi sao chép</w:t>
-            </w:r>
-          </w:p>
-        </w:tc>
-      </w:tr>
-      <w:tr>
-        <w:trPr>
-          <w:cantSplit/>
-        </w:trPr>
-        <w:tc>
-          <w:tcPr>
-            <w:tcW w:type="dxa" w:w="1700"/>
-            <w:tcBorders>
-              <w:top w:val="none" w:color="FFFFFF" w:sz="0"/>
-              <w:left w:val="none" w:color="FFFFFF" w:sz="0"/>
-              <w:bottom w:val="single" w:color="FFFFFF" w:sz="8"/>
-              <w:right w:val="none" w:color="FFFFFF" w:sz="0"/>
-            </w:tcBorders>
-            <w:shd w:fill="CFE8E0" w:color="auto" w:val="clear"/>
-            <w:tcMar>
-              <w:top w:type="dxa" w:w="120"/>
-              <w:left w:type="dxa" w:w="200"/>
-              <w:bottom w:type="dxa" w:w="120"/>
-              <w:right w:type="dxa" w:w="120"/>
-            </w:tcMar>
-            <w:vAlign w:val="center"/>
-          </w:tcPr>
-          <w:p>
-            <w:pPr>
-              <w:keepNext/>
-            </w:pPr>
-            <w:r>
-              <w:rPr>
-                <w:rFonts w:ascii="Arial" w:cs="Arial" w:eastAsia="Arial" w:hAnsi="Arial"/>
-                <w:b/>
-                <w:bCs/>
-                <w:color w:val="2E3A67"/>
-                <w:sz w:val="21"/>
-                <w:szCs w:val="21"/>
-              </w:rPr>
-              <w:t xml:space="preserve">Mầm non</w:t>
-            </w:r>
-          </w:p>
-        </w:tc>
-        <w:tc>
-          <w:tcPr>
-            <w:tcW w:type="dxa" w:w="7938"/>
-            <w:tcBorders>
-              <w:top w:val="none" w:color="FFFFFF" w:sz="0"/>
-              <w:left w:val="none" w:color="FFFFFF" w:sz="0"/>
-              <w:bottom w:val="single" w:color="FFFFFF" w:sz="8"/>
-              <w:right w:val="none" w:color="FFFFFF" w:sz="0"/>
-            </w:tcBorders>
-            <w:shd w:fill="EAF5F1" w:color="auto" w:val="clear"/>
-            <w:tcMar>
-              <w:top w:type="dxa" w:w="120"/>
-              <w:left w:type="dxa" w:w="200"/>
-              <w:bottom w:type="dxa" w:w="120"/>
-              <w:right w:type="dxa" w:w="200"/>
-            </w:tcMar>
-          </w:tcPr>
-          <w:p>
-            <w:pPr>
-              <w:keepNext/>
-              <w:spacing w:line="300"/>
-            </w:pPr>
-            <w:r>
-              <w:rPr>
-                <w:rFonts w:ascii="Arial" w:cs="Arial" w:eastAsia="Arial" w:hAnsi="Arial"/>
-                <w:color w:val="2E3A67"/>
-                <w:sz w:val="21"/>
-                <w:szCs w:val="21"/>
-              </w:rPr>
-              <w:t xml:space="preserve">Cho tôi gợi ý một hoạt động khám phá về chủ đề cây xanh cần nước và ánh sáng cho trẻ 5 tuổi.</w:t>
-            </w:r>
-          </w:p>
-        </w:tc>
-      </w:tr>
-      <w:tr>
-        <w:trPr>
-          <w:cantSplit/>
-        </w:trPr>
-        <w:tc>
-          <w:tcPr>
-            <w:tcW w:type="dxa" w:w="1700"/>
-            <w:tcBorders>
-              <w:top w:val="none" w:color="FFFFFF" w:sz="0"/>
-              <w:left w:val="none" w:color="FFFFFF" w:sz="0"/>
-              <w:bottom w:val="single" w:color="FFFFFF" w:sz="8"/>
-              <w:right w:val="none" w:color="FFFFFF" w:sz="0"/>
-            </w:tcBorders>
-            <w:shd w:fill="CFE8E0" w:color="auto" w:val="clear"/>
-            <w:tcMar>
-              <w:top w:type="dxa" w:w="120"/>
-              <w:left w:type="dxa" w:w="200"/>
-              <w:bottom w:type="dxa" w:w="120"/>
-              <w:right w:type="dxa" w:w="120"/>
-            </w:tcMar>
-            <w:vAlign w:val="center"/>
-          </w:tcPr>
-          <w:p>
-            <w:pPr>
-              <w:keepNext/>
-            </w:pPr>
-            <w:r>
-              <w:rPr>
-                <w:rFonts w:ascii="Arial" w:cs="Arial" w:eastAsia="Arial" w:hAnsi="Arial"/>
-                <w:b/>
-                <w:bCs/>
-                <w:color w:val="2E3A67"/>
-                <w:sz w:val="21"/>
-                <w:szCs w:val="21"/>
-              </w:rPr>
-              <w:t xml:space="preserve">Tiểu học</w:t>
-            </w:r>
-          </w:p>
-        </w:tc>
-        <w:tc>
-          <w:tcPr>
-            <w:tcW w:type="dxa" w:w="7938"/>
-            <w:tcBorders>
-              <w:top w:val="none" w:color="FFFFFF" w:sz="0"/>
-              <w:left w:val="none" w:color="FFFFFF" w:sz="0"/>
-              <w:bottom w:val="single" w:color="FFFFFF" w:sz="8"/>
-              <w:right w:val="none" w:color="FFFFFF" w:sz="0"/>
-            </w:tcBorders>
-            <w:shd w:fill="EAF5F1" w:color="auto" w:val="clear"/>
-            <w:tcMar>
-              <w:top w:type="dxa" w:w="120"/>
-              <w:left w:type="dxa" w:w="200"/>
-              <w:bottom w:type="dxa" w:w="120"/>
-              <w:right w:type="dxa" w:w="200"/>
-            </w:tcMar>
-          </w:tcPr>
-          <w:p>
-            <w:pPr>
-              <w:keepNext/>
-              <w:spacing w:line="300"/>
-            </w:pPr>
-            <w:r>
-              <w:rPr>
-                <w:rFonts w:ascii="Arial" w:cs="Arial" w:eastAsia="Arial" w:hAnsi="Arial"/>
-                <w:color w:val="2E3A67"/>
-                <w:sz w:val="21"/>
-                <w:szCs w:val="21"/>
-              </w:rPr>
-              <w:t xml:space="preserve">Cho tôi gợi ý bài giảng về chủ đề thực vật cần gì để sống cho học sinh lớp 4.</w:t>
-            </w:r>
-          </w:p>
-        </w:tc>
-      </w:tr>
-      <w:tr>
-        <w:trPr>
-          <w:cantSplit/>
-        </w:trPr>
-        <w:tc>
-          <w:tcPr>
-            <w:tcW w:type="dxa" w:w="1700"/>
-            <w:tcBorders>
-              <w:top w:val="none" w:color="FFFFFF" w:sz="0"/>
-              <w:left w:val="none" w:color="FFFFFF" w:sz="0"/>
-              <w:bottom w:val="single" w:color="FFFFFF" w:sz="8"/>
-              <w:right w:val="none" w:color="FFFFFF" w:sz="0"/>
-            </w:tcBorders>
-            <w:shd w:fill="CFE8E0" w:color="auto" w:val="clear"/>
-            <w:tcMar>
-              <w:top w:type="dxa" w:w="120"/>
-              <w:left w:type="dxa" w:w="200"/>
-              <w:bottom w:type="dxa" w:w="120"/>
-              <w:right w:type="dxa" w:w="120"/>
-            </w:tcMar>
-            <w:vAlign w:val="center"/>
-          </w:tcPr>
-          <w:p>
-            <w:pPr>
-              <w:keepNext w:val="false"/>
-            </w:pPr>
-            <w:r>
-              <w:rPr>
-                <w:rFonts w:ascii="Arial" w:cs="Arial" w:eastAsia="Arial" w:hAnsi="Arial"/>
-                <w:b/>
-                <w:bCs/>
-                <w:color w:val="2E3A67"/>
-                <w:sz w:val="21"/>
-                <w:szCs w:val="21"/>
-              </w:rPr>
-              <w:t xml:space="preserve">THCS</w:t>
-            </w:r>
-          </w:p>
-        </w:tc>
-        <w:tc>
-          <w:tcPr>
-            <w:tcW w:type="dxa" w:w="7938"/>
-            <w:tcBorders>
-              <w:top w:val="none" w:color="FFFFFF" w:sz="0"/>
-              <w:left w:val="none" w:color="FFFFFF" w:sz="0"/>
-              <w:bottom w:val="single" w:color="FFFFFF" w:sz="8"/>
-              <w:right w:val="none" w:color="FFFFFF" w:sz="0"/>
-            </w:tcBorders>
-            <w:shd w:fill="EAF5F1" w:color="auto" w:val="clear"/>
-            <w:tcMar>
-              <w:top w:type="dxa" w:w="120"/>
-              <w:left w:type="dxa" w:w="200"/>
-              <w:bottom w:type="dxa" w:w="120"/>
-              <w:right w:type="dxa" w:w="200"/>
-            </w:tcMar>
-          </w:tcPr>
-          <w:p>
-            <w:pPr>
-              <w:keepNext w:val="false"/>
-              <w:spacing w:line="300"/>
-            </w:pPr>
-            <w:r>
-              <w:rPr>
-                <w:rFonts w:ascii="Arial" w:cs="Arial" w:eastAsia="Arial" w:hAnsi="Arial"/>
-                <w:color w:val="2E3A67"/>
-                <w:sz w:val="21"/>
-                <w:szCs w:val="21"/>
-              </w:rPr>
-              <w:t xml:space="preserve">Cho tôi gợi ý bài giảng về chủ đề quá trình quang hợp cho học sinh lớp 7.</w:t>
-            </w:r>
-          </w:p>
-        </w:tc>
-      </w:tr>
-    </w:tbl>
-    <w:p>
-      <w:pPr>
-        <w:spacing w:after="180"/>
-      </w:pPr>
-    </w:p>
-    <w:p>
-      <w:pPr>
-        <w:keepNext/>
-        <w:spacing w:after="120" w:before="300"/>
-      </w:pPr>
-      <w:r>
-        <w:rPr>
-          <w:rFonts w:ascii="Arial" w:cs="Arial" w:eastAsia="Arial" w:hAnsi="Arial"/>
-          <w:b/>
-          <w:bCs/>
-          <w:color w:val="2E3A67"/>
-          <w:sz w:val="28"/>
-          <w:szCs w:val="28"/>
-        </w:rPr>
-        <w:t xml:space="preserve">Bài 5 · Kỹ thuật nhập vai</w:t>
       </w:r>
       <w:r>
         <w:rPr>
@@ -775,7 +392,7 @@
                 <w:sz w:val="22"/>
                 <w:szCs w:val="22"/>
               </w:rPr>
-              <w:t xml:space="preserve">Hãy tưởng tượng bạn là Isaac Newton, hãy tóm tắt lại định luật chuyển động thứ nhất.</w:t>
+              <w:t xml:space="preserve">Cho tôi gợi ý bài giảng về chủ đề quá trình quang hợp.</w:t>
             </w:r>
           </w:p>
         </w:tc>
@@ -910,7 +527,7 @@
                 <w:sz w:val="21"/>
                 <w:szCs w:val="21"/>
               </w:rPr>
-              <w:t xml:space="preserve">Hãy tưởng tượng bạn là chú Gà Trống trong trang trại. Hãy kể cho các bé 4 tuổi nghe một ngày của chú bằng 5 câu thật ngắn.</w:t>
+              <w:t xml:space="preserve">Cho tôi gợi ý một hoạt động khám phá về chủ đề cây xanh cần nước và ánh sáng cho trẻ 5 tuổi.</w:t>
             </w:r>
           </w:p>
         </w:tc>
@@ -983,7 +600,7 @@
                 <w:sz w:val="21"/>
                 <w:szCs w:val="21"/>
               </w:rPr>
-              <w:t xml:space="preserve">Hãy tưởng tượng bạn là giọt nước. Hãy kể cho học sinh lớp 4 nghe hành trình của bạn trong vòng tuần hoàn của nước.</w:t>
+              <w:t xml:space="preserve">Cho tôi gợi ý bài giảng về chủ đề thực vật cần gì để sống cho học sinh lớp 4.</w:t>
             </w:r>
           </w:p>
         </w:tc>
@@ -1056,7 +673,7 @@
                 <w:sz w:val="21"/>
                 <w:szCs w:val="21"/>
               </w:rPr>
-              <w:t xml:space="preserve">Hãy tưởng tượng bạn là nhà bác học Marie Curie. Hãy kể cho học sinh lớp 8 nghe bạn đã phát hiện ra chất phóng xạ như thế nào.</w:t>
+              <w:t xml:space="preserve">Cho tôi gợi ý bài giảng về chủ đề quá trình quang hợp cho học sinh lớp 7.</w:t>
             </w:r>
           </w:p>
         </w:tc>
@@ -1081,7 +698,7 @@
           <w:sz w:val="28"/>
           <w:szCs w:val="28"/>
         </w:rPr>
-        <w:t xml:space="preserve">Bài 6 · Kỹ thuật prompt ĐẢO NGƯỢC (hai cách)</w:t>
+        <w:t xml:space="preserve">Bài 5 · Kỹ thuật nhập vai</w:t>
       </w:r>
       <w:r>
         <w:rPr>
@@ -1144,21 +761,21 @@
                 <w:szCs w:val="18"/>
                 <w:shd w:fill="2E3A67" w:color="auto" w:val="clear"/>
               </w:rPr>
-              <w:t xml:space="preserve">  CÂU LỆNH ĐỂ SAO CHÉP · ĐẢO NGƯỢC SỐ 1: ĐỂ AI HỎI LẠI MÌNH  </w:t>
-            </w:r>
-          </w:p>
-          <w:p>
-            <w:pPr>
-              <w:spacing w:after="70" w:line="300"/>
-            </w:pPr>
-            <w:r>
-              <w:rPr>
-                <w:rFonts w:ascii="Arial" w:cs="Arial" w:eastAsia="Arial" w:hAnsi="Arial"/>
-                <w:color w:val="2E3A67"/>
-                <w:sz w:val="22"/>
-                <w:szCs w:val="22"/>
-              </w:rPr>
-              <w:t xml:space="preserve">Bạn cần biết gì để giúp tôi tạo một bài học khoa học xuất sắc cho một lớp học sinh lớp hai?</w:t>
+              <w:t xml:space="preserve">  CÂU LỆNH ĐỂ SAO CHÉP ·   </w:t>
+            </w:r>
+          </w:p>
+          <w:p>
+            <w:pPr>
+              <w:spacing w:after="70" w:line="300"/>
+            </w:pPr>
+            <w:r>
+              <w:rPr>
+                <w:rFonts w:ascii="Arial" w:cs="Arial" w:eastAsia="Arial" w:hAnsi="Arial"/>
+                <w:color w:val="2E3A67"/>
+                <w:sz w:val="22"/>
+                <w:szCs w:val="22"/>
+              </w:rPr>
+              <w:t xml:space="preserve">Hãy tưởng tượng bạn là Isaac Newton, hãy tóm tắt lại định luật chuyển động thứ nhất.</w:t>
             </w:r>
           </w:p>
         </w:tc>
@@ -1182,7 +799,8 @@
         </w:tblBorders>
       </w:tblPr>
       <w:tblGrid>
-        <w:gridCol w:w="9638"/>
+        <w:gridCol w:w="1700"/>
+        <w:gridCol w:w="7938"/>
       </w:tblGrid>
       <w:tr>
         <w:trPr>
@@ -1191,24 +809,24 @@
         <w:tc>
           <w:tcPr>
             <w:tcW w:type="dxa" w:w="9638"/>
+            <w:gridSpan w:val="2"/>
             <w:tcBorders>
               <w:top w:val="none" w:color="FFFFFF" w:sz="0"/>
               <w:left w:val="none" w:color="FFFFFF" w:sz="0"/>
               <w:bottom w:val="none" w:color="FFFFFF" w:sz="0"/>
               <w:right w:val="none" w:color="FFFFFF" w:sz="0"/>
             </w:tcBorders>
-            <w:shd w:fill="EAF5F1" w:color="auto" w:val="clear"/>
-            <w:tcMar>
-              <w:top w:type="dxa" w:w="160"/>
-              <w:left w:type="dxa" w:w="240"/>
-              <w:bottom w:type="dxa" w:w="160"/>
-              <w:right w:type="dxa" w:w="240"/>
+            <w:shd w:fill="2E3A67" w:color="auto" w:val="clear"/>
+            <w:tcMar>
+              <w:top w:type="dxa" w:w="100"/>
+              <w:left w:type="dxa" w:w="200"/>
+              <w:bottom w:type="dxa" w:w="100"/>
+              <w:right w:type="dxa" w:w="200"/>
             </w:tcMar>
           </w:tcPr>
           <w:p>
             <w:pPr>
               <w:keepNext/>
-              <w:spacing w:after="120"/>
             </w:pPr>
             <w:r>
               <w:rPr>
@@ -1216,25 +834,229 @@
                 <w:b/>
                 <w:bCs/>
                 <w:color w:val="FFFFFF"/>
-                <w:sz w:val="18"/>
-                <w:szCs w:val="18"/>
-                <w:shd w:fill="2E3A67" w:color="auto" w:val="clear"/>
-              </w:rPr>
-              <w:t xml:space="preserve">  CÂU LỆNH ĐỂ SAO CHÉP · ĐẢO NGƯỢC SỐ 2: ĐỂ AI VIẾT CÂU LỆNH TẠO ẢNH  </w:t>
-            </w:r>
-          </w:p>
-          <w:p>
-            <w:pPr>
-              <w:spacing w:after="70" w:line="300"/>
-            </w:pPr>
-            <w:r>
-              <w:rPr>
-                <w:rFonts w:ascii="Arial" w:cs="Arial" w:eastAsia="Arial" w:hAnsi="Arial"/>
-                <w:color w:val="2E3A67"/>
-                <w:sz w:val="22"/>
-                <w:szCs w:val="22"/>
-              </w:rPr>
-              <w:t xml:space="preserve">Giúp tôi viết prompt để tạo ảnh theo phong cách tương tự của ảnh đính kèm</w:t>
+                <w:sz w:val="19"/>
+                <w:szCs w:val="19"/>
+              </w:rPr>
+              <w:t xml:space="preserve">ĐỔI CHO LỚP CỦA THẦY CÔ: chọn đúng dòng cấp học của mình rồi sao chép</w:t>
+            </w:r>
+          </w:p>
+        </w:tc>
+      </w:tr>
+      <w:tr>
+        <w:trPr>
+          <w:cantSplit/>
+        </w:trPr>
+        <w:tc>
+          <w:tcPr>
+            <w:tcW w:type="dxa" w:w="1700"/>
+            <w:tcBorders>
+              <w:top w:val="none" w:color="FFFFFF" w:sz="0"/>
+              <w:left w:val="none" w:color="FFFFFF" w:sz="0"/>
+              <w:bottom w:val="single" w:color="FFFFFF" w:sz="8"/>
+              <w:right w:val="none" w:color="FFFFFF" w:sz="0"/>
+            </w:tcBorders>
+            <w:shd w:fill="CFE8E0" w:color="auto" w:val="clear"/>
+            <w:tcMar>
+              <w:top w:type="dxa" w:w="120"/>
+              <w:left w:type="dxa" w:w="200"/>
+              <w:bottom w:type="dxa" w:w="120"/>
+              <w:right w:type="dxa" w:w="120"/>
+            </w:tcMar>
+            <w:vAlign w:val="center"/>
+          </w:tcPr>
+          <w:p>
+            <w:pPr>
+              <w:keepNext/>
+            </w:pPr>
+            <w:r>
+              <w:rPr>
+                <w:rFonts w:ascii="Arial" w:cs="Arial" w:eastAsia="Arial" w:hAnsi="Arial"/>
+                <w:b/>
+                <w:bCs/>
+                <w:color w:val="2E3A67"/>
+                <w:sz w:val="21"/>
+                <w:szCs w:val="21"/>
+              </w:rPr>
+              <w:t xml:space="preserve">Mầm non</w:t>
+            </w:r>
+          </w:p>
+        </w:tc>
+        <w:tc>
+          <w:tcPr>
+            <w:tcW w:type="dxa" w:w="7938"/>
+            <w:tcBorders>
+              <w:top w:val="none" w:color="FFFFFF" w:sz="0"/>
+              <w:left w:val="none" w:color="FFFFFF" w:sz="0"/>
+              <w:bottom w:val="single" w:color="FFFFFF" w:sz="8"/>
+              <w:right w:val="none" w:color="FFFFFF" w:sz="0"/>
+            </w:tcBorders>
+            <w:shd w:fill="EAF5F1" w:color="auto" w:val="clear"/>
+            <w:tcMar>
+              <w:top w:type="dxa" w:w="120"/>
+              <w:left w:type="dxa" w:w="200"/>
+              <w:bottom w:type="dxa" w:w="120"/>
+              <w:right w:type="dxa" w:w="200"/>
+            </w:tcMar>
+          </w:tcPr>
+          <w:p>
+            <w:pPr>
+              <w:keepNext/>
+              <w:spacing w:line="300"/>
+            </w:pPr>
+            <w:r>
+              <w:rPr>
+                <w:rFonts w:ascii="Arial" w:cs="Arial" w:eastAsia="Arial" w:hAnsi="Arial"/>
+                <w:color w:val="2E3A67"/>
+                <w:sz w:val="21"/>
+                <w:szCs w:val="21"/>
+              </w:rPr>
+              <w:t xml:space="preserve">Hãy tưởng tượng bạn là chú Gà Trống trong trang trại. Hãy kể cho các bé 4 tuổi nghe một ngày của chú bằng 5 câu thật ngắn.</w:t>
+            </w:r>
+          </w:p>
+        </w:tc>
+      </w:tr>
+      <w:tr>
+        <w:trPr>
+          <w:cantSplit/>
+        </w:trPr>
+        <w:tc>
+          <w:tcPr>
+            <w:tcW w:type="dxa" w:w="1700"/>
+            <w:tcBorders>
+              <w:top w:val="none" w:color="FFFFFF" w:sz="0"/>
+              <w:left w:val="none" w:color="FFFFFF" w:sz="0"/>
+              <w:bottom w:val="single" w:color="FFFFFF" w:sz="8"/>
+              <w:right w:val="none" w:color="FFFFFF" w:sz="0"/>
+            </w:tcBorders>
+            <w:shd w:fill="CFE8E0" w:color="auto" w:val="clear"/>
+            <w:tcMar>
+              <w:top w:type="dxa" w:w="120"/>
+              <w:left w:type="dxa" w:w="200"/>
+              <w:bottom w:type="dxa" w:w="120"/>
+              <w:right w:type="dxa" w:w="120"/>
+            </w:tcMar>
+            <w:vAlign w:val="center"/>
+          </w:tcPr>
+          <w:p>
+            <w:pPr>
+              <w:keepNext/>
+            </w:pPr>
+            <w:r>
+              <w:rPr>
+                <w:rFonts w:ascii="Arial" w:cs="Arial" w:eastAsia="Arial" w:hAnsi="Arial"/>
+                <w:b/>
+                <w:bCs/>
+                <w:color w:val="2E3A67"/>
+                <w:sz w:val="21"/>
+                <w:szCs w:val="21"/>
+              </w:rPr>
+              <w:t xml:space="preserve">Tiểu học</w:t>
+            </w:r>
+          </w:p>
+        </w:tc>
+        <w:tc>
+          <w:tcPr>
+            <w:tcW w:type="dxa" w:w="7938"/>
+            <w:tcBorders>
+              <w:top w:val="none" w:color="FFFFFF" w:sz="0"/>
+              <w:left w:val="none" w:color="FFFFFF" w:sz="0"/>
+              <w:bottom w:val="single" w:color="FFFFFF" w:sz="8"/>
+              <w:right w:val="none" w:color="FFFFFF" w:sz="0"/>
+            </w:tcBorders>
+            <w:shd w:fill="EAF5F1" w:color="auto" w:val="clear"/>
+            <w:tcMar>
+              <w:top w:type="dxa" w:w="120"/>
+              <w:left w:type="dxa" w:w="200"/>
+              <w:bottom w:type="dxa" w:w="120"/>
+              <w:right w:type="dxa" w:w="200"/>
+            </w:tcMar>
+          </w:tcPr>
+          <w:p>
+            <w:pPr>
+              <w:keepNext/>
+              <w:spacing w:line="300"/>
+            </w:pPr>
+            <w:r>
+              <w:rPr>
+                <w:rFonts w:ascii="Arial" w:cs="Arial" w:eastAsia="Arial" w:hAnsi="Arial"/>
+                <w:color w:val="2E3A67"/>
+                <w:sz w:val="21"/>
+                <w:szCs w:val="21"/>
+              </w:rPr>
+              <w:t xml:space="preserve">Hãy tưởng tượng bạn là giọt nước. Hãy kể cho học sinh lớp 4 nghe hành trình của bạn trong vòng tuần hoàn của nước.</w:t>
+            </w:r>
+          </w:p>
+        </w:tc>
+      </w:tr>
+      <w:tr>
+        <w:trPr>
+          <w:cantSplit/>
+        </w:trPr>
+        <w:tc>
+          <w:tcPr>
+            <w:tcW w:type="dxa" w:w="1700"/>
+            <w:tcBorders>
+              <w:top w:val="none" w:color="FFFFFF" w:sz="0"/>
+              <w:left w:val="none" w:color="FFFFFF" w:sz="0"/>
+              <w:bottom w:val="single" w:color="FFFFFF" w:sz="8"/>
+              <w:right w:val="none" w:color="FFFFFF" w:sz="0"/>
+            </w:tcBorders>
+            <w:shd w:fill="CFE8E0" w:color="auto" w:val="clear"/>
+            <w:tcMar>
+              <w:top w:type="dxa" w:w="120"/>
+              <w:left w:type="dxa" w:w="200"/>
+              <w:bottom w:type="dxa" w:w="120"/>
+              <w:right w:type="dxa" w:w="120"/>
+            </w:tcMar>
+            <w:vAlign w:val="center"/>
+          </w:tcPr>
+          <w:p>
+            <w:pPr>
+              <w:keepNext w:val="false"/>
+            </w:pPr>
+            <w:r>
+              <w:rPr>
+                <w:rFonts w:ascii="Arial" w:cs="Arial" w:eastAsia="Arial" w:hAnsi="Arial"/>
+                <w:b/>
+                <w:bCs/>
+                <w:color w:val="2E3A67"/>
+                <w:sz w:val="21"/>
+                <w:szCs w:val="21"/>
+              </w:rPr>
+              <w:t xml:space="preserve">THCS</w:t>
+            </w:r>
+          </w:p>
+        </w:tc>
+        <w:tc>
+          <w:tcPr>
+            <w:tcW w:type="dxa" w:w="7938"/>
+            <w:tcBorders>
+              <w:top w:val="none" w:color="FFFFFF" w:sz="0"/>
+              <w:left w:val="none" w:color="FFFFFF" w:sz="0"/>
+              <w:bottom w:val="single" w:color="FFFFFF" w:sz="8"/>
+              <w:right w:val="none" w:color="FFFFFF" w:sz="0"/>
+            </w:tcBorders>
+            <w:shd w:fill="EAF5F1" w:color="auto" w:val="clear"/>
+            <w:tcMar>
+              <w:top w:type="dxa" w:w="120"/>
+              <w:left w:type="dxa" w:w="200"/>
+              <w:bottom w:type="dxa" w:w="120"/>
+              <w:right w:type="dxa" w:w="200"/>
+            </w:tcMar>
+          </w:tcPr>
+          <w:p>
+            <w:pPr>
+              <w:keepNext w:val="false"/>
+              <w:spacing w:line="300"/>
+            </w:pPr>
+            <w:r>
+              <w:rPr>
+                <w:rFonts w:ascii="Arial" w:cs="Arial" w:eastAsia="Arial" w:hAnsi="Arial"/>
+                <w:color w:val="2E3A67"/>
+                <w:sz w:val="21"/>
+                <w:szCs w:val="21"/>
+              </w:rPr>
+              <w:t xml:space="preserve">Hãy tưởng tượng bạn là nhà bác học Marie Curie. Hãy kể cho học sinh lớp 8 nghe bạn đã phát hiện ra chất phóng xạ như thế nào.</w:t>
             </w:r>
           </w:p>
         </w:tc>
@@ -1259,7 +1081,7 @@
           <w:sz w:val="28"/>
           <w:szCs w:val="28"/>
         </w:rPr>
-        <w:t xml:space="preserve">Bài 7 · Kỹ thuật kết hợp nhiều yếu tố</w:t>
+        <w:t xml:space="preserve">Bài 6 · Kỹ thuật prompt ĐẢO NGƯỢC (hai cách)</w:t>
       </w:r>
       <w:r>
         <w:rPr>
@@ -1268,7 +1090,7 @@
           <w:sz w:val="21"/>
           <w:szCs w:val="21"/>
         </w:rPr>
-        <w:t xml:space="preserve">   (sách, trang 19)</w:t>
+        <w:t xml:space="preserve">   (sách, trang 18)</w:t>
       </w:r>
     </w:p>
     <w:tbl>
@@ -1322,6 +1144,184 @@
                 <w:szCs w:val="18"/>
                 <w:shd w:fill="2E3A67" w:color="auto" w:val="clear"/>
               </w:rPr>
+              <w:t xml:space="preserve">  CÂU LỆNH ĐỂ SAO CHÉP · ĐẢO NGƯỢC SỐ 1: ĐỂ AI HỎI LẠI MÌNH  </w:t>
+            </w:r>
+          </w:p>
+          <w:p>
+            <w:pPr>
+              <w:spacing w:after="70" w:line="300"/>
+            </w:pPr>
+            <w:r>
+              <w:rPr>
+                <w:rFonts w:ascii="Arial" w:cs="Arial" w:eastAsia="Arial" w:hAnsi="Arial"/>
+                <w:color w:val="2E3A67"/>
+                <w:sz w:val="22"/>
+                <w:szCs w:val="22"/>
+              </w:rPr>
+              <w:t xml:space="preserve">Bạn cần biết gì để giúp tôi tạo một bài học khoa học xuất sắc cho một lớp học sinh lớp hai?</w:t>
+            </w:r>
+          </w:p>
+        </w:tc>
+      </w:tr>
+    </w:tbl>
+    <w:p>
+      <w:pPr>
+        <w:spacing w:after="180"/>
+      </w:pPr>
+    </w:p>
+    <w:tbl>
+      <w:tblPr>
+        <w:tblW w:type="dxa" w:w="9638"/>
+        <w:tblBorders>
+          <w:top w:val="single" w:color="auto" w:sz="4"/>
+          <w:left w:val="single" w:color="auto" w:sz="4"/>
+          <w:bottom w:val="single" w:color="auto" w:sz="4"/>
+          <w:right w:val="single" w:color="auto" w:sz="4"/>
+          <w:insideH w:val="single" w:color="auto" w:sz="4"/>
+          <w:insideV w:val="single" w:color="auto" w:sz="4"/>
+        </w:tblBorders>
+      </w:tblPr>
+      <w:tblGrid>
+        <w:gridCol w:w="9638"/>
+      </w:tblGrid>
+      <w:tr>
+        <w:trPr>
+          <w:cantSplit/>
+        </w:trPr>
+        <w:tc>
+          <w:tcPr>
+            <w:tcW w:type="dxa" w:w="9638"/>
+            <w:tcBorders>
+              <w:top w:val="none" w:color="FFFFFF" w:sz="0"/>
+              <w:left w:val="none" w:color="FFFFFF" w:sz="0"/>
+              <w:bottom w:val="none" w:color="FFFFFF" w:sz="0"/>
+              <w:right w:val="none" w:color="FFFFFF" w:sz="0"/>
+            </w:tcBorders>
+            <w:shd w:fill="EAF5F1" w:color="auto" w:val="clear"/>
+            <w:tcMar>
+              <w:top w:type="dxa" w:w="160"/>
+              <w:left w:type="dxa" w:w="240"/>
+              <w:bottom w:type="dxa" w:w="160"/>
+              <w:right w:type="dxa" w:w="240"/>
+            </w:tcMar>
+          </w:tcPr>
+          <w:p>
+            <w:pPr>
+              <w:keepNext/>
+              <w:spacing w:after="120"/>
+            </w:pPr>
+            <w:r>
+              <w:rPr>
+                <w:rFonts w:ascii="Arial" w:cs="Arial" w:eastAsia="Arial" w:hAnsi="Arial"/>
+                <w:b/>
+                <w:bCs/>
+                <w:color w:val="FFFFFF"/>
+                <w:sz w:val="18"/>
+                <w:szCs w:val="18"/>
+                <w:shd w:fill="2E3A67" w:color="auto" w:val="clear"/>
+              </w:rPr>
+              <w:t xml:space="preserve">  CÂU LỆNH ĐỂ SAO CHÉP · ĐẢO NGƯỢC SỐ 2: ĐỂ AI VIẾT CÂU LỆNH TẠO ẢNH  </w:t>
+            </w:r>
+          </w:p>
+          <w:p>
+            <w:pPr>
+              <w:spacing w:after="70" w:line="300"/>
+            </w:pPr>
+            <w:r>
+              <w:rPr>
+                <w:rFonts w:ascii="Arial" w:cs="Arial" w:eastAsia="Arial" w:hAnsi="Arial"/>
+                <w:color w:val="2E3A67"/>
+                <w:sz w:val="22"/>
+                <w:szCs w:val="22"/>
+              </w:rPr>
+              <w:t xml:space="preserve">Giúp tôi viết prompt để tạo ảnh theo phong cách tương tự của ảnh đính kèm</w:t>
+            </w:r>
+          </w:p>
+        </w:tc>
+      </w:tr>
+    </w:tbl>
+    <w:p>
+      <w:pPr>
+        <w:spacing w:after="180"/>
+      </w:pPr>
+    </w:p>
+    <w:p>
+      <w:pPr>
+        <w:keepNext/>
+        <w:spacing w:after="120" w:before="300"/>
+      </w:pPr>
+      <w:r>
+        <w:rPr>
+          <w:rFonts w:ascii="Arial" w:cs="Arial" w:eastAsia="Arial" w:hAnsi="Arial"/>
+          <w:b/>
+          <w:bCs/>
+          <w:color w:val="2E3A67"/>
+          <w:sz w:val="28"/>
+          <w:szCs w:val="28"/>
+        </w:rPr>
+        <w:t xml:space="preserve">Bài 7 · Kỹ thuật kết hợp nhiều yếu tố</w:t>
+      </w:r>
+      <w:r>
+        <w:rPr>
+          <w:rFonts w:ascii="Arial" w:cs="Arial" w:eastAsia="Arial" w:hAnsi="Arial"/>
+          <w:color w:val="55607F"/>
+          <w:sz w:val="21"/>
+          <w:szCs w:val="21"/>
+        </w:rPr>
+        <w:t xml:space="preserve">   (sách, trang 20)</w:t>
+      </w:r>
+    </w:p>
+    <w:tbl>
+      <w:tblPr>
+        <w:tblW w:type="dxa" w:w="9638"/>
+        <w:tblBorders>
+          <w:top w:val="single" w:color="auto" w:sz="4"/>
+          <w:left w:val="single" w:color="auto" w:sz="4"/>
+          <w:bottom w:val="single" w:color="auto" w:sz="4"/>
+          <w:right w:val="single" w:color="auto" w:sz="4"/>
+          <w:insideH w:val="single" w:color="auto" w:sz="4"/>
+          <w:insideV w:val="single" w:color="auto" w:sz="4"/>
+        </w:tblBorders>
+      </w:tblPr>
+      <w:tblGrid>
+        <w:gridCol w:w="9638"/>
+      </w:tblGrid>
+      <w:tr>
+        <w:trPr>
+          <w:cantSplit/>
+        </w:trPr>
+        <w:tc>
+          <w:tcPr>
+            <w:tcW w:type="dxa" w:w="9638"/>
+            <w:tcBorders>
+              <w:top w:val="none" w:color="FFFFFF" w:sz="0"/>
+              <w:left w:val="none" w:color="FFFFFF" w:sz="0"/>
+              <w:bottom w:val="none" w:color="FFFFFF" w:sz="0"/>
+              <w:right w:val="none" w:color="FFFFFF" w:sz="0"/>
+            </w:tcBorders>
+            <w:shd w:fill="EAF5F1" w:color="auto" w:val="clear"/>
+            <w:tcMar>
+              <w:top w:type="dxa" w:w="160"/>
+              <w:left w:type="dxa" w:w="240"/>
+              <w:bottom w:type="dxa" w:w="160"/>
+              <w:right w:type="dxa" w:w="240"/>
+            </w:tcMar>
+          </w:tcPr>
+          <w:p>
+            <w:pPr>
+              <w:keepNext/>
+              <w:spacing w:after="120"/>
+            </w:pPr>
+            <w:r>
+              <w:rPr>
+                <w:rFonts w:ascii="Arial" w:cs="Arial" w:eastAsia="Arial" w:hAnsi="Arial"/>
+                <w:b/>
+                <w:bCs/>
+                <w:color w:val="FFFFFF"/>
+                <w:sz w:val="18"/>
+                <w:szCs w:val="18"/>
+                <w:shd w:fill="2E3A67" w:color="auto" w:val="clear"/>
+              </w:rPr>
               <w:t xml:space="preserve">  CÂU LỆNH ĐỂ SAO CHÉP ·   </w:t>
             </w:r>
           </w:p>
@@ -1749,7 +1749,7 @@
           <w:sz w:val="21"/>
           <w:szCs w:val="21"/>
         </w:rPr>
-        <w:t xml:space="preserve">   (sách, trang 21)</w:t>
+        <w:t xml:space="preserve">   (sách, trang 22)</w:t>
       </w:r>
     </w:p>
     <w:tbl>
@@ -1919,184 +1919,6 @@
           <w:szCs w:val="28"/>
         </w:rPr>
         <w:t xml:space="preserve">Bài 9 · Nhờ AI soạn bài giảng và tìm học liệu</w:t>
-      </w:r>
-      <w:r>
-        <w:rPr>
-          <w:rFonts w:ascii="Arial" w:cs="Arial" w:eastAsia="Arial" w:hAnsi="Arial"/>
-          <w:color w:val="55607F"/>
-          <w:sz w:val="21"/>
-          <w:szCs w:val="21"/>
-        </w:rPr>
-        <w:t xml:space="preserve">   (sách, trang 23)</w:t>
-      </w:r>
-    </w:p>
-    <w:tbl>
-      <w:tblPr>
-        <w:tblW w:type="dxa" w:w="9638"/>
-        <w:tblBorders>
-          <w:top w:val="single" w:color="auto" w:sz="4"/>
-          <w:left w:val="single" w:color="auto" w:sz="4"/>
-          <w:bottom w:val="single" w:color="auto" w:sz="4"/>
-          <w:right w:val="single" w:color="auto" w:sz="4"/>
-          <w:insideH w:val="single" w:color="auto" w:sz="4"/>
-          <w:insideV w:val="single" w:color="auto" w:sz="4"/>
-        </w:tblBorders>
-      </w:tblPr>
-      <w:tblGrid>
-        <w:gridCol w:w="9638"/>
-      </w:tblGrid>
-      <w:tr>
-        <w:trPr>
-          <w:cantSplit/>
-        </w:trPr>
-        <w:tc>
-          <w:tcPr>
-            <w:tcW w:type="dxa" w:w="9638"/>
-            <w:tcBorders>
-              <w:top w:val="none" w:color="FFFFFF" w:sz="0"/>
-              <w:left w:val="none" w:color="FFFFFF" w:sz="0"/>
-              <w:bottom w:val="none" w:color="FFFFFF" w:sz="0"/>
-              <w:right w:val="none" w:color="FFFFFF" w:sz="0"/>
-            </w:tcBorders>
-            <w:shd w:fill="EAF5F1" w:color="auto" w:val="clear"/>
-            <w:tcMar>
-              <w:top w:type="dxa" w:w="160"/>
-              <w:left w:type="dxa" w:w="240"/>
-              <w:bottom w:type="dxa" w:w="160"/>
-              <w:right w:type="dxa" w:w="240"/>
-            </w:tcMar>
-          </w:tcPr>
-          <w:p>
-            <w:pPr>
-              <w:keepNext/>
-              <w:spacing w:after="120"/>
-            </w:pPr>
-            <w:r>
-              <w:rPr>
-                <w:rFonts w:ascii="Arial" w:cs="Arial" w:eastAsia="Arial" w:hAnsi="Arial"/>
-                <w:b/>
-                <w:bCs/>
-                <w:color w:val="FFFFFF"/>
-                <w:sz w:val="18"/>
-                <w:szCs w:val="18"/>
-                <w:shd w:fill="2E3A67" w:color="auto" w:val="clear"/>
-              </w:rPr>
-              <w:t xml:space="preserve">  CÂU LỆNH ĐỂ SAO CHÉP · SOẠN BÀI GIẢNG 10 SLIDE  </w:t>
-            </w:r>
-          </w:p>
-          <w:p>
-            <w:pPr>
-              <w:spacing w:after="70" w:line="300"/>
-            </w:pPr>
-            <w:r>
-              <w:rPr>
-                <w:rFonts w:ascii="Arial" w:cs="Arial" w:eastAsia="Arial" w:hAnsi="Arial"/>
-                <w:color w:val="2E3A67"/>
-                <w:sz w:val="22"/>
-                <w:szCs w:val="22"/>
-              </w:rPr>
-              <w:t xml:space="preserve">Bạn là giáo viên tiểu học và đang soạn một bài giảng môn Địa lý cho HS lớp 4 về chủ đề "Thiên nhiên vùng Nam Bộ". Bài giảng gồm 10 slide, trong đó bao gồm: mục tiêu bài học, nội dung kiến thức, 5 câu hỏi Quiz củng cố bài (có đáp án kèm theo). Trong đó cần có 1 hoạt động nhóm 7 phút tìm hiểu về cách bảo vệ tài nguyên thiên nhiên vùng Nam Bộ.</w:t>
-            </w:r>
-          </w:p>
-        </w:tc>
-      </w:tr>
-    </w:tbl>
-    <w:p>
-      <w:pPr>
-        <w:spacing w:after="180"/>
-      </w:pPr>
-    </w:p>
-    <w:tbl>
-      <w:tblPr>
-        <w:tblW w:type="dxa" w:w="9638"/>
-        <w:tblBorders>
-          <w:top w:val="single" w:color="auto" w:sz="4"/>
-          <w:left w:val="single" w:color="auto" w:sz="4"/>
-          <w:bottom w:val="single" w:color="auto" w:sz="4"/>
-          <w:right w:val="single" w:color="auto" w:sz="4"/>
-          <w:insideH w:val="single" w:color="auto" w:sz="4"/>
-          <w:insideV w:val="single" w:color="auto" w:sz="4"/>
-        </w:tblBorders>
-      </w:tblPr>
-      <w:tblGrid>
-        <w:gridCol w:w="9638"/>
-      </w:tblGrid>
-      <w:tr>
-        <w:trPr>
-          <w:cantSplit/>
-        </w:trPr>
-        <w:tc>
-          <w:tcPr>
-            <w:tcW w:type="dxa" w:w="9638"/>
-            <w:tcBorders>
-              <w:top w:val="none" w:color="FFFFFF" w:sz="0"/>
-              <w:left w:val="none" w:color="FFFFFF" w:sz="0"/>
-              <w:bottom w:val="none" w:color="FFFFFF" w:sz="0"/>
-              <w:right w:val="none" w:color="FFFFFF" w:sz="0"/>
-            </w:tcBorders>
-            <w:shd w:fill="EAF5F1" w:color="auto" w:val="clear"/>
-            <w:tcMar>
-              <w:top w:type="dxa" w:w="160"/>
-              <w:left w:type="dxa" w:w="240"/>
-              <w:bottom w:type="dxa" w:w="160"/>
-              <w:right w:type="dxa" w:w="240"/>
-            </w:tcMar>
-          </w:tcPr>
-          <w:p>
-            <w:pPr>
-              <w:keepNext/>
-              <w:spacing w:after="120"/>
-            </w:pPr>
-            <w:r>
-              <w:rPr>
-                <w:rFonts w:ascii="Arial" w:cs="Arial" w:eastAsia="Arial" w:hAnsi="Arial"/>
-                <w:b/>
-                <w:bCs/>
-                <w:color w:val="FFFFFF"/>
-                <w:sz w:val="18"/>
-                <w:szCs w:val="18"/>
-                <w:shd w:fill="2E3A67" w:color="auto" w:val="clear"/>
-              </w:rPr>
-              <w:t xml:space="preserve">  CÂU LỆNH ĐỂ SAO CHÉP · TÌM HỌC LIỆU ĐA DẠNG  </w:t>
-            </w:r>
-          </w:p>
-          <w:p>
-            <w:pPr>
-              <w:spacing w:after="70" w:line="300"/>
-            </w:pPr>
-            <w:r>
-              <w:rPr>
-                <w:rFonts w:ascii="Arial" w:cs="Arial" w:eastAsia="Arial" w:hAnsi="Arial"/>
-                <w:color w:val="2E3A67"/>
-                <w:sz w:val="22"/>
-                <w:szCs w:val="22"/>
-              </w:rPr>
-              <w:t xml:space="preserve">Tôi là giáo viên và đang xây dựng một khóa học online trên Teams về Hệ mặt trời dành cho học sinh lớp 4. Hãy giúp tôi tìm các loại học liệu đa dạng để cung cấp kiến thức cho học sinh, bao gồm video, bài đọc, website, bài hát và truyện tranh.</w:t>
-            </w:r>
-          </w:p>
-        </w:tc>
-      </w:tr>
-    </w:tbl>
-    <w:p>
-      <w:pPr>
-        <w:spacing w:after="180"/>
-      </w:pPr>
-    </w:p>
-    <w:p>
-      <w:pPr>
-        <w:keepNext/>
-        <w:spacing w:after="120" w:before="300"/>
-      </w:pPr>
-      <w:r>
-        <w:rPr>
-          <w:rFonts w:ascii="Arial" w:cs="Arial" w:eastAsia="Arial" w:hAnsi="Arial"/>
-          <w:b/>
-          <w:bCs/>
-          <w:color w:val="2E3A67"/>
-          <w:sz w:val="28"/>
-          <w:szCs w:val="28"/>
-        </w:rPr>
-        <w:t xml:space="preserve">Bài 10 · Mô hình TPACK</w:t>
       </w:r>
       <w:r>
         <w:rPr>
@@ -2159,63 +1981,21 @@
                 <w:szCs w:val="18"/>
                 <w:shd w:fill="2E3A67" w:color="auto" w:val="clear"/>
               </w:rPr>
-              <w:t xml:space="preserve">  CÂU LỆNH ĐỂ SAO CHÉP · TPACK (KHOA HỌC LỚP 4)  </w:t>
-            </w:r>
-          </w:p>
-          <w:p>
-            <w:pPr>
-              <w:spacing w:after="70" w:line="300"/>
-            </w:pPr>
-            <w:r>
-              <w:rPr>
-                <w:rFonts w:ascii="Arial" w:cs="Arial" w:eastAsia="Arial" w:hAnsi="Arial"/>
-                <w:color w:val="2E3A67"/>
-                <w:sz w:val="22"/>
-                <w:szCs w:val="22"/>
-              </w:rPr>
-              <w:t xml:space="preserve">Bạn là một giáo viên giỏi với nhiều năm kinh nghiệm, hãy giúp tôi đề xuất các ý tưởng theo mô hình TPACK để dạy bài Vòng tuần hoàn của nước, trong chương trình môn Khoa học cho học sinh lớp 4 theo các kiến thức sau đây:</w:t>
-            </w:r>
-          </w:p>
-          <w:p>
-            <w:pPr>
-              <w:spacing w:after="70" w:line="300"/>
-            </w:pPr>
-            <w:r>
-              <w:rPr>
-                <w:rFonts w:ascii="Arial" w:cs="Arial" w:eastAsia="Arial" w:hAnsi="Arial"/>
-                <w:color w:val="2E3A67"/>
-                <w:sz w:val="22"/>
-                <w:szCs w:val="22"/>
-              </w:rPr>
-              <w:t xml:space="preserve">- Kiến Thức Nội Dung (CK): Chủ đề vòng tuần hoàn của nước trong tự nhiên</w:t>
-            </w:r>
-          </w:p>
-          <w:p>
-            <w:pPr>
-              <w:spacing w:after="70" w:line="300"/>
-            </w:pPr>
-            <w:r>
-              <w:rPr>
-                <w:rFonts w:ascii="Arial" w:cs="Arial" w:eastAsia="Arial" w:hAnsi="Arial"/>
-                <w:color w:val="2E3A67"/>
-                <w:sz w:val="22"/>
-                <w:szCs w:val="22"/>
-              </w:rPr>
-              <w:t xml:space="preserve">- Kiến Thức Sư Phạm (PK): dạy học dự án, khuyến khích học sinh khám phá chủ đề, hiểu và có khả năng tự vẽ được vòng tuần hoàn của nước trong tự nhiên.</w:t>
-            </w:r>
-          </w:p>
-          <w:p>
-            <w:pPr>
-              <w:spacing w:after="70" w:line="300"/>
-            </w:pPr>
-            <w:r>
-              <w:rPr>
-                <w:rFonts w:ascii="Arial" w:cs="Arial" w:eastAsia="Arial" w:hAnsi="Arial"/>
-                <w:color w:val="2E3A67"/>
-                <w:sz w:val="22"/>
-                <w:szCs w:val="22"/>
-              </w:rPr>
-              <w:t xml:space="preserve">- Kiến Thức Công Nghệ (TK): Công cụ Generative AI hỗ trợ trình bày sản phẩm</w:t>
+              <w:t xml:space="preserve">  CÂU LỆNH ĐỂ SAO CHÉP · SOẠN BÀI GIẢNG 10 SLIDE  </w:t>
+            </w:r>
+          </w:p>
+          <w:p>
+            <w:pPr>
+              <w:spacing w:after="70" w:line="300"/>
+            </w:pPr>
+            <w:r>
+              <w:rPr>
+                <w:rFonts w:ascii="Arial" w:cs="Arial" w:eastAsia="Arial" w:hAnsi="Arial"/>
+                <w:color w:val="2E3A67"/>
+                <w:sz w:val="22"/>
+                <w:szCs w:val="22"/>
+              </w:rPr>
+              <w:t xml:space="preserve">Bạn là giáo viên tiểu học và đang soạn một bài giảng môn Địa lý cho HS lớp 4 về chủ đề "Thiên nhiên vùng Nam Bộ". Bài giảng gồm 10 slide, trong đó bao gồm: mục tiêu bài học, nội dung kiến thức, 5 câu hỏi Quiz củng cố bài (có đáp án kèm theo). Trong đó cần có 1 hoạt động nhóm 7 phút tìm hiểu về cách bảo vệ tài nguyên thiên nhiên vùng Nam Bộ.</w:t>
             </w:r>
           </w:p>
         </w:tc>
@@ -2277,63 +2057,21 @@
                 <w:szCs w:val="18"/>
                 <w:shd w:fill="2E3A67" w:color="auto" w:val="clear"/>
               </w:rPr>
-              <w:t xml:space="preserve">  CÂU LỆNH ĐỂ SAO CHÉP · PROMPT CHI TIẾT (NGỮ VĂN LỚP 8). PHẦN TRONG [ ] LÀ CHỖ THẦY CÔ THAY  </w:t>
-            </w:r>
-          </w:p>
-          <w:p>
-            <w:pPr>
-              <w:spacing w:after="70" w:line="300"/>
-            </w:pPr>
-            <w:r>
-              <w:rPr>
-                <w:rFonts w:ascii="Arial" w:cs="Arial" w:eastAsia="Arial" w:hAnsi="Arial"/>
-                <w:color w:val="2E3A67"/>
-                <w:sz w:val="22"/>
-                <w:szCs w:val="22"/>
-              </w:rPr>
-              <w:t xml:space="preserve">Bạn là một giáo viên giỏi với nhiều năm kinh nghiệm, hãy giúp tôi đề xuất các ý tưởng theo mô hình TPACK để dạy bài ["Lão Hạc" của Nam Cao] cho [học sinh lớp 8] theo các kiến thức sau đây:</w:t>
-            </w:r>
-          </w:p>
-          <w:p>
-            <w:pPr>
-              <w:spacing w:after="70" w:line="300"/>
-            </w:pPr>
-            <w:r>
-              <w:rPr>
-                <w:rFonts w:ascii="Arial" w:cs="Arial" w:eastAsia="Arial" w:hAnsi="Arial"/>
-                <w:color w:val="2E3A67"/>
-                <w:sz w:val="22"/>
-                <w:szCs w:val="22"/>
-              </w:rPr>
-              <w:t xml:space="preserve">- Kiến Thức Nội Dung (CK): Chủ đề: Phân tích tác phẩm "Lão Hạc" của Nam Cao</w:t>
-            </w:r>
-          </w:p>
-          <w:p>
-            <w:pPr>
-              <w:spacing w:after="70" w:line="300"/>
-            </w:pPr>
-            <w:r>
-              <w:rPr>
-                <w:rFonts w:ascii="Arial" w:cs="Arial" w:eastAsia="Arial" w:hAnsi="Arial"/>
-                <w:color w:val="2E3A67"/>
-                <w:sz w:val="22"/>
-                <w:szCs w:val="22"/>
-              </w:rPr>
-              <w:t xml:space="preserve">- Kiến Thức Sư Phạm (PK): Chiến lược giảng dạy là khuyến khích học sinh khám phá chủ đề, phát triển nhân vật và ngôn ngữ qua thảo luận và dự án sáng tạo.</w:t>
-            </w:r>
-          </w:p>
-          <w:p>
-            <w:pPr>
-              <w:spacing w:after="70" w:line="300"/>
-            </w:pPr>
-            <w:r>
-              <w:rPr>
-                <w:rFonts w:ascii="Arial" w:cs="Arial" w:eastAsia="Arial" w:hAnsi="Arial"/>
-                <w:color w:val="2E3A67"/>
-                <w:sz w:val="22"/>
-                <w:szCs w:val="22"/>
-              </w:rPr>
-              <w:t xml:space="preserve">- Kiến Thức Công Nghệ (TK): Công cụ: Generative AI hỗ trợ viết sáng tạo và trình bày sản phẩm.</w:t>
+              <w:t xml:space="preserve">  CÂU LỆNH ĐỂ SAO CHÉP · TÌM HỌC LIỆU ĐA DẠNG  </w:t>
+            </w:r>
+          </w:p>
+          <w:p>
+            <w:pPr>
+              <w:spacing w:after="70" w:line="300"/>
+            </w:pPr>
+            <w:r>
+              <w:rPr>
+                <w:rFonts w:ascii="Arial" w:cs="Arial" w:eastAsia="Arial" w:hAnsi="Arial"/>
+                <w:color w:val="2E3A67"/>
+                <w:sz w:val="22"/>
+                <w:szCs w:val="22"/>
+              </w:rPr>
+              <w:t xml:space="preserve">Tôi là giáo viên và đang xây dựng một khóa học online trên Teams về Hệ mặt trời dành cho học sinh lớp 4. Hãy giúp tôi tìm các loại học liệu đa dạng để cung cấp kiến thức cho học sinh, bao gồm video, bài đọc, website, bài hát và truyện tranh.</w:t>
             </w:r>
           </w:p>
         </w:tc>
@@ -2358,7 +2096,7 @@
           <w:sz w:val="28"/>
           <w:szCs w:val="28"/>
         </w:rPr>
-        <w:t xml:space="preserve">Bài 11 · Kế hoạch bài dạy theo kỹ thuật dạy học tích cực</w:t>
+        <w:t xml:space="preserve">Bài 10 · Mô hình TPACK</w:t>
       </w:r>
       <w:r>
         <w:rPr>
@@ -2367,7 +2105,7 @@
           <w:sz w:val="21"/>
           <w:szCs w:val="21"/>
         </w:rPr>
-        <w:t xml:space="preserve">   (sách, trang 27)</w:t>
+        <w:t xml:space="preserve">   (sách, trang 25)</w:t>
       </w:r>
     </w:p>
     <w:tbl>
@@ -2421,21 +2159,63 @@
                 <w:szCs w:val="18"/>
                 <w:shd w:fill="2E3A67" w:color="auto" w:val="clear"/>
               </w:rPr>
-              <w:t xml:space="preserve">  CÂU LỆNH ĐỂ SAO CHÉP ·   </w:t>
-            </w:r>
-          </w:p>
-          <w:p>
-            <w:pPr>
-              <w:spacing w:after="70" w:line="300"/>
-            </w:pPr>
-            <w:r>
-              <w:rPr>
-                <w:rFonts w:ascii="Arial" w:cs="Arial" w:eastAsia="Arial" w:hAnsi="Arial"/>
-                <w:color w:val="2E3A67"/>
-                <w:sz w:val="22"/>
-                <w:szCs w:val="22"/>
-              </w:rPr>
-              <w:t xml:space="preserve">Thiết kế một giáo án bài học 90 phút theo chủ đề xoay quanh chủ đề 'Khám phá Hệ sinh thái'. Nhóm học sinh mục tiêu của bạn là lớp 5. Cách tiếp cận nên nhấn mạnh vào việc khám phá thực hành, học tập hợp tác và có ứng dụng KỸ THUẬT GÓC TRẠM</w:t>
+              <w:t xml:space="preserve">  CÂU LỆNH ĐỂ SAO CHÉP · TPACK (KHOA HỌC LỚP 4)  </w:t>
+            </w:r>
+          </w:p>
+          <w:p>
+            <w:pPr>
+              <w:spacing w:after="70" w:line="300"/>
+            </w:pPr>
+            <w:r>
+              <w:rPr>
+                <w:rFonts w:ascii="Arial" w:cs="Arial" w:eastAsia="Arial" w:hAnsi="Arial"/>
+                <w:color w:val="2E3A67"/>
+                <w:sz w:val="22"/>
+                <w:szCs w:val="22"/>
+              </w:rPr>
+              <w:t xml:space="preserve">Bạn là một giáo viên giỏi với nhiều năm kinh nghiệm, hãy giúp tôi đề xuất các ý tưởng theo mô hình TPACK để dạy bài Vòng tuần hoàn của nước, trong chương trình môn Khoa học cho học sinh lớp 4 theo các kiến thức sau đây:</w:t>
+            </w:r>
+          </w:p>
+          <w:p>
+            <w:pPr>
+              <w:spacing w:after="70" w:line="300"/>
+            </w:pPr>
+            <w:r>
+              <w:rPr>
+                <w:rFonts w:ascii="Arial" w:cs="Arial" w:eastAsia="Arial" w:hAnsi="Arial"/>
+                <w:color w:val="2E3A67"/>
+                <w:sz w:val="22"/>
+                <w:szCs w:val="22"/>
+              </w:rPr>
+              <w:t xml:space="preserve">- Kiến Thức Nội Dung (CK): Chủ đề vòng tuần hoàn của nước trong tự nhiên</w:t>
+            </w:r>
+          </w:p>
+          <w:p>
+            <w:pPr>
+              <w:spacing w:after="70" w:line="300"/>
+            </w:pPr>
+            <w:r>
+              <w:rPr>
+                <w:rFonts w:ascii="Arial" w:cs="Arial" w:eastAsia="Arial" w:hAnsi="Arial"/>
+                <w:color w:val="2E3A67"/>
+                <w:sz w:val="22"/>
+                <w:szCs w:val="22"/>
+              </w:rPr>
+              <w:t xml:space="preserve">- Kiến Thức Sư Phạm (PK): dạy học dự án, khuyến khích học sinh khám phá chủ đề, hiểu và có khả năng tự vẽ được vòng tuần hoàn của nước trong tự nhiên.</w:t>
+            </w:r>
+          </w:p>
+          <w:p>
+            <w:pPr>
+              <w:spacing w:after="70" w:line="300"/>
+            </w:pPr>
+            <w:r>
+              <w:rPr>
+                <w:rFonts w:ascii="Arial" w:cs="Arial" w:eastAsia="Arial" w:hAnsi="Arial"/>
+                <w:color w:val="2E3A67"/>
+                <w:sz w:val="22"/>
+                <w:szCs w:val="22"/>
+              </w:rPr>
+              <w:t xml:space="preserve">- Kiến Thức Công Nghệ (TK): Công cụ Generative AI hỗ trợ trình bày sản phẩm</w:t>
             </w:r>
           </w:p>
         </w:tc>
@@ -2459,8 +2239,7 @@
         </w:tblBorders>
       </w:tblPr>
       <w:tblGrid>
-        <w:gridCol w:w="1700"/>
-        <w:gridCol w:w="7938"/>
+        <w:gridCol w:w="9638"/>
       </w:tblGrid>
       <w:tr>
         <w:trPr>
@@ -2469,24 +2248,24 @@
         <w:tc>
           <w:tcPr>
             <w:tcW w:type="dxa" w:w="9638"/>
-            <w:gridSpan w:val="2"/>
             <w:tcBorders>
               <w:top w:val="none" w:color="FFFFFF" w:sz="0"/>
               <w:left w:val="none" w:color="FFFFFF" w:sz="0"/>
               <w:bottom w:val="none" w:color="FFFFFF" w:sz="0"/>
               <w:right w:val="none" w:color="FFFFFF" w:sz="0"/>
             </w:tcBorders>
-            <w:shd w:fill="2E3A67" w:color="auto" w:val="clear"/>
-            <w:tcMar>
-              <w:top w:type="dxa" w:w="100"/>
-              <w:left w:type="dxa" w:w="200"/>
-              <w:bottom w:type="dxa" w:w="100"/>
-              <w:right w:type="dxa" w:w="200"/>
+            <w:shd w:fill="EAF5F1" w:color="auto" w:val="clear"/>
+            <w:tcMar>
+              <w:top w:type="dxa" w:w="160"/>
+              <w:left w:type="dxa" w:w="240"/>
+              <w:bottom w:type="dxa" w:w="160"/>
+              <w:right w:type="dxa" w:w="240"/>
             </w:tcMar>
           </w:tcPr>
           <w:p>
             <w:pPr>
               <w:keepNext/>
+              <w:spacing w:after="120"/>
             </w:pPr>
             <w:r>
               <w:rPr>
@@ -2494,229 +2273,67 @@
                 <w:b/>
                 <w:bCs/>
                 <w:color w:val="FFFFFF"/>
-                <w:sz w:val="19"/>
-                <w:szCs w:val="19"/>
-              </w:rPr>
-              <w:t xml:space="preserve">ĐỔI CHO LỚP CỦA THẦY CÔ: chọn đúng dòng cấp học của mình rồi sao chép</w:t>
-            </w:r>
-          </w:p>
-        </w:tc>
-      </w:tr>
-      <w:tr>
-        <w:trPr>
-          <w:cantSplit/>
-        </w:trPr>
-        <w:tc>
-          <w:tcPr>
-            <w:tcW w:type="dxa" w:w="1700"/>
-            <w:tcBorders>
-              <w:top w:val="none" w:color="FFFFFF" w:sz="0"/>
-              <w:left w:val="none" w:color="FFFFFF" w:sz="0"/>
-              <w:bottom w:val="single" w:color="FFFFFF" w:sz="8"/>
-              <w:right w:val="none" w:color="FFFFFF" w:sz="0"/>
-            </w:tcBorders>
-            <w:shd w:fill="CFE8E0" w:color="auto" w:val="clear"/>
-            <w:tcMar>
-              <w:top w:type="dxa" w:w="120"/>
-              <w:left w:type="dxa" w:w="200"/>
-              <w:bottom w:type="dxa" w:w="120"/>
-              <w:right w:type="dxa" w:w="120"/>
-            </w:tcMar>
-            <w:vAlign w:val="center"/>
-          </w:tcPr>
-          <w:p>
-            <w:pPr>
-              <w:keepNext/>
-            </w:pPr>
-            <w:r>
-              <w:rPr>
-                <w:rFonts w:ascii="Arial" w:cs="Arial" w:eastAsia="Arial" w:hAnsi="Arial"/>
-                <w:b/>
-                <w:bCs/>
-                <w:color w:val="2E3A67"/>
-                <w:sz w:val="21"/>
-                <w:szCs w:val="21"/>
-              </w:rPr>
-              <w:t xml:space="preserve">Mầm non</w:t>
-            </w:r>
-          </w:p>
-        </w:tc>
-        <w:tc>
-          <w:tcPr>
-            <w:tcW w:type="dxa" w:w="7938"/>
-            <w:tcBorders>
-              <w:top w:val="none" w:color="FFFFFF" w:sz="0"/>
-              <w:left w:val="none" w:color="FFFFFF" w:sz="0"/>
-              <w:bottom w:val="single" w:color="FFFFFF" w:sz="8"/>
-              <w:right w:val="none" w:color="FFFFFF" w:sz="0"/>
-            </w:tcBorders>
-            <w:shd w:fill="EAF5F1" w:color="auto" w:val="clear"/>
-            <w:tcMar>
-              <w:top w:type="dxa" w:w="120"/>
-              <w:left w:type="dxa" w:w="200"/>
-              <w:bottom w:type="dxa" w:w="120"/>
-              <w:right w:type="dxa" w:w="200"/>
-            </w:tcMar>
-          </w:tcPr>
-          <w:p>
-            <w:pPr>
-              <w:keepNext/>
-              <w:spacing w:line="300"/>
-            </w:pPr>
-            <w:r>
-              <w:rPr>
-                <w:rFonts w:ascii="Arial" w:cs="Arial" w:eastAsia="Arial" w:hAnsi="Arial"/>
-                <w:color w:val="2E3A67"/>
-                <w:sz w:val="21"/>
-                <w:szCs w:val="21"/>
-              </w:rPr>
-              <w:t xml:space="preserve">Thiết kế một hoạt động 30 phút chủ đề "Các con vật nuôi trong gia đình" cho trẻ 4-5 tuổi, tổ chức theo 4 góc chơi: góc xây dựng, góc nghệ thuật, góc sách, góc phân vai.</w:t>
-            </w:r>
-          </w:p>
-        </w:tc>
-      </w:tr>
-      <w:tr>
-        <w:trPr>
-          <w:cantSplit/>
-        </w:trPr>
-        <w:tc>
-          <w:tcPr>
-            <w:tcW w:type="dxa" w:w="1700"/>
-            <w:tcBorders>
-              <w:top w:val="none" w:color="FFFFFF" w:sz="0"/>
-              <w:left w:val="none" w:color="FFFFFF" w:sz="0"/>
-              <w:bottom w:val="single" w:color="FFFFFF" w:sz="8"/>
-              <w:right w:val="none" w:color="FFFFFF" w:sz="0"/>
-            </w:tcBorders>
-            <w:shd w:fill="CFE8E0" w:color="auto" w:val="clear"/>
-            <w:tcMar>
-              <w:top w:type="dxa" w:w="120"/>
-              <w:left w:type="dxa" w:w="200"/>
-              <w:bottom w:type="dxa" w:w="120"/>
-              <w:right w:type="dxa" w:w="120"/>
-            </w:tcMar>
-            <w:vAlign w:val="center"/>
-          </w:tcPr>
-          <w:p>
-            <w:pPr>
-              <w:keepNext/>
-            </w:pPr>
-            <w:r>
-              <w:rPr>
-                <w:rFonts w:ascii="Arial" w:cs="Arial" w:eastAsia="Arial" w:hAnsi="Arial"/>
-                <w:b/>
-                <w:bCs/>
-                <w:color w:val="2E3A67"/>
-                <w:sz w:val="21"/>
-                <w:szCs w:val="21"/>
-              </w:rPr>
-              <w:t xml:space="preserve">Tiểu học</w:t>
-            </w:r>
-          </w:p>
-        </w:tc>
-        <w:tc>
-          <w:tcPr>
-            <w:tcW w:type="dxa" w:w="7938"/>
-            <w:tcBorders>
-              <w:top w:val="none" w:color="FFFFFF" w:sz="0"/>
-              <w:left w:val="none" w:color="FFFFFF" w:sz="0"/>
-              <w:bottom w:val="single" w:color="FFFFFF" w:sz="8"/>
-              <w:right w:val="none" w:color="FFFFFF" w:sz="0"/>
-            </w:tcBorders>
-            <w:shd w:fill="EAF5F1" w:color="auto" w:val="clear"/>
-            <w:tcMar>
-              <w:top w:type="dxa" w:w="120"/>
-              <w:left w:type="dxa" w:w="200"/>
-              <w:bottom w:type="dxa" w:w="120"/>
-              <w:right w:type="dxa" w:w="200"/>
-            </w:tcMar>
-          </w:tcPr>
-          <w:p>
-            <w:pPr>
-              <w:keepNext/>
-              <w:spacing w:line="300"/>
-            </w:pPr>
-            <w:r>
-              <w:rPr>
-                <w:rFonts w:ascii="Arial" w:cs="Arial" w:eastAsia="Arial" w:hAnsi="Arial"/>
-                <w:color w:val="2E3A67"/>
-                <w:sz w:val="21"/>
-                <w:szCs w:val="21"/>
-              </w:rPr>
-              <w:t xml:space="preserve">Dùng nguyên câu lệnh gốc cho lớp 5. Có thể đổi thời lượng thành 70 phút (2 tiết).</w:t>
-            </w:r>
-          </w:p>
-        </w:tc>
-      </w:tr>
-      <w:tr>
-        <w:trPr>
-          <w:cantSplit/>
-        </w:trPr>
-        <w:tc>
-          <w:tcPr>
-            <w:tcW w:type="dxa" w:w="1700"/>
-            <w:tcBorders>
-              <w:top w:val="none" w:color="FFFFFF" w:sz="0"/>
-              <w:left w:val="none" w:color="FFFFFF" w:sz="0"/>
-              <w:bottom w:val="single" w:color="FFFFFF" w:sz="8"/>
-              <w:right w:val="none" w:color="FFFFFF" w:sz="0"/>
-            </w:tcBorders>
-            <w:shd w:fill="CFE8E0" w:color="auto" w:val="clear"/>
-            <w:tcMar>
-              <w:top w:type="dxa" w:w="120"/>
-              <w:left w:type="dxa" w:w="200"/>
-              <w:bottom w:type="dxa" w:w="120"/>
-              <w:right w:type="dxa" w:w="120"/>
-            </w:tcMar>
-            <w:vAlign w:val="center"/>
-          </w:tcPr>
-          <w:p>
-            <w:pPr>
-              <w:keepNext w:val="false"/>
-            </w:pPr>
-            <w:r>
-              <w:rPr>
-                <w:rFonts w:ascii="Arial" w:cs="Arial" w:eastAsia="Arial" w:hAnsi="Arial"/>
-                <w:b/>
-                <w:bCs/>
-                <w:color w:val="2E3A67"/>
-                <w:sz w:val="21"/>
-                <w:szCs w:val="21"/>
-              </w:rPr>
-              <w:t xml:space="preserve">THCS</w:t>
-            </w:r>
-          </w:p>
-        </w:tc>
-        <w:tc>
-          <w:tcPr>
-            <w:tcW w:type="dxa" w:w="7938"/>
-            <w:tcBorders>
-              <w:top w:val="none" w:color="FFFFFF" w:sz="0"/>
-              <w:left w:val="none" w:color="FFFFFF" w:sz="0"/>
-              <w:bottom w:val="single" w:color="FFFFFF" w:sz="8"/>
-              <w:right w:val="none" w:color="FFFFFF" w:sz="0"/>
-            </w:tcBorders>
-            <w:shd w:fill="EAF5F1" w:color="auto" w:val="clear"/>
-            <w:tcMar>
-              <w:top w:type="dxa" w:w="120"/>
-              <w:left w:type="dxa" w:w="200"/>
-              <w:bottom w:type="dxa" w:w="120"/>
-              <w:right w:type="dxa" w:w="200"/>
-            </w:tcMar>
-          </w:tcPr>
-          <w:p>
-            <w:pPr>
-              <w:keepNext w:val="false"/>
-              <w:spacing w:line="300"/>
-            </w:pPr>
-            <w:r>
-              <w:rPr>
-                <w:rFonts w:ascii="Arial" w:cs="Arial" w:eastAsia="Arial" w:hAnsi="Arial"/>
-                <w:color w:val="2E3A67"/>
-                <w:sz w:val="21"/>
-                <w:szCs w:val="21"/>
-              </w:rPr>
-              <w:t xml:space="preserve">Thiết kế một kế hoạch bài dạy 90 phút chủ đề "Hệ sinh thái" môn Khoa học tự nhiên lớp 8, có ứng dụng KỸ THUẬT GÓC TRẠM với 4 trạm.</w:t>
+                <w:sz w:val="18"/>
+                <w:szCs w:val="18"/>
+                <w:shd w:fill="2E3A67" w:color="auto" w:val="clear"/>
+              </w:rPr>
+              <w:t xml:space="preserve">  CÂU LỆNH ĐỂ SAO CHÉP · PROMPT CHI TIẾT (NGỮ VĂN LỚP 8). PHẦN TRONG [ ] LÀ CHỖ THẦY CÔ THAY  </w:t>
+            </w:r>
+          </w:p>
+          <w:p>
+            <w:pPr>
+              <w:spacing w:after="70" w:line="300"/>
+            </w:pPr>
+            <w:r>
+              <w:rPr>
+                <w:rFonts w:ascii="Arial" w:cs="Arial" w:eastAsia="Arial" w:hAnsi="Arial"/>
+                <w:color w:val="2E3A67"/>
+                <w:sz w:val="22"/>
+                <w:szCs w:val="22"/>
+              </w:rPr>
+              <w:t xml:space="preserve">Bạn là một giáo viên giỏi với nhiều năm kinh nghiệm, hãy giúp tôi đề xuất các ý tưởng theo mô hình TPACK để dạy bài ["Lão Hạc" của Nam Cao] cho [học sinh lớp 8] theo các kiến thức sau đây:</w:t>
+            </w:r>
+          </w:p>
+          <w:p>
+            <w:pPr>
+              <w:spacing w:after="70" w:line="300"/>
+            </w:pPr>
+            <w:r>
+              <w:rPr>
+                <w:rFonts w:ascii="Arial" w:cs="Arial" w:eastAsia="Arial" w:hAnsi="Arial"/>
+                <w:color w:val="2E3A67"/>
+                <w:sz w:val="22"/>
+                <w:szCs w:val="22"/>
+              </w:rPr>
+              <w:t xml:space="preserve">- Kiến Thức Nội Dung (CK): Chủ đề: Phân tích tác phẩm "Lão Hạc" của Nam Cao</w:t>
+            </w:r>
+          </w:p>
+          <w:p>
+            <w:pPr>
+              <w:spacing w:after="70" w:line="300"/>
+            </w:pPr>
+            <w:r>
+              <w:rPr>
+                <w:rFonts w:ascii="Arial" w:cs="Arial" w:eastAsia="Arial" w:hAnsi="Arial"/>
+                <w:color w:val="2E3A67"/>
+                <w:sz w:val="22"/>
+                <w:szCs w:val="22"/>
+              </w:rPr>
+              <w:t xml:space="preserve">- Kiến Thức Sư Phạm (PK): Chiến lược giảng dạy là khuyến khích học sinh khám phá chủ đề, phát triển nhân vật và ngôn ngữ qua thảo luận và dự án sáng tạo.</w:t>
+            </w:r>
+          </w:p>
+          <w:p>
+            <w:pPr>
+              <w:spacing w:after="70" w:line="300"/>
+            </w:pPr>
+            <w:r>
+              <w:rPr>
+                <w:rFonts w:ascii="Arial" w:cs="Arial" w:eastAsia="Arial" w:hAnsi="Arial"/>
+                <w:color w:val="2E3A67"/>
+                <w:sz w:val="22"/>
+                <w:szCs w:val="22"/>
+              </w:rPr>
+              <w:t xml:space="preserve">- Kiến Thức Công Nghệ (TK): Công cụ: Generative AI hỗ trợ viết sáng tạo và trình bày sản phẩm.</w:t>
             </w:r>
           </w:p>
         </w:tc>
@@ -2741,7 +2358,7 @@
           <w:sz w:val="28"/>
           <w:szCs w:val="28"/>
         </w:rPr>
-        <w:t xml:space="preserve">Bài 12 · Kế hoạch bài dạy STEM, STEAM</w:t>
+        <w:t xml:space="preserve">Bài 11 · Kế hoạch bài dạy theo kỹ thuật dạy học tích cực</w:t>
       </w:r>
       <w:r>
         <w:rPr>
@@ -2818,7 +2435,7 @@
                 <w:sz w:val="22"/>
                 <w:szCs w:val="22"/>
               </w:rPr>
-              <w:t xml:space="preserve">Thiết kế một giáo án bài dạy DIY STEM về chủ đề nam châm điện ở trường phổ thông, sử dụng Quy trình Thiết Kế Kỹ Thuật (Engineering Design Process)</w:t>
+              <w:t xml:space="preserve">Thiết kế một giáo án bài học 90 phút theo chủ đề xoay quanh chủ đề 'Khám phá Hệ sinh thái'. Nhóm học sinh mục tiêu của bạn là lớp 5. Cách tiếp cận nên nhấn mạnh vào việc khám phá thực hành, học tập hợp tác và có ứng dụng KỸ THUẬT GÓC TRẠM</w:t>
             </w:r>
           </w:p>
         </w:tc>
@@ -2953,7 +2570,7 @@
                 <w:sz w:val="21"/>
                 <w:szCs w:val="21"/>
               </w:rPr>
-              <w:t xml:space="preserve">Thiết kế một hoạt động STEAM 30 phút cho trẻ 5 tuổi: làm chiếc thuyền nổi từ vật liệu tái chế, chia thành các bước quan sát, dự đoán, làm thử, thử trên chậu nước, kể lại.</w:t>
+              <w:t xml:space="preserve">Thiết kế một hoạt động 30 phút chủ đề "Các con vật nuôi trong gia đình" cho trẻ 4-5 tuổi, tổ chức theo 4 góc chơi: góc xây dựng, góc nghệ thuật, góc sách, góc phân vai.</w:t>
             </w:r>
           </w:p>
         </w:tc>
@@ -3026,7 +2643,7 @@
                 <w:sz w:val="21"/>
                 <w:szCs w:val="21"/>
               </w:rPr>
-              <w:t xml:space="preserve">Thiết kế một giáo án bài dạy DIY STEM cho học sinh lớp 5 về chủ đề làm đèn pin đơn giản, sử dụng Quy trình Thiết Kế Kỹ Thuật (Engineering Design Process)</w:t>
+              <w:t xml:space="preserve">Dùng nguyên câu lệnh gốc cho lớp 5. Có thể đổi thời lượng thành 70 phút (2 tiết).</w:t>
             </w:r>
           </w:p>
         </w:tc>
@@ -3099,7 +2716,7 @@
                 <w:sz w:val="21"/>
                 <w:szCs w:val="21"/>
               </w:rPr>
-              <w:t xml:space="preserve">Dùng nguyên câu lệnh gốc, thêm "cho học sinh lớp 9, thời lượng 2 tiết".</w:t>
+              <w:t xml:space="preserve">Thiết kế một kế hoạch bài dạy 90 phút chủ đề "Hệ sinh thái" môn Khoa học tự nhiên lớp 8, có ứng dụng KỸ THUẬT GÓC TRẠM với 4 trạm.</w:t>
             </w:r>
           </w:p>
         </w:tc>
@@ -3124,7 +2741,7 @@
           <w:sz w:val="28"/>
           <w:szCs w:val="28"/>
         </w:rPr>
-        <w:t xml:space="preserve">Bài 13 · Đề kiểm tra tự luận (cách cơ bản)</w:t>
+        <w:t xml:space="preserve">Bài 12 · Kế hoạch bài dạy STEM, STEAM</w:t>
       </w:r>
       <w:r>
         <w:rPr>
@@ -3187,91 +2804,21 @@
                 <w:szCs w:val="18"/>
                 <w:shd w:fill="2E3A67" w:color="auto" w:val="clear"/>
               </w:rPr>
-              <w:t xml:space="preserve">  CÂU LỆNH ĐỂ SAO CHÉP · (NGỮ VĂN 12)  </w:t>
-            </w:r>
-          </w:p>
-          <w:p>
-            <w:pPr>
-              <w:spacing w:after="70" w:line="300"/>
-            </w:pPr>
-            <w:r>
-              <w:rPr>
-                <w:rFonts w:ascii="Arial" w:cs="Arial" w:eastAsia="Arial" w:hAnsi="Arial"/>
-                <w:color w:val="2E3A67"/>
-                <w:sz w:val="22"/>
-                <w:szCs w:val="22"/>
-              </w:rPr>
-              <w:t xml:space="preserve">Hãy đóng vai một giáo viên Ngữ văn giàu kinh nghiệm tại Việt Nam. Soạn thảo 03 đề thi tự luận cho học sinh lớp 12, bám sát Chương trình GDPT 2018. Các đề thi cần tập trung vào văn bản "Tây Tiến" của nhà thơ Quang Dũng.</w:t>
-            </w:r>
-          </w:p>
-          <w:p>
-            <w:pPr>
-              <w:spacing w:after="70" w:line="300"/>
-            </w:pPr>
-            <w:r>
-              <w:rPr>
-                <w:rFonts w:ascii="Arial" w:cs="Arial" w:eastAsia="Arial" w:hAnsi="Arial"/>
-                <w:color w:val="2E3A67"/>
-                <w:sz w:val="22"/>
-                <w:szCs w:val="22"/>
-              </w:rPr>
-              <w:t xml:space="preserve">Yêu cầu chi tiết:</w:t>
-            </w:r>
-          </w:p>
-          <w:p>
-            <w:pPr>
-              <w:spacing w:after="70" w:line="300"/>
-            </w:pPr>
-            <w:r>
-              <w:rPr>
-                <w:rFonts w:ascii="Arial" w:cs="Arial" w:eastAsia="Arial" w:hAnsi="Arial"/>
-                <w:color w:val="2E3A67"/>
-                <w:sz w:val="22"/>
-                <w:szCs w:val="22"/>
-              </w:rPr>
-              <w:t xml:space="preserve">Đề 1 (Mức độ Thông hiểu - Phân tích): Yêu cầu học sinh phân tích một đoạn thơ cụ thể trong bài thơ, làm nổi bật vẻ đẹp bi tráng của hình tượng người lính Tây Tiến.</w:t>
-            </w:r>
-          </w:p>
-          <w:p>
-            <w:pPr>
-              <w:spacing w:after="70" w:line="300"/>
-            </w:pPr>
-            <w:r>
-              <w:rPr>
-                <w:rFonts w:ascii="Arial" w:cs="Arial" w:eastAsia="Arial" w:hAnsi="Arial"/>
-                <w:color w:val="2E3A67"/>
-                <w:sz w:val="22"/>
-                <w:szCs w:val="22"/>
-              </w:rPr>
-              <w:t xml:space="preserve">Đề 2 (Mức độ Vận dụng - So sánh): Yêu cầu học sinh so sánh hình tượng người lính trong bài thơ "Tây Tiến" với hình tượng người lính trong bài thơ "Đồng chí" của Chính Hữu để làm rõ những điểm tương đồng và khác biệt trong cảm hứng của hai nhà thơ.</w:t>
-            </w:r>
-          </w:p>
-          <w:p>
-            <w:pPr>
-              <w:spacing w:after="70" w:line="300"/>
-            </w:pPr>
-            <w:r>
-              <w:rPr>
-                <w:rFonts w:ascii="Arial" w:cs="Arial" w:eastAsia="Arial" w:hAnsi="Arial"/>
-                <w:color w:val="2E3A67"/>
-                <w:sz w:val="22"/>
-                <w:szCs w:val="22"/>
-              </w:rPr>
-              <w:t xml:space="preserve">Đề 3 (Mức độ Vận dụng cao - Nghị luận và Liên hệ): Từ hình tượng người lính Tây Tiến, yêu cầu học sinh trình bày suy nghĩ về lý tưởng sống của thế hệ trẻ ngày nay.</w:t>
-            </w:r>
-          </w:p>
-          <w:p>
-            <w:pPr>
-              <w:spacing w:after="70" w:line="300"/>
-            </w:pPr>
-            <w:r>
-              <w:rPr>
-                <w:rFonts w:ascii="Arial" w:cs="Arial" w:eastAsia="Arial" w:hAnsi="Arial"/>
-                <w:color w:val="2E3A67"/>
-                <w:sz w:val="22"/>
-                <w:szCs w:val="22"/>
-              </w:rPr>
-              <w:t xml:space="preserve">Mỗi đề cần có gợi ý về cấu trúc và những ý chính cần đạt được.</w:t>
+              <w:t xml:space="preserve">  CÂU LỆNH ĐỂ SAO CHÉP ·   </w:t>
+            </w:r>
+          </w:p>
+          <w:p>
+            <w:pPr>
+              <w:spacing w:after="70" w:line="300"/>
+            </w:pPr>
+            <w:r>
+              <w:rPr>
+                <w:rFonts w:ascii="Arial" w:cs="Arial" w:eastAsia="Arial" w:hAnsi="Arial"/>
+                <w:color w:val="2E3A67"/>
+                <w:sz w:val="22"/>
+                <w:szCs w:val="22"/>
+              </w:rPr>
+              <w:t xml:space="preserve">Thiết kế một giáo án bài dạy DIY STEM về chủ đề nam châm điện ở trường phổ thông, sử dụng Quy trình Thiết Kế Kỹ Thuật (Engineering Design Process)</w:t>
             </w:r>
           </w:p>
         </w:tc>
@@ -3406,7 +2953,7 @@
                 <w:sz w:val="21"/>
                 <w:szCs w:val="21"/>
               </w:rPr>
-              <w:t xml:space="preserve">Không áp dụng đề thi. Có thể đổi thành: "Soạn 3 câu hỏi trò chuyện với trẻ 5 tuổi sau khi nghe truyện Tấm Cám, từ dễ đến khó".</w:t>
+              <w:t xml:space="preserve">Thiết kế một hoạt động STEAM 30 phút cho trẻ 5 tuổi: làm chiếc thuyền nổi từ vật liệu tái chế, chia thành các bước quan sát, dự đoán, làm thử, thử trên chậu nước, kể lại.</w:t>
             </w:r>
           </w:p>
         </w:tc>
@@ -3479,7 +3026,7 @@
                 <w:sz w:val="21"/>
                 <w:szCs w:val="21"/>
               </w:rPr>
-              <w:t xml:space="preserve">Giữ khung câu lệnh. Đổi thành "học sinh lớp 5", văn bản "Chiếc rễ đa tròn" và 3 đề viết đoạn văn ngắn.</w:t>
+              <w:t xml:space="preserve">Thiết kế một giáo án bài dạy DIY STEM cho học sinh lớp 5 về chủ đề làm đèn pin đơn giản, sử dụng Quy trình Thiết Kế Kỹ Thuật (Engineering Design Process)</w:t>
             </w:r>
           </w:p>
         </w:tc>
@@ -3552,7 +3099,7 @@
                 <w:sz w:val="21"/>
                 <w:szCs w:val="21"/>
               </w:rPr>
-              <w:t xml:space="preserve">Giữ khung câu lệnh. Đổi thành "học sinh lớp 9", văn bản "Đồng chí" của Chính Hữu.</w:t>
+              <w:t xml:space="preserve">Dùng nguyên câu lệnh gốc, thêm "cho học sinh lớp 9, thời lượng 2 tiết".</w:t>
             </w:r>
           </w:p>
         </w:tc>
@@ -3577,7 +3124,7 @@
           <w:sz w:val="28"/>
           <w:szCs w:val="28"/>
         </w:rPr>
-        <w:t xml:space="preserve">Bài 14 · Đề trắc nghiệm có đính kèm tài liệu</w:t>
+        <w:t xml:space="preserve">Bài 13 · Đề kiểm tra tự luận (cách cơ bản)</w:t>
       </w:r>
       <w:r>
         <w:rPr>
@@ -3640,49 +3187,372 @@
                 <w:szCs w:val="18"/>
                 <w:shd w:fill="2E3A67" w:color="auto" w:val="clear"/>
               </w:rPr>
-              <w:t xml:space="preserve">  CÂU LỆNH ĐỂ SAO CHÉP · (TIẾNG ANH TIỂU HỌC)  </w:t>
-            </w:r>
-          </w:p>
-          <w:p>
-            <w:pPr>
-              <w:spacing w:after="70" w:line="300"/>
-            </w:pPr>
-            <w:r>
-              <w:rPr>
-                <w:rFonts w:ascii="Arial" w:cs="Arial" w:eastAsia="Arial" w:hAnsi="Arial"/>
-                <w:color w:val="2E3A67"/>
-                <w:sz w:val="22"/>
-                <w:szCs w:val="22"/>
-              </w:rPr>
-              <w:t xml:space="preserve">Tôi là giáo viên tiếng Anh tiểu học, đang dạy theo sách Family and Friends 4 - Class Book. Hãy giúp tôi tạo một bài kiểm tra trắc nghiệm gồm 5 câu hỏi để ôn tập bài Unit 2 - "The Concert".</w:t>
-            </w:r>
-          </w:p>
-          <w:p>
-            <w:pPr>
-              <w:spacing w:after="70" w:line="300"/>
-            </w:pPr>
-            <w:r>
-              <w:rPr>
-                <w:rFonts w:ascii="Arial" w:cs="Arial" w:eastAsia="Arial" w:hAnsi="Arial"/>
-                <w:color w:val="2E3A67"/>
-                <w:sz w:val="22"/>
-                <w:szCs w:val="22"/>
-              </w:rPr>
-              <w:t xml:space="preserve">Các câu hỏi cần có mức độ đa dạng (dễ - trung bình - khó), mỗi câu có 4 lựa chọn A, B, C, D và chỉ có 1 đáp án đúng.</w:t>
-            </w:r>
-          </w:p>
-          <w:p>
-            <w:pPr>
-              <w:spacing w:after="70" w:line="300"/>
-            </w:pPr>
-            <w:r>
-              <w:rPr>
-                <w:rFonts w:ascii="Arial" w:cs="Arial" w:eastAsia="Arial" w:hAnsi="Arial"/>
-                <w:color w:val="2E3A67"/>
-                <w:sz w:val="22"/>
-                <w:szCs w:val="22"/>
-              </w:rPr>
-              <w:t xml:space="preserve">Tài liệu đính kèm: Sách Family and Friends 4 - Class Book</w:t>
+              <w:t xml:space="preserve">  CÂU LỆNH ĐỂ SAO CHÉP · (NGỮ VĂN 12)  </w:t>
+            </w:r>
+          </w:p>
+          <w:p>
+            <w:pPr>
+              <w:spacing w:after="70" w:line="300"/>
+            </w:pPr>
+            <w:r>
+              <w:rPr>
+                <w:rFonts w:ascii="Arial" w:cs="Arial" w:eastAsia="Arial" w:hAnsi="Arial"/>
+                <w:color w:val="2E3A67"/>
+                <w:sz w:val="22"/>
+                <w:szCs w:val="22"/>
+              </w:rPr>
+              <w:t xml:space="preserve">Hãy đóng vai một giáo viên Ngữ văn giàu kinh nghiệm tại Việt Nam. Soạn thảo 03 đề thi tự luận cho học sinh lớp 12, bám sát Chương trình GDPT 2018. Các đề thi cần tập trung vào văn bản "Tây Tiến" của nhà thơ Quang Dũng.</w:t>
+            </w:r>
+          </w:p>
+          <w:p>
+            <w:pPr>
+              <w:spacing w:after="70" w:line="300"/>
+            </w:pPr>
+            <w:r>
+              <w:rPr>
+                <w:rFonts w:ascii="Arial" w:cs="Arial" w:eastAsia="Arial" w:hAnsi="Arial"/>
+                <w:color w:val="2E3A67"/>
+                <w:sz w:val="22"/>
+                <w:szCs w:val="22"/>
+              </w:rPr>
+              <w:t xml:space="preserve">Yêu cầu chi tiết:</w:t>
+            </w:r>
+          </w:p>
+          <w:p>
+            <w:pPr>
+              <w:spacing w:after="70" w:line="300"/>
+            </w:pPr>
+            <w:r>
+              <w:rPr>
+                <w:rFonts w:ascii="Arial" w:cs="Arial" w:eastAsia="Arial" w:hAnsi="Arial"/>
+                <w:color w:val="2E3A67"/>
+                <w:sz w:val="22"/>
+                <w:szCs w:val="22"/>
+              </w:rPr>
+              <w:t xml:space="preserve">Đề 1 (Mức độ Thông hiểu - Phân tích): Yêu cầu học sinh phân tích một đoạn thơ cụ thể trong bài thơ, làm nổi bật vẻ đẹp bi tráng của hình tượng người lính Tây Tiến.</w:t>
+            </w:r>
+          </w:p>
+          <w:p>
+            <w:pPr>
+              <w:spacing w:after="70" w:line="300"/>
+            </w:pPr>
+            <w:r>
+              <w:rPr>
+                <w:rFonts w:ascii="Arial" w:cs="Arial" w:eastAsia="Arial" w:hAnsi="Arial"/>
+                <w:color w:val="2E3A67"/>
+                <w:sz w:val="22"/>
+                <w:szCs w:val="22"/>
+              </w:rPr>
+              <w:t xml:space="preserve">Đề 2 (Mức độ Vận dụng - So sánh): Yêu cầu học sinh so sánh hình tượng người lính trong bài thơ "Tây Tiến" với hình tượng người lính trong bài thơ "Đồng chí" của Chính Hữu để làm rõ những điểm tương đồng và khác biệt trong cảm hứng của hai nhà thơ.</w:t>
+            </w:r>
+          </w:p>
+          <w:p>
+            <w:pPr>
+              <w:spacing w:after="70" w:line="300"/>
+            </w:pPr>
+            <w:r>
+              <w:rPr>
+                <w:rFonts w:ascii="Arial" w:cs="Arial" w:eastAsia="Arial" w:hAnsi="Arial"/>
+                <w:color w:val="2E3A67"/>
+                <w:sz w:val="22"/>
+                <w:szCs w:val="22"/>
+              </w:rPr>
+              <w:t xml:space="preserve">Đề 3 (Mức độ Vận dụng cao - Nghị luận và Liên hệ): Từ hình tượng người lính Tây Tiến, yêu cầu học sinh trình bày suy nghĩ về lý tưởng sống của thế hệ trẻ ngày nay.</w:t>
+            </w:r>
+          </w:p>
+          <w:p>
+            <w:pPr>
+              <w:spacing w:after="70" w:line="300"/>
+            </w:pPr>
+            <w:r>
+              <w:rPr>
+                <w:rFonts w:ascii="Arial" w:cs="Arial" w:eastAsia="Arial" w:hAnsi="Arial"/>
+                <w:color w:val="2E3A67"/>
+                <w:sz w:val="22"/>
+                <w:szCs w:val="22"/>
+              </w:rPr>
+              <w:t xml:space="preserve">Mỗi đề cần có gợi ý về cấu trúc và những ý chính cần đạt được.</w:t>
+            </w:r>
+          </w:p>
+        </w:tc>
+      </w:tr>
+    </w:tbl>
+    <w:p>
+      <w:pPr>
+        <w:spacing w:after="180"/>
+      </w:pPr>
+    </w:p>
+    <w:tbl>
+      <w:tblPr>
+        <w:tblW w:type="dxa" w:w="9638"/>
+        <w:tblBorders>
+          <w:top w:val="single" w:color="auto" w:sz="4"/>
+          <w:left w:val="single" w:color="auto" w:sz="4"/>
+          <w:bottom w:val="single" w:color="auto" w:sz="4"/>
+          <w:right w:val="single" w:color="auto" w:sz="4"/>
+          <w:insideH w:val="single" w:color="auto" w:sz="4"/>
+          <w:insideV w:val="single" w:color="auto" w:sz="4"/>
+        </w:tblBorders>
+      </w:tblPr>
+      <w:tblGrid>
+        <w:gridCol w:w="1700"/>
+        <w:gridCol w:w="7938"/>
+      </w:tblGrid>
+      <w:tr>
+        <w:trPr>
+          <w:cantSplit/>
+        </w:trPr>
+        <w:tc>
+          <w:tcPr>
+            <w:tcW w:type="dxa" w:w="9638"/>
+            <w:gridSpan w:val="2"/>
+            <w:tcBorders>
+              <w:top w:val="none" w:color="FFFFFF" w:sz="0"/>
+              <w:left w:val="none" w:color="FFFFFF" w:sz="0"/>
+              <w:bottom w:val="none" w:color="FFFFFF" w:sz="0"/>
+              <w:right w:val="none" w:color="FFFFFF" w:sz="0"/>
+            </w:tcBorders>
+            <w:shd w:fill="2E3A67" w:color="auto" w:val="clear"/>
+            <w:tcMar>
+              <w:top w:type="dxa" w:w="100"/>
+              <w:left w:type="dxa" w:w="200"/>
+              <w:bottom w:type="dxa" w:w="100"/>
+              <w:right w:type="dxa" w:w="200"/>
+            </w:tcMar>
+          </w:tcPr>
+          <w:p>
+            <w:pPr>
+              <w:keepNext/>
+            </w:pPr>
+            <w:r>
+              <w:rPr>
+                <w:rFonts w:ascii="Arial" w:cs="Arial" w:eastAsia="Arial" w:hAnsi="Arial"/>
+                <w:b/>
+                <w:bCs/>
+                <w:color w:val="FFFFFF"/>
+                <w:sz w:val="19"/>
+                <w:szCs w:val="19"/>
+              </w:rPr>
+              <w:t xml:space="preserve">ĐỔI CHO LỚP CỦA THẦY CÔ: chọn đúng dòng cấp học của mình rồi sao chép</w:t>
+            </w:r>
+          </w:p>
+        </w:tc>
+      </w:tr>
+      <w:tr>
+        <w:trPr>
+          <w:cantSplit/>
+        </w:trPr>
+        <w:tc>
+          <w:tcPr>
+            <w:tcW w:type="dxa" w:w="1700"/>
+            <w:tcBorders>
+              <w:top w:val="none" w:color="FFFFFF" w:sz="0"/>
+              <w:left w:val="none" w:color="FFFFFF" w:sz="0"/>
+              <w:bottom w:val="single" w:color="FFFFFF" w:sz="8"/>
+              <w:right w:val="none" w:color="FFFFFF" w:sz="0"/>
+            </w:tcBorders>
+            <w:shd w:fill="CFE8E0" w:color="auto" w:val="clear"/>
+            <w:tcMar>
+              <w:top w:type="dxa" w:w="120"/>
+              <w:left w:type="dxa" w:w="200"/>
+              <w:bottom w:type="dxa" w:w="120"/>
+              <w:right w:type="dxa" w:w="120"/>
+            </w:tcMar>
+            <w:vAlign w:val="center"/>
+          </w:tcPr>
+          <w:p>
+            <w:pPr>
+              <w:keepNext/>
+            </w:pPr>
+            <w:r>
+              <w:rPr>
+                <w:rFonts w:ascii="Arial" w:cs="Arial" w:eastAsia="Arial" w:hAnsi="Arial"/>
+                <w:b/>
+                <w:bCs/>
+                <w:color w:val="2E3A67"/>
+                <w:sz w:val="21"/>
+                <w:szCs w:val="21"/>
+              </w:rPr>
+              <w:t xml:space="preserve">Mầm non</w:t>
+            </w:r>
+          </w:p>
+        </w:tc>
+        <w:tc>
+          <w:tcPr>
+            <w:tcW w:type="dxa" w:w="7938"/>
+            <w:tcBorders>
+              <w:top w:val="none" w:color="FFFFFF" w:sz="0"/>
+              <w:left w:val="none" w:color="FFFFFF" w:sz="0"/>
+              <w:bottom w:val="single" w:color="FFFFFF" w:sz="8"/>
+              <w:right w:val="none" w:color="FFFFFF" w:sz="0"/>
+            </w:tcBorders>
+            <w:shd w:fill="EAF5F1" w:color="auto" w:val="clear"/>
+            <w:tcMar>
+              <w:top w:type="dxa" w:w="120"/>
+              <w:left w:type="dxa" w:w="200"/>
+              <w:bottom w:type="dxa" w:w="120"/>
+              <w:right w:type="dxa" w:w="200"/>
+            </w:tcMar>
+          </w:tcPr>
+          <w:p>
+            <w:pPr>
+              <w:keepNext/>
+              <w:spacing w:line="300"/>
+            </w:pPr>
+            <w:r>
+              <w:rPr>
+                <w:rFonts w:ascii="Arial" w:cs="Arial" w:eastAsia="Arial" w:hAnsi="Arial"/>
+                <w:color w:val="2E3A67"/>
+                <w:sz w:val="21"/>
+                <w:szCs w:val="21"/>
+              </w:rPr>
+              <w:t xml:space="preserve">Không áp dụng đề thi. Có thể đổi thành: "Soạn 3 câu hỏi trò chuyện với trẻ 5 tuổi sau khi nghe truyện Tấm Cám, từ dễ đến khó".</w:t>
+            </w:r>
+          </w:p>
+        </w:tc>
+      </w:tr>
+      <w:tr>
+        <w:trPr>
+          <w:cantSplit/>
+        </w:trPr>
+        <w:tc>
+          <w:tcPr>
+            <w:tcW w:type="dxa" w:w="1700"/>
+            <w:tcBorders>
+              <w:top w:val="none" w:color="FFFFFF" w:sz="0"/>
+              <w:left w:val="none" w:color="FFFFFF" w:sz="0"/>
+              <w:bottom w:val="single" w:color="FFFFFF" w:sz="8"/>
+              <w:right w:val="none" w:color="FFFFFF" w:sz="0"/>
+            </w:tcBorders>
+            <w:shd w:fill="CFE8E0" w:color="auto" w:val="clear"/>
+            <w:tcMar>
+              <w:top w:type="dxa" w:w="120"/>
+              <w:left w:type="dxa" w:w="200"/>
+              <w:bottom w:type="dxa" w:w="120"/>
+              <w:right w:type="dxa" w:w="120"/>
+            </w:tcMar>
+            <w:vAlign w:val="center"/>
+          </w:tcPr>
+          <w:p>
+            <w:pPr>
+              <w:keepNext/>
+            </w:pPr>
+            <w:r>
+              <w:rPr>
+                <w:rFonts w:ascii="Arial" w:cs="Arial" w:eastAsia="Arial" w:hAnsi="Arial"/>
+                <w:b/>
+                <w:bCs/>
+                <w:color w:val="2E3A67"/>
+                <w:sz w:val="21"/>
+                <w:szCs w:val="21"/>
+              </w:rPr>
+              <w:t xml:space="preserve">Tiểu học</w:t>
+            </w:r>
+          </w:p>
+        </w:tc>
+        <w:tc>
+          <w:tcPr>
+            <w:tcW w:type="dxa" w:w="7938"/>
+            <w:tcBorders>
+              <w:top w:val="none" w:color="FFFFFF" w:sz="0"/>
+              <w:left w:val="none" w:color="FFFFFF" w:sz="0"/>
+              <w:bottom w:val="single" w:color="FFFFFF" w:sz="8"/>
+              <w:right w:val="none" w:color="FFFFFF" w:sz="0"/>
+            </w:tcBorders>
+            <w:shd w:fill="EAF5F1" w:color="auto" w:val="clear"/>
+            <w:tcMar>
+              <w:top w:type="dxa" w:w="120"/>
+              <w:left w:type="dxa" w:w="200"/>
+              <w:bottom w:type="dxa" w:w="120"/>
+              <w:right w:type="dxa" w:w="200"/>
+            </w:tcMar>
+          </w:tcPr>
+          <w:p>
+            <w:pPr>
+              <w:keepNext/>
+              <w:spacing w:line="300"/>
+            </w:pPr>
+            <w:r>
+              <w:rPr>
+                <w:rFonts w:ascii="Arial" w:cs="Arial" w:eastAsia="Arial" w:hAnsi="Arial"/>
+                <w:color w:val="2E3A67"/>
+                <w:sz w:val="21"/>
+                <w:szCs w:val="21"/>
+              </w:rPr>
+              <w:t xml:space="preserve">Giữ khung câu lệnh. Đổi thành "học sinh lớp 5", văn bản "Chiếc rễ đa tròn" và 3 đề viết đoạn văn ngắn.</w:t>
+            </w:r>
+          </w:p>
+        </w:tc>
+      </w:tr>
+      <w:tr>
+        <w:trPr>
+          <w:cantSplit/>
+        </w:trPr>
+        <w:tc>
+          <w:tcPr>
+            <w:tcW w:type="dxa" w:w="1700"/>
+            <w:tcBorders>
+              <w:top w:val="none" w:color="FFFFFF" w:sz="0"/>
+              <w:left w:val="none" w:color="FFFFFF" w:sz="0"/>
+              <w:bottom w:val="single" w:color="FFFFFF" w:sz="8"/>
+              <w:right w:val="none" w:color="FFFFFF" w:sz="0"/>
+            </w:tcBorders>
+            <w:shd w:fill="CFE8E0" w:color="auto" w:val="clear"/>
+            <w:tcMar>
+              <w:top w:type="dxa" w:w="120"/>
+              <w:left w:type="dxa" w:w="200"/>
+              <w:bottom w:type="dxa" w:w="120"/>
+              <w:right w:type="dxa" w:w="120"/>
+            </w:tcMar>
+            <w:vAlign w:val="center"/>
+          </w:tcPr>
+          <w:p>
+            <w:pPr>
+              <w:keepNext w:val="false"/>
+            </w:pPr>
+            <w:r>
+              <w:rPr>
+                <w:rFonts w:ascii="Arial" w:cs="Arial" w:eastAsia="Arial" w:hAnsi="Arial"/>
+                <w:b/>
+                <w:bCs/>
+                <w:color w:val="2E3A67"/>
+                <w:sz w:val="21"/>
+                <w:szCs w:val="21"/>
+              </w:rPr>
+              <w:t xml:space="preserve">THCS</w:t>
+            </w:r>
+          </w:p>
+        </w:tc>
+        <w:tc>
+          <w:tcPr>
+            <w:tcW w:type="dxa" w:w="7938"/>
+            <w:tcBorders>
+              <w:top w:val="none" w:color="FFFFFF" w:sz="0"/>
+              <w:left w:val="none" w:color="FFFFFF" w:sz="0"/>
+              <w:bottom w:val="single" w:color="FFFFFF" w:sz="8"/>
+              <w:right w:val="none" w:color="FFFFFF" w:sz="0"/>
+            </w:tcBorders>
+            <w:shd w:fill="EAF5F1" w:color="auto" w:val="clear"/>
+            <w:tcMar>
+              <w:top w:type="dxa" w:w="120"/>
+              <w:left w:type="dxa" w:w="200"/>
+              <w:bottom w:type="dxa" w:w="120"/>
+              <w:right w:type="dxa" w:w="200"/>
+            </w:tcMar>
+          </w:tcPr>
+          <w:p>
+            <w:pPr>
+              <w:keepNext w:val="false"/>
+              <w:spacing w:line="300"/>
+            </w:pPr>
+            <w:r>
+              <w:rPr>
+                <w:rFonts w:ascii="Arial" w:cs="Arial" w:eastAsia="Arial" w:hAnsi="Arial"/>
+                <w:color w:val="2E3A67"/>
+                <w:sz w:val="21"/>
+                <w:szCs w:val="21"/>
+              </w:rPr>
+              <w:t xml:space="preserve">Giữ khung câu lệnh. Đổi thành "học sinh lớp 9", văn bản "Đồng chí" của Chính Hữu.</w:t>
             </w:r>
           </w:p>
         </w:tc>
@@ -3707,7 +3577,7 @@
           <w:sz w:val="28"/>
           <w:szCs w:val="28"/>
         </w:rPr>
-        <w:t xml:space="preserve">Bài 15 · Câu lệnh nâng cao: chia 4 ngăn có tiêu đề #</w:t>
+        <w:t xml:space="preserve">Bài 14 · Đề trắc nghiệm có đính kèm tài liệu</w:t>
       </w:r>
       <w:r>
         <w:rPr>
@@ -3770,6 +3640,136 @@
                 <w:szCs w:val="18"/>
                 <w:shd w:fill="2E3A67" w:color="auto" w:val="clear"/>
               </w:rPr>
+              <w:t xml:space="preserve">  CÂU LỆNH ĐỂ SAO CHÉP · (TIẾNG ANH TIỂU HỌC)  </w:t>
+            </w:r>
+          </w:p>
+          <w:p>
+            <w:pPr>
+              <w:spacing w:after="70" w:line="300"/>
+            </w:pPr>
+            <w:r>
+              <w:rPr>
+                <w:rFonts w:ascii="Arial" w:cs="Arial" w:eastAsia="Arial" w:hAnsi="Arial"/>
+                <w:color w:val="2E3A67"/>
+                <w:sz w:val="22"/>
+                <w:szCs w:val="22"/>
+              </w:rPr>
+              <w:t xml:space="preserve">Tôi là giáo viên tiếng Anh tiểu học, đang dạy theo sách Family and Friends 4 - Class Book. Hãy giúp tôi tạo một bài kiểm tra trắc nghiệm gồm 5 câu hỏi để ôn tập bài Unit 2 - "The Concert".</w:t>
+            </w:r>
+          </w:p>
+          <w:p>
+            <w:pPr>
+              <w:spacing w:after="70" w:line="300"/>
+            </w:pPr>
+            <w:r>
+              <w:rPr>
+                <w:rFonts w:ascii="Arial" w:cs="Arial" w:eastAsia="Arial" w:hAnsi="Arial"/>
+                <w:color w:val="2E3A67"/>
+                <w:sz w:val="22"/>
+                <w:szCs w:val="22"/>
+              </w:rPr>
+              <w:t xml:space="preserve">Các câu hỏi cần có mức độ đa dạng (dễ - trung bình - khó), mỗi câu có 4 lựa chọn A, B, C, D và chỉ có 1 đáp án đúng.</w:t>
+            </w:r>
+          </w:p>
+          <w:p>
+            <w:pPr>
+              <w:spacing w:after="70" w:line="300"/>
+            </w:pPr>
+            <w:r>
+              <w:rPr>
+                <w:rFonts w:ascii="Arial" w:cs="Arial" w:eastAsia="Arial" w:hAnsi="Arial"/>
+                <w:color w:val="2E3A67"/>
+                <w:sz w:val="22"/>
+                <w:szCs w:val="22"/>
+              </w:rPr>
+              <w:t xml:space="preserve">Tài liệu đính kèm: Sách Family and Friends 4 - Class Book</w:t>
+            </w:r>
+          </w:p>
+        </w:tc>
+      </w:tr>
+    </w:tbl>
+    <w:p>
+      <w:pPr>
+        <w:spacing w:after="180"/>
+      </w:pPr>
+    </w:p>
+    <w:p>
+      <w:pPr>
+        <w:keepNext/>
+        <w:spacing w:after="120" w:before="300"/>
+      </w:pPr>
+      <w:r>
+        <w:rPr>
+          <w:rFonts w:ascii="Arial" w:cs="Arial" w:eastAsia="Arial" w:hAnsi="Arial"/>
+          <w:b/>
+          <w:bCs/>
+          <w:color w:val="2E3A67"/>
+          <w:sz w:val="28"/>
+          <w:szCs w:val="28"/>
+        </w:rPr>
+        <w:t xml:space="preserve">Bài 15 · Câu lệnh nâng cao: chia 4 ngăn có tiêu đề #</w:t>
+      </w:r>
+      <w:r>
+        <w:rPr>
+          <w:rFonts w:ascii="Arial" w:cs="Arial" w:eastAsia="Arial" w:hAnsi="Arial"/>
+          <w:color w:val="55607F"/>
+          <w:sz w:val="21"/>
+          <w:szCs w:val="21"/>
+        </w:rPr>
+        <w:t xml:space="preserve">   (sách, trang 32)</w:t>
+      </w:r>
+    </w:p>
+    <w:tbl>
+      <w:tblPr>
+        <w:tblW w:type="dxa" w:w="9638"/>
+        <w:tblBorders>
+          <w:top w:val="single" w:color="auto" w:sz="4"/>
+          <w:left w:val="single" w:color="auto" w:sz="4"/>
+          <w:bottom w:val="single" w:color="auto" w:sz="4"/>
+          <w:right w:val="single" w:color="auto" w:sz="4"/>
+          <w:insideH w:val="single" w:color="auto" w:sz="4"/>
+          <w:insideV w:val="single" w:color="auto" w:sz="4"/>
+        </w:tblBorders>
+      </w:tblPr>
+      <w:tblGrid>
+        <w:gridCol w:w="9638"/>
+      </w:tblGrid>
+      <w:tr>
+        <w:trPr>
+          <w:cantSplit/>
+        </w:trPr>
+        <w:tc>
+          <w:tcPr>
+            <w:tcW w:type="dxa" w:w="9638"/>
+            <w:tcBorders>
+              <w:top w:val="none" w:color="FFFFFF" w:sz="0"/>
+              <w:left w:val="none" w:color="FFFFFF" w:sz="0"/>
+              <w:bottom w:val="none" w:color="FFFFFF" w:sz="0"/>
+              <w:right w:val="none" w:color="FFFFFF" w:sz="0"/>
+            </w:tcBorders>
+            <w:shd w:fill="EAF5F1" w:color="auto" w:val="clear"/>
+            <w:tcMar>
+              <w:top w:type="dxa" w:w="160"/>
+              <w:left w:type="dxa" w:w="240"/>
+              <w:bottom w:type="dxa" w:w="160"/>
+              <w:right w:type="dxa" w:w="240"/>
+            </w:tcMar>
+          </w:tcPr>
+          <w:p>
+            <w:pPr>
+              <w:keepNext/>
+              <w:spacing w:after="120"/>
+            </w:pPr>
+            <w:r>
+              <w:rPr>
+                <w:rFonts w:ascii="Arial" w:cs="Arial" w:eastAsia="Arial" w:hAnsi="Arial"/>
+                <w:b/>
+                <w:bCs/>
+                <w:color w:val="FFFFFF"/>
+                <w:sz w:val="18"/>
+                <w:szCs w:val="18"/>
+                <w:shd w:fill="2E3A67" w:color="auto" w:val="clear"/>
+              </w:rPr>
               <w:t xml:space="preserve">  CÂU LỆNH ĐỂ SAO CHÉP · BỘ CÂU HỎI HÓA HỌC 10  </w:t>
             </w:r>
           </w:p>
@@ -4281,7 +4281,7 @@
           <w:sz w:val="21"/>
           <w:szCs w:val="21"/>
         </w:rPr>
-        <w:t xml:space="preserve">   (sách, trang 33)</w:t>
+        <w:t xml:space="preserve">   (sách, trang 34)</w:t>
       </w:r>
     </w:p>
     <w:tbl>
@@ -4593,7 +4593,7 @@
           <w:sz w:val="21"/>
           <w:szCs w:val="21"/>
         </w:rPr>
-        <w:t xml:space="preserve">   (sách, trang 35)</w:t>
+        <w:t xml:space="preserve">   (sách, trang 36)</w:t>
       </w:r>
     </w:p>
     <w:tbl>
@@ -5080,122 +5080,6 @@
           <w:szCs w:val="28"/>
         </w:rPr>
         <w:t xml:space="preserve">Bài 18 · Đề kiểm tra có công thức toán: xuất sang Overleaf</w:t>
-      </w:r>
-      <w:r>
-        <w:rPr>
-          <w:rFonts w:ascii="Arial" w:cs="Arial" w:eastAsia="Arial" w:hAnsi="Arial"/>
-          <w:color w:val="55607F"/>
-          <w:sz w:val="21"/>
-          <w:szCs w:val="21"/>
-        </w:rPr>
-        <w:t xml:space="preserve">   (sách, trang 37)</w:t>
-      </w:r>
-    </w:p>
-    <w:tbl>
-      <w:tblPr>
-        <w:tblW w:type="dxa" w:w="9638"/>
-        <w:tblBorders>
-          <w:top w:val="single" w:color="auto" w:sz="4"/>
-          <w:left w:val="single" w:color="auto" w:sz="4"/>
-          <w:bottom w:val="single" w:color="auto" w:sz="4"/>
-          <w:right w:val="single" w:color="auto" w:sz="4"/>
-          <w:insideH w:val="single" w:color="auto" w:sz="4"/>
-          <w:insideV w:val="single" w:color="auto" w:sz="4"/>
-        </w:tblBorders>
-      </w:tblPr>
-      <w:tblGrid>
-        <w:gridCol w:w="9638"/>
-      </w:tblGrid>
-      <w:tr>
-        <w:trPr>
-          <w:cantSplit/>
-        </w:trPr>
-        <w:tc>
-          <w:tcPr>
-            <w:tcW w:type="dxa" w:w="9638"/>
-            <w:tcBorders>
-              <w:top w:val="none" w:color="FFFFFF" w:sz="0"/>
-              <w:left w:val="none" w:color="FFFFFF" w:sz="0"/>
-              <w:bottom w:val="none" w:color="FFFFFF" w:sz="0"/>
-              <w:right w:val="none" w:color="FFFFFF" w:sz="0"/>
-            </w:tcBorders>
-            <w:shd w:fill="EAF5F1" w:color="auto" w:val="clear"/>
-            <w:tcMar>
-              <w:top w:type="dxa" w:w="160"/>
-              <w:left w:type="dxa" w:w="240"/>
-              <w:bottom w:type="dxa" w:w="160"/>
-              <w:right w:type="dxa" w:w="240"/>
-            </w:tcMar>
-          </w:tcPr>
-          <w:p>
-            <w:pPr>
-              <w:keepNext/>
-              <w:spacing w:after="120"/>
-            </w:pPr>
-            <w:r>
-              <w:rPr>
-                <w:rFonts w:ascii="Arial" w:cs="Arial" w:eastAsia="Arial" w:hAnsi="Arial"/>
-                <w:b/>
-                <w:bCs/>
-                <w:color w:val="FFFFFF"/>
-                <w:sz w:val="18"/>
-                <w:szCs w:val="18"/>
-                <w:shd w:fill="2E3A67" w:color="auto" w:val="clear"/>
-              </w:rPr>
-              <w:t xml:space="preserve">  CÂU LỆNH ĐỂ SAO CHÉP ·   </w:t>
-            </w:r>
-          </w:p>
-          <w:p>
-            <w:pPr>
-              <w:spacing w:after="70" w:line="300"/>
-            </w:pPr>
-            <w:r>
-              <w:rPr>
-                <w:rFonts w:ascii="Arial" w:cs="Arial" w:eastAsia="Arial" w:hAnsi="Arial"/>
-                <w:color w:val="2E3A67"/>
-                <w:sz w:val="22"/>
-                <w:szCs w:val="22"/>
-              </w:rPr>
-              <w:t xml:space="preserve">Bạn là một giáo viên toán phổ thông với nhiều năm kinh nghiệm, hãy tạo cho tôi một đề kiểm tra học kỳ 1 môn toán lớp 12 bộ sách kết nối tri thức với cuộc sống gồm 10 câu trắc nghiệm trong đó có 2 câu nhận biết, 3 câu thông hiểu, 3 câu vận dụng và 2 câu vận dụng cao.</w:t>
-            </w:r>
-          </w:p>
-          <w:p>
-            <w:pPr>
-              <w:spacing w:after="70" w:line="300"/>
-            </w:pPr>
-            <w:r>
-              <w:rPr>
-                <w:rFonts w:ascii="Arial" w:cs="Arial" w:eastAsia="Arial" w:hAnsi="Arial"/>
-                <w:color w:val="2E3A67"/>
-                <w:sz w:val="22"/>
-                <w:szCs w:val="22"/>
-              </w:rPr>
-              <w:t xml:space="preserve">Trình bày bằng latex, sử dụng cho overleaf, lưu ý sử dụng \usepackage[vietnamese]{babel} để hỗ trợ tiếng Việt</w:t>
-            </w:r>
-          </w:p>
-        </w:tc>
-      </w:tr>
-    </w:tbl>
-    <w:p>
-      <w:pPr>
-        <w:spacing w:after="180"/>
-      </w:pPr>
-    </w:p>
-    <w:p>
-      <w:pPr>
-        <w:keepNext/>
-        <w:spacing w:after="120" w:before="300"/>
-      </w:pPr>
-      <w:r>
-        <w:rPr>
-          <w:rFonts w:ascii="Arial" w:cs="Arial" w:eastAsia="Arial" w:hAnsi="Arial"/>
-          <w:b/>
-          <w:bCs/>
-          <w:color w:val="2E3A67"/>
-          <w:sz w:val="28"/>
-          <w:szCs w:val="28"/>
-        </w:rPr>
-        <w:t xml:space="preserve">Bài 19 · Tìm kiếm và phân tích thông tin</w:t>
       </w:r>
       <w:r>
         <w:rPr>
@@ -5258,97 +5142,35 @@
                 <w:szCs w:val="18"/>
                 <w:shd w:fill="2E3A67" w:color="auto" w:val="clear"/>
               </w:rPr>
-              <w:t xml:space="preserve">  CÂU LỆNH ĐỂ SAO CHÉP · TÌM KIẾM THÔNG TIN  </w:t>
-            </w:r>
-          </w:p>
-          <w:p>
-            <w:pPr>
-              <w:spacing w:after="70" w:line="300"/>
-            </w:pPr>
-            <w:r>
-              <w:rPr>
-                <w:rFonts w:ascii="Arial" w:cs="Arial" w:eastAsia="Arial" w:hAnsi="Arial"/>
-                <w:color w:val="2E3A67"/>
-                <w:sz w:val="22"/>
-                <w:szCs w:val="22"/>
-              </w:rPr>
-              <w:t xml:space="preserve">Tóm tắt 2 tác động của biến đổi khí hậu tại Việt Nam, mỗi tác động kèm ví dụ thực tế, số liệu và nguồn tham khảo (trang báo chính thống, tổ chức như UNDP, World Bank, hoặc các báo Việt Nam). Viết đơn giản để học sinh cấp 3 hiểu.</w:t>
-            </w:r>
-          </w:p>
-        </w:tc>
-      </w:tr>
-    </w:tbl>
-    <w:p>
-      <w:pPr>
-        <w:spacing w:after="180"/>
-      </w:pPr>
-    </w:p>
-    <w:tbl>
-      <w:tblPr>
-        <w:tblW w:type="dxa" w:w="9638"/>
-        <w:tblBorders>
-          <w:top w:val="single" w:color="auto" w:sz="4"/>
-          <w:left w:val="single" w:color="auto" w:sz="4"/>
-          <w:bottom w:val="single" w:color="auto" w:sz="4"/>
-          <w:right w:val="single" w:color="auto" w:sz="4"/>
-          <w:insideH w:val="single" w:color="auto" w:sz="4"/>
-          <w:insideV w:val="single" w:color="auto" w:sz="4"/>
-        </w:tblBorders>
-      </w:tblPr>
-      <w:tblGrid>
-        <w:gridCol w:w="9638"/>
-      </w:tblGrid>
-      <w:tr>
-        <w:trPr>
-          <w:cantSplit/>
-        </w:trPr>
-        <w:tc>
-          <w:tcPr>
-            <w:tcW w:type="dxa" w:w="9638"/>
-            <w:tcBorders>
-              <w:top w:val="none" w:color="FFFFFF" w:sz="0"/>
-              <w:left w:val="none" w:color="FFFFFF" w:sz="0"/>
-              <w:bottom w:val="none" w:color="FFFFFF" w:sz="0"/>
-              <w:right w:val="none" w:color="FFFFFF" w:sz="0"/>
-            </w:tcBorders>
-            <w:shd w:fill="EAF5F1" w:color="auto" w:val="clear"/>
-            <w:tcMar>
-              <w:top w:type="dxa" w:w="160"/>
-              <w:left w:type="dxa" w:w="240"/>
-              <w:bottom w:type="dxa" w:w="160"/>
-              <w:right w:type="dxa" w:w="240"/>
-            </w:tcMar>
-          </w:tcPr>
-          <w:p>
-            <w:pPr>
-              <w:keepNext/>
-              <w:spacing w:after="120"/>
-            </w:pPr>
-            <w:r>
-              <w:rPr>
-                <w:rFonts w:ascii="Arial" w:cs="Arial" w:eastAsia="Arial" w:hAnsi="Arial"/>
-                <w:b/>
-                <w:bCs/>
-                <w:color w:val="FFFFFF"/>
-                <w:sz w:val="18"/>
-                <w:szCs w:val="18"/>
-                <w:shd w:fill="2E3A67" w:color="auto" w:val="clear"/>
-              </w:rPr>
-              <w:t xml:space="preserve">  CÂU LỆNH ĐỂ SAO CHÉP · PHÂN TÍCH THÔNG TIN (HỎI TIẾP)  </w:t>
-            </w:r>
-          </w:p>
-          <w:p>
-            <w:pPr>
-              <w:spacing w:after="70" w:line="300"/>
-            </w:pPr>
-            <w:r>
-              <w:rPr>
-                <w:rFonts w:ascii="Arial" w:cs="Arial" w:eastAsia="Arial" w:hAnsi="Arial"/>
-                <w:color w:val="2E3A67"/>
-                <w:sz w:val="22"/>
-                <w:szCs w:val="22"/>
-              </w:rPr>
-              <w:t xml:space="preserve">Các nguồn thông tin trên đề xuất những giải pháp nào để chống biến đổi khí hậu? Hãy so sánh các giải pháp đó và trình bày chúng dưới dạng bảng tổng hợp.</w:t>
+              <w:t xml:space="preserve">  CÂU LỆNH ĐỂ SAO CHÉP ·   </w:t>
+            </w:r>
+          </w:p>
+          <w:p>
+            <w:pPr>
+              <w:spacing w:after="70" w:line="300"/>
+            </w:pPr>
+            <w:r>
+              <w:rPr>
+                <w:rFonts w:ascii="Arial" w:cs="Arial" w:eastAsia="Arial" w:hAnsi="Arial"/>
+                <w:color w:val="2E3A67"/>
+                <w:sz w:val="22"/>
+                <w:szCs w:val="22"/>
+              </w:rPr>
+              <w:t xml:space="preserve">Bạn là một giáo viên toán phổ thông với nhiều năm kinh nghiệm, hãy tạo cho tôi một đề kiểm tra học kỳ 1 môn toán lớp 12 bộ sách kết nối tri thức với cuộc sống gồm 10 câu trắc nghiệm trong đó có 2 câu nhận biết, 3 câu thông hiểu, 3 câu vận dụng và 2 câu vận dụng cao.</w:t>
+            </w:r>
+          </w:p>
+          <w:p>
+            <w:pPr>
+              <w:spacing w:after="70" w:line="300"/>
+            </w:pPr>
+            <w:r>
+              <w:rPr>
+                <w:rFonts w:ascii="Arial" w:cs="Arial" w:eastAsia="Arial" w:hAnsi="Arial"/>
+                <w:color w:val="2E3A67"/>
+                <w:sz w:val="22"/>
+                <w:szCs w:val="22"/>
+              </w:rPr>
+              <w:t xml:space="preserve">Trình bày bằng latex, sử dụng cho overleaf, lưu ý sử dụng \usepackage[vietnamese]{babel} để hỗ trợ tiếng Việt</w:t>
             </w:r>
           </w:p>
         </w:tc>
@@ -5373,7 +5195,7 @@
           <w:sz w:val="28"/>
           <w:szCs w:val="28"/>
         </w:rPr>
-        <w:t xml:space="preserve">Bài 20 · Tạo ảnh với các phong cách</w:t>
+        <w:t xml:space="preserve">Bài 19 · Tìm kiếm và phân tích thông tin</w:t>
       </w:r>
       <w:r>
         <w:rPr>
@@ -5382,7 +5204,7 @@
           <w:sz w:val="21"/>
           <w:szCs w:val="21"/>
         </w:rPr>
-        <w:t xml:space="preserve">   (sách, trang 40)</w:t>
+        <w:t xml:space="preserve">   (sách, trang 39)</w:t>
       </w:r>
     </w:p>
     <w:tbl>
@@ -5436,6 +5258,184 @@
                 <w:szCs w:val="18"/>
                 <w:shd w:fill="2E3A67" w:color="auto" w:val="clear"/>
               </w:rPr>
+              <w:t xml:space="preserve">  CÂU LỆNH ĐỂ SAO CHÉP · TÌM KIẾM THÔNG TIN  </w:t>
+            </w:r>
+          </w:p>
+          <w:p>
+            <w:pPr>
+              <w:spacing w:after="70" w:line="300"/>
+            </w:pPr>
+            <w:r>
+              <w:rPr>
+                <w:rFonts w:ascii="Arial" w:cs="Arial" w:eastAsia="Arial" w:hAnsi="Arial"/>
+                <w:color w:val="2E3A67"/>
+                <w:sz w:val="22"/>
+                <w:szCs w:val="22"/>
+              </w:rPr>
+              <w:t xml:space="preserve">Tóm tắt 2 tác động của biến đổi khí hậu tại Việt Nam, mỗi tác động kèm ví dụ thực tế, số liệu và nguồn tham khảo (trang báo chính thống, tổ chức như UNDP, World Bank, hoặc các báo Việt Nam). Viết đơn giản để học sinh cấp 3 hiểu.</w:t>
+            </w:r>
+          </w:p>
+        </w:tc>
+      </w:tr>
+    </w:tbl>
+    <w:p>
+      <w:pPr>
+        <w:spacing w:after="180"/>
+      </w:pPr>
+    </w:p>
+    <w:tbl>
+      <w:tblPr>
+        <w:tblW w:type="dxa" w:w="9638"/>
+        <w:tblBorders>
+          <w:top w:val="single" w:color="auto" w:sz="4"/>
+          <w:left w:val="single" w:color="auto" w:sz="4"/>
+          <w:bottom w:val="single" w:color="auto" w:sz="4"/>
+          <w:right w:val="single" w:color="auto" w:sz="4"/>
+          <w:insideH w:val="single" w:color="auto" w:sz="4"/>
+          <w:insideV w:val="single" w:color="auto" w:sz="4"/>
+        </w:tblBorders>
+      </w:tblPr>
+      <w:tblGrid>
+        <w:gridCol w:w="9638"/>
+      </w:tblGrid>
+      <w:tr>
+        <w:trPr>
+          <w:cantSplit/>
+        </w:trPr>
+        <w:tc>
+          <w:tcPr>
+            <w:tcW w:type="dxa" w:w="9638"/>
+            <w:tcBorders>
+              <w:top w:val="none" w:color="FFFFFF" w:sz="0"/>
+              <w:left w:val="none" w:color="FFFFFF" w:sz="0"/>
+              <w:bottom w:val="none" w:color="FFFFFF" w:sz="0"/>
+              <w:right w:val="none" w:color="FFFFFF" w:sz="0"/>
+            </w:tcBorders>
+            <w:shd w:fill="EAF5F1" w:color="auto" w:val="clear"/>
+            <w:tcMar>
+              <w:top w:type="dxa" w:w="160"/>
+              <w:left w:type="dxa" w:w="240"/>
+              <w:bottom w:type="dxa" w:w="160"/>
+              <w:right w:type="dxa" w:w="240"/>
+            </w:tcMar>
+          </w:tcPr>
+          <w:p>
+            <w:pPr>
+              <w:keepNext/>
+              <w:spacing w:after="120"/>
+            </w:pPr>
+            <w:r>
+              <w:rPr>
+                <w:rFonts w:ascii="Arial" w:cs="Arial" w:eastAsia="Arial" w:hAnsi="Arial"/>
+                <w:b/>
+                <w:bCs/>
+                <w:color w:val="FFFFFF"/>
+                <w:sz w:val="18"/>
+                <w:szCs w:val="18"/>
+                <w:shd w:fill="2E3A67" w:color="auto" w:val="clear"/>
+              </w:rPr>
+              <w:t xml:space="preserve">  CÂU LỆNH ĐỂ SAO CHÉP · PHÂN TÍCH THÔNG TIN (HỎI TIẾP)  </w:t>
+            </w:r>
+          </w:p>
+          <w:p>
+            <w:pPr>
+              <w:spacing w:after="70" w:line="300"/>
+            </w:pPr>
+            <w:r>
+              <w:rPr>
+                <w:rFonts w:ascii="Arial" w:cs="Arial" w:eastAsia="Arial" w:hAnsi="Arial"/>
+                <w:color w:val="2E3A67"/>
+                <w:sz w:val="22"/>
+                <w:szCs w:val="22"/>
+              </w:rPr>
+              <w:t xml:space="preserve">Các nguồn thông tin trên đề xuất những giải pháp nào để chống biến đổi khí hậu? Hãy so sánh các giải pháp đó và trình bày chúng dưới dạng bảng tổng hợp.</w:t>
+            </w:r>
+          </w:p>
+        </w:tc>
+      </w:tr>
+    </w:tbl>
+    <w:p>
+      <w:pPr>
+        <w:spacing w:after="180"/>
+      </w:pPr>
+    </w:p>
+    <w:p>
+      <w:pPr>
+        <w:keepNext/>
+        <w:spacing w:after="120" w:before="300"/>
+      </w:pPr>
+      <w:r>
+        <w:rPr>
+          <w:rFonts w:ascii="Arial" w:cs="Arial" w:eastAsia="Arial" w:hAnsi="Arial"/>
+          <w:b/>
+          <w:bCs/>
+          <w:color w:val="2E3A67"/>
+          <w:sz w:val="28"/>
+          <w:szCs w:val="28"/>
+        </w:rPr>
+        <w:t xml:space="preserve">Bài 20 · Tạo ảnh với các phong cách</w:t>
+      </w:r>
+      <w:r>
+        <w:rPr>
+          <w:rFonts w:ascii="Arial" w:cs="Arial" w:eastAsia="Arial" w:hAnsi="Arial"/>
+          <w:color w:val="55607F"/>
+          <w:sz w:val="21"/>
+          <w:szCs w:val="21"/>
+        </w:rPr>
+        <w:t xml:space="preserve">   (sách, trang 41)</w:t>
+      </w:r>
+    </w:p>
+    <w:tbl>
+      <w:tblPr>
+        <w:tblW w:type="dxa" w:w="9638"/>
+        <w:tblBorders>
+          <w:top w:val="single" w:color="auto" w:sz="4"/>
+          <w:left w:val="single" w:color="auto" w:sz="4"/>
+          <w:bottom w:val="single" w:color="auto" w:sz="4"/>
+          <w:right w:val="single" w:color="auto" w:sz="4"/>
+          <w:insideH w:val="single" w:color="auto" w:sz="4"/>
+          <w:insideV w:val="single" w:color="auto" w:sz="4"/>
+        </w:tblBorders>
+      </w:tblPr>
+      <w:tblGrid>
+        <w:gridCol w:w="9638"/>
+      </w:tblGrid>
+      <w:tr>
+        <w:trPr>
+          <w:cantSplit/>
+        </w:trPr>
+        <w:tc>
+          <w:tcPr>
+            <w:tcW w:type="dxa" w:w="9638"/>
+            <w:tcBorders>
+              <w:top w:val="none" w:color="FFFFFF" w:sz="0"/>
+              <w:left w:val="none" w:color="FFFFFF" w:sz="0"/>
+              <w:bottom w:val="none" w:color="FFFFFF" w:sz="0"/>
+              <w:right w:val="none" w:color="FFFFFF" w:sz="0"/>
+            </w:tcBorders>
+            <w:shd w:fill="EAF5F1" w:color="auto" w:val="clear"/>
+            <w:tcMar>
+              <w:top w:type="dxa" w:w="160"/>
+              <w:left w:type="dxa" w:w="240"/>
+              <w:bottom w:type="dxa" w:w="160"/>
+              <w:right w:type="dxa" w:w="240"/>
+            </w:tcMar>
+          </w:tcPr>
+          <w:p>
+            <w:pPr>
+              <w:keepNext/>
+              <w:spacing w:after="120"/>
+            </w:pPr>
+            <w:r>
+              <w:rPr>
+                <w:rFonts w:ascii="Arial" w:cs="Arial" w:eastAsia="Arial" w:hAnsi="Arial"/>
+                <w:b/>
+                <w:bCs/>
+                <w:color w:val="FFFFFF"/>
+                <w:sz w:val="18"/>
+                <w:szCs w:val="18"/>
+                <w:shd w:fill="2E3A67" w:color="auto" w:val="clear"/>
+              </w:rPr>
               <w:t xml:space="preserve">  CÂU LỆNH ĐỂ SAO CHÉP · ĐỔI PHẦN [...] THÀNH TÊN PHONG CÁCH  </w:t>
             </w:r>
           </w:p>
@@ -5833,184 +5833,6 @@
           <w:szCs w:val="28"/>
         </w:rPr>
         <w:t xml:space="preserve">Bài 21 · Biến nét vẽ thành ảnh chân thật và prompt đảo ngược cho ảnh</w:t>
-      </w:r>
-      <w:r>
-        <w:rPr>
-          <w:rFonts w:ascii="Arial" w:cs="Arial" w:eastAsia="Arial" w:hAnsi="Arial"/>
-          <w:color w:val="55607F"/>
-          <w:sz w:val="21"/>
-          <w:szCs w:val="21"/>
-        </w:rPr>
-        <w:t xml:space="preserve">   (sách, trang 42)</w:t>
-      </w:r>
-    </w:p>
-    <w:tbl>
-      <w:tblPr>
-        <w:tblW w:type="dxa" w:w="9638"/>
-        <w:tblBorders>
-          <w:top w:val="single" w:color="auto" w:sz="4"/>
-          <w:left w:val="single" w:color="auto" w:sz="4"/>
-          <w:bottom w:val="single" w:color="auto" w:sz="4"/>
-          <w:right w:val="single" w:color="auto" w:sz="4"/>
-          <w:insideH w:val="single" w:color="auto" w:sz="4"/>
-          <w:insideV w:val="single" w:color="auto" w:sz="4"/>
-        </w:tblBorders>
-      </w:tblPr>
-      <w:tblGrid>
-        <w:gridCol w:w="9638"/>
-      </w:tblGrid>
-      <w:tr>
-        <w:trPr>
-          <w:cantSplit/>
-        </w:trPr>
-        <w:tc>
-          <w:tcPr>
-            <w:tcW w:type="dxa" w:w="9638"/>
-            <w:tcBorders>
-              <w:top w:val="none" w:color="FFFFFF" w:sz="0"/>
-              <w:left w:val="none" w:color="FFFFFF" w:sz="0"/>
-              <w:bottom w:val="none" w:color="FFFFFF" w:sz="0"/>
-              <w:right w:val="none" w:color="FFFFFF" w:sz="0"/>
-            </w:tcBorders>
-            <w:shd w:fill="EAF5F1" w:color="auto" w:val="clear"/>
-            <w:tcMar>
-              <w:top w:type="dxa" w:w="160"/>
-              <w:left w:type="dxa" w:w="240"/>
-              <w:bottom w:type="dxa" w:w="160"/>
-              <w:right w:type="dxa" w:w="240"/>
-            </w:tcMar>
-          </w:tcPr>
-          <w:p>
-            <w:pPr>
-              <w:keepNext/>
-              <w:spacing w:after="120"/>
-            </w:pPr>
-            <w:r>
-              <w:rPr>
-                <w:rFonts w:ascii="Arial" w:cs="Arial" w:eastAsia="Arial" w:hAnsi="Arial"/>
-                <w:b/>
-                <w:bCs/>
-                <w:color w:val="FFFFFF"/>
-                <w:sz w:val="18"/>
-                <w:szCs w:val="18"/>
-                <w:shd w:fill="2E3A67" w:color="auto" w:val="clear"/>
-              </w:rPr>
-              <w:t xml:space="preserve">  CÂU LỆNH ĐỂ SAO CHÉP · PROMPT BIẾN NÉT VẼ THÀNH ẢNH CHÂN THẬT  </w:t>
-            </w:r>
-          </w:p>
-          <w:p>
-            <w:pPr>
-              <w:spacing w:after="70" w:line="300"/>
-            </w:pPr>
-            <w:r>
-              <w:rPr>
-                <w:rFonts w:ascii="Arial" w:cs="Arial" w:eastAsia="Arial" w:hAnsi="Arial"/>
-                <w:color w:val="2E3A67"/>
-                <w:sz w:val="22"/>
-                <w:szCs w:val="22"/>
-              </w:rPr>
-              <w:t xml:space="preserve">Hãy chuyển phác thảo này thành một ảnh chân thật. Các chữ nếu có trong phác thảo chỉ là hướng dẫn chi tiết, không nên xuất hiện trong ảnh kết quả. Có thể bổ sung thông tin về phong cách, ví dụ "ảnh 3D hoạt hình Pixar"</w:t>
-            </w:r>
-          </w:p>
-        </w:tc>
-      </w:tr>
-    </w:tbl>
-    <w:p>
-      <w:pPr>
-        <w:spacing w:after="180"/>
-      </w:pPr>
-    </w:p>
-    <w:tbl>
-      <w:tblPr>
-        <w:tblW w:type="dxa" w:w="9638"/>
-        <w:tblBorders>
-          <w:top w:val="single" w:color="auto" w:sz="4"/>
-          <w:left w:val="single" w:color="auto" w:sz="4"/>
-          <w:bottom w:val="single" w:color="auto" w:sz="4"/>
-          <w:right w:val="single" w:color="auto" w:sz="4"/>
-          <w:insideH w:val="single" w:color="auto" w:sz="4"/>
-          <w:insideV w:val="single" w:color="auto" w:sz="4"/>
-        </w:tblBorders>
-      </w:tblPr>
-      <w:tblGrid>
-        <w:gridCol w:w="9638"/>
-      </w:tblGrid>
-      <w:tr>
-        <w:trPr>
-          <w:cantSplit/>
-        </w:trPr>
-        <w:tc>
-          <w:tcPr>
-            <w:tcW w:type="dxa" w:w="9638"/>
-            <w:tcBorders>
-              <w:top w:val="none" w:color="FFFFFF" w:sz="0"/>
-              <w:left w:val="none" w:color="FFFFFF" w:sz="0"/>
-              <w:bottom w:val="none" w:color="FFFFFF" w:sz="0"/>
-              <w:right w:val="none" w:color="FFFFFF" w:sz="0"/>
-            </w:tcBorders>
-            <w:shd w:fill="EAF5F1" w:color="auto" w:val="clear"/>
-            <w:tcMar>
-              <w:top w:type="dxa" w:w="160"/>
-              <w:left w:type="dxa" w:w="240"/>
-              <w:bottom w:type="dxa" w:w="160"/>
-              <w:right w:type="dxa" w:w="240"/>
-            </w:tcMar>
-          </w:tcPr>
-          <w:p>
-            <w:pPr>
-              <w:keepNext/>
-              <w:spacing w:after="120"/>
-            </w:pPr>
-            <w:r>
-              <w:rPr>
-                <w:rFonts w:ascii="Arial" w:cs="Arial" w:eastAsia="Arial" w:hAnsi="Arial"/>
-                <w:b/>
-                <w:bCs/>
-                <w:color w:val="FFFFFF"/>
-                <w:sz w:val="18"/>
-                <w:szCs w:val="18"/>
-                <w:shd w:fill="2E3A67" w:color="auto" w:val="clear"/>
-              </w:rPr>
-              <w:t xml:space="preserve">  CÂU LỆNH ĐỂ SAO CHÉP · PROMPT ĐẢO NGƯỢC CHO ẢNH  </w:t>
-            </w:r>
-          </w:p>
-          <w:p>
-            <w:pPr>
-              <w:spacing w:after="70" w:line="300"/>
-            </w:pPr>
-            <w:r>
-              <w:rPr>
-                <w:rFonts w:ascii="Arial" w:cs="Arial" w:eastAsia="Arial" w:hAnsi="Arial"/>
-                <w:color w:val="2E3A67"/>
-                <w:sz w:val="22"/>
-                <w:szCs w:val="22"/>
-              </w:rPr>
-              <w:t xml:space="preserve">Giúp tôi viết một prompt để tạo ra thứ gì đó giống như thế này</w:t>
-            </w:r>
-          </w:p>
-        </w:tc>
-      </w:tr>
-    </w:tbl>
-    <w:p>
-      <w:pPr>
-        <w:spacing w:after="180"/>
-      </w:pPr>
-    </w:p>
-    <w:p>
-      <w:pPr>
-        <w:keepNext/>
-        <w:spacing w:after="120" w:before="300"/>
-      </w:pPr>
-      <w:r>
-        <w:rPr>
-          <w:rFonts w:ascii="Arial" w:cs="Arial" w:eastAsia="Arial" w:hAnsi="Arial"/>
-          <w:b/>
-          <w:bCs/>
-          <w:color w:val="2E3A67"/>
-          <w:sz w:val="28"/>
-          <w:szCs w:val="28"/>
-        </w:rPr>
-        <w:t xml:space="preserve">Bài 22 · Tạo trò chơi, mô phỏng học tập</w:t>
       </w:r>
       <w:r>
         <w:rPr>
@@ -6073,6 +5895,184 @@
                 <w:szCs w:val="18"/>
                 <w:shd w:fill="2E3A67" w:color="auto" w:val="clear"/>
               </w:rPr>
+              <w:t xml:space="preserve">  CÂU LỆNH ĐỂ SAO CHÉP · PROMPT BIẾN NÉT VẼ THÀNH ẢNH CHÂN THẬT  </w:t>
+            </w:r>
+          </w:p>
+          <w:p>
+            <w:pPr>
+              <w:spacing w:after="70" w:line="300"/>
+            </w:pPr>
+            <w:r>
+              <w:rPr>
+                <w:rFonts w:ascii="Arial" w:cs="Arial" w:eastAsia="Arial" w:hAnsi="Arial"/>
+                <w:color w:val="2E3A67"/>
+                <w:sz w:val="22"/>
+                <w:szCs w:val="22"/>
+              </w:rPr>
+              <w:t xml:space="preserve">Hãy chuyển phác thảo này thành một ảnh chân thật. Các chữ nếu có trong phác thảo chỉ là hướng dẫn chi tiết, không nên xuất hiện trong ảnh kết quả. Có thể bổ sung thông tin về phong cách, ví dụ "ảnh 3D hoạt hình Pixar"</w:t>
+            </w:r>
+          </w:p>
+        </w:tc>
+      </w:tr>
+    </w:tbl>
+    <w:p>
+      <w:pPr>
+        <w:spacing w:after="180"/>
+      </w:pPr>
+    </w:p>
+    <w:tbl>
+      <w:tblPr>
+        <w:tblW w:type="dxa" w:w="9638"/>
+        <w:tblBorders>
+          <w:top w:val="single" w:color="auto" w:sz="4"/>
+          <w:left w:val="single" w:color="auto" w:sz="4"/>
+          <w:bottom w:val="single" w:color="auto" w:sz="4"/>
+          <w:right w:val="single" w:color="auto" w:sz="4"/>
+          <w:insideH w:val="single" w:color="auto" w:sz="4"/>
+          <w:insideV w:val="single" w:color="auto" w:sz="4"/>
+        </w:tblBorders>
+      </w:tblPr>
+      <w:tblGrid>
+        <w:gridCol w:w="9638"/>
+      </w:tblGrid>
+      <w:tr>
+        <w:trPr>
+          <w:cantSplit/>
+        </w:trPr>
+        <w:tc>
+          <w:tcPr>
+            <w:tcW w:type="dxa" w:w="9638"/>
+            <w:tcBorders>
+              <w:top w:val="none" w:color="FFFFFF" w:sz="0"/>
+              <w:left w:val="none" w:color="FFFFFF" w:sz="0"/>
+              <w:bottom w:val="none" w:color="FFFFFF" w:sz="0"/>
+              <w:right w:val="none" w:color="FFFFFF" w:sz="0"/>
+            </w:tcBorders>
+            <w:shd w:fill="EAF5F1" w:color="auto" w:val="clear"/>
+            <w:tcMar>
+              <w:top w:type="dxa" w:w="160"/>
+              <w:left w:type="dxa" w:w="240"/>
+              <w:bottom w:type="dxa" w:w="160"/>
+              <w:right w:type="dxa" w:w="240"/>
+            </w:tcMar>
+          </w:tcPr>
+          <w:p>
+            <w:pPr>
+              <w:keepNext/>
+              <w:spacing w:after="120"/>
+            </w:pPr>
+            <w:r>
+              <w:rPr>
+                <w:rFonts w:ascii="Arial" w:cs="Arial" w:eastAsia="Arial" w:hAnsi="Arial"/>
+                <w:b/>
+                <w:bCs/>
+                <w:color w:val="FFFFFF"/>
+                <w:sz w:val="18"/>
+                <w:szCs w:val="18"/>
+                <w:shd w:fill="2E3A67" w:color="auto" w:val="clear"/>
+              </w:rPr>
+              <w:t xml:space="preserve">  CÂU LỆNH ĐỂ SAO CHÉP · PROMPT ĐẢO NGƯỢC CHO ẢNH  </w:t>
+            </w:r>
+          </w:p>
+          <w:p>
+            <w:pPr>
+              <w:spacing w:after="70" w:line="300"/>
+            </w:pPr>
+            <w:r>
+              <w:rPr>
+                <w:rFonts w:ascii="Arial" w:cs="Arial" w:eastAsia="Arial" w:hAnsi="Arial"/>
+                <w:color w:val="2E3A67"/>
+                <w:sz w:val="22"/>
+                <w:szCs w:val="22"/>
+              </w:rPr>
+              <w:t xml:space="preserve">Giúp tôi viết một prompt để tạo ra thứ gì đó giống như thế này</w:t>
+            </w:r>
+          </w:p>
+        </w:tc>
+      </w:tr>
+    </w:tbl>
+    <w:p>
+      <w:pPr>
+        <w:spacing w:after="180"/>
+      </w:pPr>
+    </w:p>
+    <w:p>
+      <w:pPr>
+        <w:keepNext/>
+        <w:spacing w:after="120" w:before="300"/>
+      </w:pPr>
+      <w:r>
+        <w:rPr>
+          <w:rFonts w:ascii="Arial" w:cs="Arial" w:eastAsia="Arial" w:hAnsi="Arial"/>
+          <w:b/>
+          <w:bCs/>
+          <w:color w:val="2E3A67"/>
+          <w:sz w:val="28"/>
+          <w:szCs w:val="28"/>
+        </w:rPr>
+        <w:t xml:space="preserve">Bài 22 · Tạo trò chơi, mô phỏng học tập</w:t>
+      </w:r>
+      <w:r>
+        <w:rPr>
+          <w:rFonts w:ascii="Arial" w:cs="Arial" w:eastAsia="Arial" w:hAnsi="Arial"/>
+          <w:color w:val="55607F"/>
+          <w:sz w:val="21"/>
+          <w:szCs w:val="21"/>
+        </w:rPr>
+        <w:t xml:space="preserve">   (sách, trang 44)</w:t>
+      </w:r>
+    </w:p>
+    <w:tbl>
+      <w:tblPr>
+        <w:tblW w:type="dxa" w:w="9638"/>
+        <w:tblBorders>
+          <w:top w:val="single" w:color="auto" w:sz="4"/>
+          <w:left w:val="single" w:color="auto" w:sz="4"/>
+          <w:bottom w:val="single" w:color="auto" w:sz="4"/>
+          <w:right w:val="single" w:color="auto" w:sz="4"/>
+          <w:insideH w:val="single" w:color="auto" w:sz="4"/>
+          <w:insideV w:val="single" w:color="auto" w:sz="4"/>
+        </w:tblBorders>
+      </w:tblPr>
+      <w:tblGrid>
+        <w:gridCol w:w="9638"/>
+      </w:tblGrid>
+      <w:tr>
+        <w:trPr>
+          <w:cantSplit/>
+        </w:trPr>
+        <w:tc>
+          <w:tcPr>
+            <w:tcW w:type="dxa" w:w="9638"/>
+            <w:tcBorders>
+              <w:top w:val="none" w:color="FFFFFF" w:sz="0"/>
+              <w:left w:val="none" w:color="FFFFFF" w:sz="0"/>
+              <w:bottom w:val="none" w:color="FFFFFF" w:sz="0"/>
+              <w:right w:val="none" w:color="FFFFFF" w:sz="0"/>
+            </w:tcBorders>
+            <w:shd w:fill="EAF5F1" w:color="auto" w:val="clear"/>
+            <w:tcMar>
+              <w:top w:type="dxa" w:w="160"/>
+              <w:left w:type="dxa" w:w="240"/>
+              <w:bottom w:type="dxa" w:w="160"/>
+              <w:right w:type="dxa" w:w="240"/>
+            </w:tcMar>
+          </w:tcPr>
+          <w:p>
+            <w:pPr>
+              <w:keepNext/>
+              <w:spacing w:after="120"/>
+            </w:pPr>
+            <w:r>
+              <w:rPr>
+                <w:rFonts w:ascii="Arial" w:cs="Arial" w:eastAsia="Arial" w:hAnsi="Arial"/>
+                <w:b/>
+                <w:bCs/>
+                <w:color w:val="FFFFFF"/>
+                <w:sz w:val="18"/>
+                <w:szCs w:val="18"/>
+                <w:shd w:fill="2E3A67" w:color="auto" w:val="clear"/>
+              </w:rPr>
               <w:t xml:space="preserve">  CÂU LỆNH ĐỂ SAO CHÉP · TRÊN CANVA (MẦM NON)  </w:t>
             </w:r>
           </w:p>
@@ -6470,184 +6470,6 @@
           <w:szCs w:val="28"/>
         </w:rPr>
         <w:t xml:space="preserve">Bài 23 · Truyện tranh nhiều cảnh</w:t>
-      </w:r>
-      <w:r>
-        <w:rPr>
-          <w:rFonts w:ascii="Arial" w:cs="Arial" w:eastAsia="Arial" w:hAnsi="Arial"/>
-          <w:color w:val="55607F"/>
-          <w:sz w:val="21"/>
-          <w:szCs w:val="21"/>
-        </w:rPr>
-        <w:t xml:space="preserve">   (sách, trang 45)</w:t>
-      </w:r>
-    </w:p>
-    <w:tbl>
-      <w:tblPr>
-        <w:tblW w:type="dxa" w:w="9638"/>
-        <w:tblBorders>
-          <w:top w:val="single" w:color="auto" w:sz="4"/>
-          <w:left w:val="single" w:color="auto" w:sz="4"/>
-          <w:bottom w:val="single" w:color="auto" w:sz="4"/>
-          <w:right w:val="single" w:color="auto" w:sz="4"/>
-          <w:insideH w:val="single" w:color="auto" w:sz="4"/>
-          <w:insideV w:val="single" w:color="auto" w:sz="4"/>
-        </w:tblBorders>
-      </w:tblPr>
-      <w:tblGrid>
-        <w:gridCol w:w="9638"/>
-      </w:tblGrid>
-      <w:tr>
-        <w:trPr>
-          <w:cantSplit/>
-        </w:trPr>
-        <w:tc>
-          <w:tcPr>
-            <w:tcW w:type="dxa" w:w="9638"/>
-            <w:tcBorders>
-              <w:top w:val="none" w:color="FFFFFF" w:sz="0"/>
-              <w:left w:val="none" w:color="FFFFFF" w:sz="0"/>
-              <w:bottom w:val="none" w:color="FFFFFF" w:sz="0"/>
-              <w:right w:val="none" w:color="FFFFFF" w:sz="0"/>
-            </w:tcBorders>
-            <w:shd w:fill="EAF5F1" w:color="auto" w:val="clear"/>
-            <w:tcMar>
-              <w:top w:type="dxa" w:w="160"/>
-              <w:left w:type="dxa" w:w="240"/>
-              <w:bottom w:type="dxa" w:w="160"/>
-              <w:right w:type="dxa" w:w="240"/>
-            </w:tcMar>
-          </w:tcPr>
-          <w:p>
-            <w:pPr>
-              <w:keepNext/>
-              <w:spacing w:after="120"/>
-            </w:pPr>
-            <w:r>
-              <w:rPr>
-                <w:rFonts w:ascii="Arial" w:cs="Arial" w:eastAsia="Arial" w:hAnsi="Arial"/>
-                <w:b/>
-                <w:bCs/>
-                <w:color w:val="FFFFFF"/>
-                <w:sz w:val="18"/>
-                <w:szCs w:val="18"/>
-                <w:shd w:fill="2E3A67" w:color="auto" w:val="clear"/>
-              </w:rPr>
-              <w:t xml:space="preserve">  CÂU LỆNH ĐỂ SAO CHÉP · (GOOGLE AI STUDIO HOẶC CHATGPT)  </w:t>
-            </w:r>
-          </w:p>
-          <w:p>
-            <w:pPr>
-              <w:spacing w:after="70" w:line="300"/>
-            </w:pPr>
-            <w:r>
-              <w:rPr>
-                <w:rFonts w:ascii="Arial" w:cs="Arial" w:eastAsia="Arial" w:hAnsi="Arial"/>
-                <w:color w:val="2E3A67"/>
-                <w:sz w:val="22"/>
-                <w:szCs w:val="22"/>
-              </w:rPr>
-              <w:t xml:space="preserve">Viết cho tôi một câu chuyện về một cậu bé nhặt được của rơi và cách cậu xử lý tình huống đó. Tạo hình ảnh minh họa cho từng cảnh theo phong cách hoạt hình 3D, màu sắc tươi sáng, phù hợp với học sinh tiểu học. Câu chuyện có thể chia thành 4 cảnh, thể hiện rõ diễn biến từ lúc nhặt được đồ cho đến khi đưa trả hoặc tìm lại người mất. Nhân vật và bối cảnh cần được giữ đồng bộ, nhất quán xuyên suốt toàn bộ truyện. Kích thước hình ảnh 16:9, không cần lời thoại trong hình.</w:t>
-            </w:r>
-          </w:p>
-        </w:tc>
-      </w:tr>
-    </w:tbl>
-    <w:p>
-      <w:pPr>
-        <w:spacing w:after="180"/>
-      </w:pPr>
-    </w:p>
-    <w:tbl>
-      <w:tblPr>
-        <w:tblW w:type="dxa" w:w="9638"/>
-        <w:tblBorders>
-          <w:top w:val="single" w:color="auto" w:sz="4"/>
-          <w:left w:val="single" w:color="auto" w:sz="4"/>
-          <w:bottom w:val="single" w:color="auto" w:sz="4"/>
-          <w:right w:val="single" w:color="auto" w:sz="4"/>
-          <w:insideH w:val="single" w:color="auto" w:sz="4"/>
-          <w:insideV w:val="single" w:color="auto" w:sz="4"/>
-        </w:tblBorders>
-      </w:tblPr>
-      <w:tblGrid>
-        <w:gridCol w:w="9638"/>
-      </w:tblGrid>
-      <w:tr>
-        <w:trPr>
-          <w:cantSplit/>
-        </w:trPr>
-        <w:tc>
-          <w:tcPr>
-            <w:tcW w:type="dxa" w:w="9638"/>
-            <w:tcBorders>
-              <w:top w:val="none" w:color="FFFFFF" w:sz="0"/>
-              <w:left w:val="none" w:color="FFFFFF" w:sz="0"/>
-              <w:bottom w:val="none" w:color="FFFFFF" w:sz="0"/>
-              <w:right w:val="none" w:color="FFFFFF" w:sz="0"/>
-            </w:tcBorders>
-            <w:shd w:fill="EAF5F1" w:color="auto" w:val="clear"/>
-            <w:tcMar>
-              <w:top w:type="dxa" w:w="160"/>
-              <w:left w:type="dxa" w:w="240"/>
-              <w:bottom w:type="dxa" w:w="160"/>
-              <w:right w:type="dxa" w:w="240"/>
-            </w:tcMar>
-          </w:tcPr>
-          <w:p>
-            <w:pPr>
-              <w:keepNext/>
-              <w:spacing w:after="120"/>
-            </w:pPr>
-            <w:r>
-              <w:rPr>
-                <w:rFonts w:ascii="Arial" w:cs="Arial" w:eastAsia="Arial" w:hAnsi="Arial"/>
-                <w:b/>
-                <w:bCs/>
-                <w:color w:val="FFFFFF"/>
-                <w:sz w:val="18"/>
-                <w:szCs w:val="18"/>
-                <w:shd w:fill="2E3A67" w:color="auto" w:val="clear"/>
-              </w:rPr>
-              <w:t xml:space="preserve">  CÂU LỆNH ĐỂ SAO CHÉP · TRUYỆN CÓ NHIỀU NHÂN VẬT: GÁN MÃ SỐ CHO NHÂN VẬT  </w:t>
-            </w:r>
-          </w:p>
-          <w:p>
-            <w:pPr>
-              <w:spacing w:after="70" w:line="300"/>
-            </w:pPr>
-            <w:r>
-              <w:rPr>
-                <w:rFonts w:ascii="Arial" w:cs="Arial" w:eastAsia="Arial" w:hAnsi="Arial"/>
-                <w:color w:val="2E3A67"/>
-                <w:sz w:val="22"/>
-                <w:szCs w:val="22"/>
-              </w:rPr>
-              <w:t xml:space="preserve">Gán và lưu mã số bất kỳ cho nhân vật này. Tôi sẽ tham chiếu và tạo ảnh sau đó</w:t>
-            </w:r>
-          </w:p>
-        </w:tc>
-      </w:tr>
-    </w:tbl>
-    <w:p>
-      <w:pPr>
-        <w:spacing w:after="180"/>
-      </w:pPr>
-    </w:p>
-    <w:p>
-      <w:pPr>
-        <w:keepNext/>
-        <w:spacing w:after="120" w:before="300"/>
-      </w:pPr>
-      <w:r>
-        <w:rPr>
-          <w:rFonts w:ascii="Arial" w:cs="Arial" w:eastAsia="Arial" w:hAnsi="Arial"/>
-          <w:b/>
-          <w:bCs/>
-          <w:color w:val="2E3A67"/>
-          <w:sz w:val="28"/>
-          <w:szCs w:val="28"/>
-        </w:rPr>
-        <w:t xml:space="preserve">Bài 24 · Sáng tác bài hát cho trẻ</w:t>
       </w:r>
       <w:r>
         <w:rPr>
@@ -6710,175 +6532,21 @@
                 <w:szCs w:val="18"/>
                 <w:shd w:fill="2E3A67" w:color="auto" w:val="clear"/>
               </w:rPr>
-              <w:t xml:space="preserve">  CÂU LỆNH ĐỂ SAO CHÉP · DÁN VÀO CHATGPT HOẶC GEMINI ĐỂ VIẾT LỜI  </w:t>
-            </w:r>
-          </w:p>
-          <w:p>
-            <w:pPr>
-              <w:spacing w:after="70" w:line="300"/>
-            </w:pPr>
-            <w:r>
-              <w:rPr>
-                <w:rFonts w:ascii="Arial" w:cs="Arial" w:eastAsia="Arial" w:hAnsi="Arial"/>
-                <w:color w:val="2E3A67"/>
-                <w:sz w:val="22"/>
-                <w:szCs w:val="22"/>
-              </w:rPr>
-              <w:t xml:space="preserve">Tạo một bài hát vui tươi, rộn ràng, phù hợp với trẻ mẫu giáo</w:t>
-            </w:r>
-          </w:p>
-          <w:p>
-            <w:pPr>
-              <w:spacing w:after="70" w:line="300"/>
-            </w:pPr>
-            <w:r>
-              <w:rPr>
-                <w:rFonts w:ascii="Arial" w:cs="Arial" w:eastAsia="Arial" w:hAnsi="Arial"/>
-                <w:color w:val="2E3A67"/>
-                <w:sz w:val="22"/>
-                <w:szCs w:val="22"/>
-              </w:rPr>
-              <w:t xml:space="preserve">Cấu trúc bài hát: Gồm 4 đoạn:</w:t>
-            </w:r>
-          </w:p>
-          <w:p>
-            <w:pPr>
-              <w:spacing w:after="70" w:line="300"/>
-            </w:pPr>
-            <w:r>
-              <w:rPr>
-                <w:rFonts w:ascii="Arial" w:cs="Arial" w:eastAsia="Arial" w:hAnsi="Arial"/>
-                <w:color w:val="2E3A67"/>
-                <w:sz w:val="22"/>
-                <w:szCs w:val="22"/>
-              </w:rPr>
-              <w:t xml:space="preserve">a. 3 khổ đầu, mỗi khổ nói về một loài động vật sống trong rừng (ví dụ: khỉ, voi, chim cú)</w:t>
-            </w:r>
-          </w:p>
-          <w:p>
-            <w:pPr>
-              <w:spacing w:after="70" w:line="300"/>
-            </w:pPr>
-            <w:r>
-              <w:rPr>
-                <w:rFonts w:ascii="Arial" w:cs="Arial" w:eastAsia="Arial" w:hAnsi="Arial"/>
-                <w:color w:val="2E3A67"/>
-                <w:sz w:val="22"/>
-                <w:szCs w:val="22"/>
-              </w:rPr>
-              <w:t xml:space="preserve">- Mỗi khổ bắt đầu bằng việc lặp lại tên loài vật đó 3 lần</w:t>
-            </w:r>
-          </w:p>
-          <w:p>
-            <w:pPr>
-              <w:spacing w:after="70" w:line="300"/>
-            </w:pPr>
-            <w:r>
-              <w:rPr>
-                <w:rFonts w:ascii="Arial" w:cs="Arial" w:eastAsia="Arial" w:hAnsi="Arial"/>
-                <w:color w:val="2E3A67"/>
-                <w:sz w:val="22"/>
-                <w:szCs w:val="22"/>
-              </w:rPr>
-              <w:t xml:space="preserve">- Sau đó là một câu ngắn, vui nhộn, có vần điệu, miêu tả hành động hoặc đặc điểm dễ thương của loài vật</w:t>
-            </w:r>
-          </w:p>
-          <w:p>
-            <w:pPr>
-              <w:spacing w:after="70" w:line="300"/>
-            </w:pPr>
-            <w:r>
-              <w:rPr>
-                <w:rFonts w:ascii="Arial" w:cs="Arial" w:eastAsia="Arial" w:hAnsi="Arial"/>
-                <w:color w:val="2E3A67"/>
-                <w:sz w:val="22"/>
-                <w:szCs w:val="22"/>
-              </w:rPr>
-              <w:t xml:space="preserve">- Ưu tiên vần rõ ràng, dễ nhớ, dễ hát theo cho trẻ nhỏ</w:t>
-            </w:r>
-          </w:p>
-          <w:p>
-            <w:pPr>
-              <w:spacing w:after="70" w:line="300"/>
-            </w:pPr>
-            <w:r>
-              <w:rPr>
-                <w:rFonts w:ascii="Arial" w:cs="Arial" w:eastAsia="Arial" w:hAnsi="Arial"/>
-                <w:color w:val="2E3A67"/>
-                <w:sz w:val="22"/>
-                <w:szCs w:val="22"/>
-              </w:rPr>
-              <w:t xml:space="preserve">- Lặp lại và nhịp điệu là yếu tố quan trọng</w:t>
-            </w:r>
-          </w:p>
-          <w:p>
-            <w:pPr>
-              <w:spacing w:after="70" w:line="300"/>
-            </w:pPr>
-            <w:r>
-              <w:rPr>
-                <w:rFonts w:ascii="Arial" w:cs="Arial" w:eastAsia="Arial" w:hAnsi="Arial"/>
-                <w:color w:val="2E3A67"/>
-                <w:sz w:val="22"/>
-                <w:szCs w:val="22"/>
-              </w:rPr>
-              <w:t xml:space="preserve">b. Đoạn kết tổng hợp lại hình ảnh các con vật, tạo không khí rộn ràng, kết bài vui vẻ</w:t>
-            </w:r>
-          </w:p>
-          <w:p>
-            <w:pPr>
-              <w:spacing w:after="70" w:line="300"/>
-            </w:pPr>
-            <w:r>
-              <w:rPr>
-                <w:rFonts w:ascii="Arial" w:cs="Arial" w:eastAsia="Arial" w:hAnsi="Arial"/>
-                <w:color w:val="2E3A67"/>
-                <w:sz w:val="22"/>
-                <w:szCs w:val="22"/>
-              </w:rPr>
-              <w:t xml:space="preserve">- Có thể dùng cấu trúc liệt kê (ví dụ: "Khỉ thì nhảy, voi thì đi, cú thì bay đêm...")</w:t>
-            </w:r>
-          </w:p>
-          <w:p>
-            <w:pPr>
-              <w:spacing w:after="70" w:line="300"/>
-            </w:pPr>
-            <w:r>
-              <w:rPr>
-                <w:rFonts w:ascii="Arial" w:cs="Arial" w:eastAsia="Arial" w:hAnsi="Arial"/>
-                <w:color w:val="2E3A67"/>
-                <w:sz w:val="22"/>
-                <w:szCs w:val="22"/>
-              </w:rPr>
-              <w:t xml:space="preserve">- Kết thúc bằng một câu reo vui như "Cùng nhau vui hát trong rừng xanh!"</w:t>
-            </w:r>
-          </w:p>
-          <w:p>
-            <w:pPr>
-              <w:spacing w:after="70" w:line="300"/>
-            </w:pPr>
-            <w:r>
-              <w:rPr>
-                <w:rFonts w:ascii="Arial" w:cs="Arial" w:eastAsia="Arial" w:hAnsi="Arial"/>
-                <w:color w:val="2E3A67"/>
-                <w:sz w:val="22"/>
-                <w:szCs w:val="22"/>
-              </w:rPr>
-              <w:t xml:space="preserve">Ngôn ngữ: Tiếng Việt</w:t>
-            </w:r>
-          </w:p>
-          <w:p>
-            <w:pPr>
-              <w:spacing w:after="70" w:line="300"/>
-            </w:pPr>
-            <w:r>
-              <w:rPr>
-                <w:rFonts w:ascii="Arial" w:cs="Arial" w:eastAsia="Arial" w:hAnsi="Arial"/>
-                <w:color w:val="2E3A67"/>
-                <w:sz w:val="22"/>
-                <w:szCs w:val="22"/>
-              </w:rPr>
-              <w:t xml:space="preserve">Phong cách: Nhẹ nhàng, vui nhộn, phù hợp với trẻ mẫu giáo</w:t>
+              <w:t xml:space="preserve">  CÂU LỆNH ĐỂ SAO CHÉP · (GOOGLE AI STUDIO HOẶC CHATGPT)  </w:t>
+            </w:r>
+          </w:p>
+          <w:p>
+            <w:pPr>
+              <w:spacing w:after="70" w:line="300"/>
+            </w:pPr>
+            <w:r>
+              <w:rPr>
+                <w:rFonts w:ascii="Arial" w:cs="Arial" w:eastAsia="Arial" w:hAnsi="Arial"/>
+                <w:color w:val="2E3A67"/>
+                <w:sz w:val="22"/>
+                <w:szCs w:val="22"/>
+              </w:rPr>
+              <w:t xml:space="preserve">Viết cho tôi một câu chuyện về một cậu bé nhặt được của rơi và cách cậu xử lý tình huống đó. Tạo hình ảnh minh họa cho từng cảnh theo phong cách hoạt hình 3D, màu sắc tươi sáng, phù hợp với học sinh tiểu học. Câu chuyện có thể chia thành 4 cảnh, thể hiện rõ diễn biến từ lúc nhặt được đồ cho đến khi đưa trả hoặc tìm lại người mất. Nhân vật và bối cảnh cần được giữ đồng bộ, nhất quán xuyên suốt toàn bộ truyện. Kích thước hình ảnh 16:9, không cần lời thoại trong hình.</w:t>
             </w:r>
           </w:p>
         </w:tc>
@@ -6940,21 +6608,21 @@
                 <w:szCs w:val="18"/>
                 <w:shd w:fill="2E3A67" w:color="auto" w:val="clear"/>
               </w:rPr>
-              <w:t xml:space="preserve">  CÂU LỆNH ĐỂ SAO CHÉP · DÁN VÀO Ô STYLE OF MUSIC CỦA SUNO  </w:t>
-            </w:r>
-          </w:p>
-          <w:p>
-            <w:pPr>
-              <w:spacing w:after="70" w:line="300"/>
-            </w:pPr>
-            <w:r>
-              <w:rPr>
-                <w:rFonts w:ascii="Arial" w:cs="Arial" w:eastAsia="Arial" w:hAnsi="Arial"/>
-                <w:color w:val="2E3A67"/>
-                <w:sz w:val="22"/>
-                <w:szCs w:val="22"/>
-              </w:rPr>
-              <w:t xml:space="preserve">Children's pop; cheerful and energetic; 110-130 BPM; uses digital xylophone, ukulele, soft drums, hand claps, gentle synths; clear, cheerful vocals sung slowly for young kids.</w:t>
+              <w:t xml:space="preserve">  CÂU LỆNH ĐỂ SAO CHÉP · TRUYỆN CÓ NHIỀU NHÂN VẬT: GÁN MÃ SỐ CHO NHÂN VẬT  </w:t>
+            </w:r>
+          </w:p>
+          <w:p>
+            <w:pPr>
+              <w:spacing w:after="70" w:line="300"/>
+            </w:pPr>
+            <w:r>
+              <w:rPr>
+                <w:rFonts w:ascii="Arial" w:cs="Arial" w:eastAsia="Arial" w:hAnsi="Arial"/>
+                <w:color w:val="2E3A67"/>
+                <w:sz w:val="22"/>
+                <w:szCs w:val="22"/>
+              </w:rPr>
+              <w:t xml:space="preserve">Gán và lưu mã số bất kỳ cho nhân vật này. Tôi sẽ tham chiếu và tạo ảnh sau đó</w:t>
             </w:r>
           </w:p>
         </w:tc>
@@ -6979,7 +6647,7 @@
           <w:sz w:val="28"/>
           <w:szCs w:val="28"/>
         </w:rPr>
-        <w:t xml:space="preserve">Bài 25 · Tạo bài đọc và bài tập nhận diện câu lệnh lỗi</w:t>
+        <w:t xml:space="preserve">Bài 24 · Sáng tác bài hát cho trẻ</w:t>
       </w:r>
       <w:r>
         <w:rPr>
@@ -6988,7 +6656,7 @@
           <w:sz w:val="21"/>
           <w:szCs w:val="21"/>
         </w:rPr>
-        <w:t xml:space="preserve">   (sách, trang 48)</w:t>
+        <w:t xml:space="preserve">   (sách, trang 47)</w:t>
       </w:r>
     </w:p>
     <w:tbl>
@@ -7042,147 +6710,175 @@
                 <w:szCs w:val="18"/>
                 <w:shd w:fill="2E3A67" w:color="auto" w:val="clear"/>
               </w:rPr>
-              <w:t xml:space="preserve">  CÂU LỆNH ĐỂ SAO CHÉP ·   </w:t>
-            </w:r>
-          </w:p>
-          <w:p>
-            <w:pPr>
-              <w:spacing w:after="70" w:line="300"/>
-            </w:pPr>
-            <w:r>
-              <w:rPr>
-                <w:rFonts w:ascii="Arial" w:cs="Arial" w:eastAsia="Arial" w:hAnsi="Arial"/>
-                <w:color w:val="2E3A67"/>
-                <w:sz w:val="22"/>
-                <w:szCs w:val="22"/>
-              </w:rPr>
-              <w:t xml:space="preserve">#NGỮ CẢNH</w:t>
-            </w:r>
-          </w:p>
-          <w:p>
-            <w:pPr>
-              <w:spacing w:after="70" w:line="300"/>
-            </w:pPr>
-            <w:r>
-              <w:rPr>
-                <w:rFonts w:ascii="Arial" w:cs="Arial" w:eastAsia="Arial" w:hAnsi="Arial"/>
-                <w:color w:val="2E3A67"/>
-                <w:sz w:val="22"/>
-                <w:szCs w:val="22"/>
-              </w:rPr>
-              <w:t xml:space="preserve">Bạn là giáo viên Tiếng Anh lớp 6. Bạn đang giao bài viết cho học sinh tiểu học với chủ đề mùa hè của em.</w:t>
-            </w:r>
-          </w:p>
-          <w:p>
-            <w:pPr>
-              <w:spacing w:after="70" w:line="300"/>
-            </w:pPr>
-            <w:r>
-              <w:rPr>
-                <w:rFonts w:ascii="Arial" w:cs="Arial" w:eastAsia="Arial" w:hAnsi="Arial"/>
-                <w:color w:val="2E3A67"/>
-                <w:sz w:val="22"/>
-                <w:szCs w:val="22"/>
-              </w:rPr>
-              <w:t xml:space="preserve">#HƯỚNG DẪN</w:t>
-            </w:r>
-          </w:p>
-          <w:p>
-            <w:pPr>
-              <w:spacing w:after="70" w:line="300"/>
-            </w:pPr>
-            <w:r>
-              <w:rPr>
-                <w:rFonts w:ascii="Arial" w:cs="Arial" w:eastAsia="Arial" w:hAnsi="Arial"/>
-                <w:color w:val="2E3A67"/>
-                <w:sz w:val="22"/>
-                <w:szCs w:val="22"/>
-              </w:rPr>
-              <w:t xml:space="preserve">Yêu cầu học sinh viết một đoạn văn tiếng Anh khoảng 50 từ, kể về mùa hè của bản thân. Nội dung có thể bao gồm thời tiết, hoạt động ngoài trời, sở thích, nơi em đi chơi hoặc người em gặp.</w:t>
-            </w:r>
-          </w:p>
-          <w:p>
-            <w:pPr>
-              <w:spacing w:after="70" w:line="300"/>
-            </w:pPr>
-            <w:r>
-              <w:rPr>
-                <w:rFonts w:ascii="Arial" w:cs="Arial" w:eastAsia="Arial" w:hAnsi="Arial"/>
-                <w:color w:val="2E3A67"/>
-                <w:sz w:val="22"/>
-                <w:szCs w:val="22"/>
-              </w:rPr>
-              <w:t xml:space="preserve">#YÊU CẦU</w:t>
-            </w:r>
-          </w:p>
-          <w:p>
-            <w:pPr>
-              <w:spacing w:after="70" w:line="300"/>
-            </w:pPr>
-            <w:r>
-              <w:rPr>
-                <w:rFonts w:ascii="Arial" w:cs="Arial" w:eastAsia="Arial" w:hAnsi="Arial"/>
-                <w:color w:val="2E3A67"/>
-                <w:sz w:val="22"/>
-                <w:szCs w:val="22"/>
-              </w:rPr>
-              <w:t xml:space="preserve">Độ dài khoảng 100 từ</w:t>
-            </w:r>
-          </w:p>
-          <w:p>
-            <w:pPr>
-              <w:spacing w:after="70" w:line="300"/>
-            </w:pPr>
-            <w:r>
-              <w:rPr>
-                <w:rFonts w:ascii="Arial" w:cs="Arial" w:eastAsia="Arial" w:hAnsi="Arial"/>
-                <w:color w:val="2E3A67"/>
-                <w:sz w:val="22"/>
-                <w:szCs w:val="22"/>
-              </w:rPr>
-              <w:t xml:space="preserve">Ngôn ngữ đơn giản, phù hợp học sinh lớp 4-5</w:t>
-            </w:r>
-          </w:p>
-          <w:p>
-            <w:pPr>
-              <w:spacing w:after="70" w:line="300"/>
-            </w:pPr>
-            <w:r>
-              <w:rPr>
-                <w:rFonts w:ascii="Arial" w:cs="Arial" w:eastAsia="Arial" w:hAnsi="Arial"/>
-                <w:color w:val="2E3A67"/>
-                <w:sz w:val="22"/>
-                <w:szCs w:val="22"/>
-              </w:rPr>
-              <w:t xml:space="preserve">Viết ở ngôi thứ nhất (I, my...)</w:t>
-            </w:r>
-          </w:p>
-          <w:p>
-            <w:pPr>
-              <w:spacing w:after="70" w:line="300"/>
-            </w:pPr>
-            <w:r>
-              <w:rPr>
-                <w:rFonts w:ascii="Arial" w:cs="Arial" w:eastAsia="Arial" w:hAnsi="Arial"/>
-                <w:color w:val="2E3A67"/>
-                <w:sz w:val="22"/>
-                <w:szCs w:val="22"/>
-              </w:rPr>
-              <w:t xml:space="preserve">Có ít nhất 3 hoạt động mùa hè</w:t>
-            </w:r>
-          </w:p>
-          <w:p>
-            <w:pPr>
-              <w:spacing w:after="70" w:line="300"/>
-            </w:pPr>
-            <w:r>
-              <w:rPr>
-                <w:rFonts w:ascii="Arial" w:cs="Arial" w:eastAsia="Arial" w:hAnsi="Arial"/>
-                <w:color w:val="2E3A67"/>
-                <w:sz w:val="22"/>
-                <w:szCs w:val="22"/>
-              </w:rPr>
-              <w:t xml:space="preserve">Câu văn rõ ràng, đúng ngữ pháp</w:t>
+              <w:t xml:space="preserve">  CÂU LỆNH ĐỂ SAO CHÉP · DÁN VÀO CHATGPT HOẶC GEMINI ĐỂ VIẾT LỜI  </w:t>
+            </w:r>
+          </w:p>
+          <w:p>
+            <w:pPr>
+              <w:spacing w:after="70" w:line="300"/>
+            </w:pPr>
+            <w:r>
+              <w:rPr>
+                <w:rFonts w:ascii="Arial" w:cs="Arial" w:eastAsia="Arial" w:hAnsi="Arial"/>
+                <w:color w:val="2E3A67"/>
+                <w:sz w:val="22"/>
+                <w:szCs w:val="22"/>
+              </w:rPr>
+              <w:t xml:space="preserve">Tạo một bài hát vui tươi, rộn ràng, phù hợp với trẻ mẫu giáo</w:t>
+            </w:r>
+          </w:p>
+          <w:p>
+            <w:pPr>
+              <w:spacing w:after="70" w:line="300"/>
+            </w:pPr>
+            <w:r>
+              <w:rPr>
+                <w:rFonts w:ascii="Arial" w:cs="Arial" w:eastAsia="Arial" w:hAnsi="Arial"/>
+                <w:color w:val="2E3A67"/>
+                <w:sz w:val="22"/>
+                <w:szCs w:val="22"/>
+              </w:rPr>
+              <w:t xml:space="preserve">Cấu trúc bài hát: Gồm 4 đoạn:</w:t>
+            </w:r>
+          </w:p>
+          <w:p>
+            <w:pPr>
+              <w:spacing w:after="70" w:line="300"/>
+            </w:pPr>
+            <w:r>
+              <w:rPr>
+                <w:rFonts w:ascii="Arial" w:cs="Arial" w:eastAsia="Arial" w:hAnsi="Arial"/>
+                <w:color w:val="2E3A67"/>
+                <w:sz w:val="22"/>
+                <w:szCs w:val="22"/>
+              </w:rPr>
+              <w:t xml:space="preserve">a. 3 khổ đầu, mỗi khổ nói về một loài động vật sống trong rừng (ví dụ: khỉ, voi, chim cú)</w:t>
+            </w:r>
+          </w:p>
+          <w:p>
+            <w:pPr>
+              <w:spacing w:after="70" w:line="300"/>
+            </w:pPr>
+            <w:r>
+              <w:rPr>
+                <w:rFonts w:ascii="Arial" w:cs="Arial" w:eastAsia="Arial" w:hAnsi="Arial"/>
+                <w:color w:val="2E3A67"/>
+                <w:sz w:val="22"/>
+                <w:szCs w:val="22"/>
+              </w:rPr>
+              <w:t xml:space="preserve">- Mỗi khổ bắt đầu bằng việc lặp lại tên loài vật đó 3 lần</w:t>
+            </w:r>
+          </w:p>
+          <w:p>
+            <w:pPr>
+              <w:spacing w:after="70" w:line="300"/>
+            </w:pPr>
+            <w:r>
+              <w:rPr>
+                <w:rFonts w:ascii="Arial" w:cs="Arial" w:eastAsia="Arial" w:hAnsi="Arial"/>
+                <w:color w:val="2E3A67"/>
+                <w:sz w:val="22"/>
+                <w:szCs w:val="22"/>
+              </w:rPr>
+              <w:t xml:space="preserve">- Sau đó là một câu ngắn, vui nhộn, có vần điệu, miêu tả hành động hoặc đặc điểm dễ thương của loài vật</w:t>
+            </w:r>
+          </w:p>
+          <w:p>
+            <w:pPr>
+              <w:spacing w:after="70" w:line="300"/>
+            </w:pPr>
+            <w:r>
+              <w:rPr>
+                <w:rFonts w:ascii="Arial" w:cs="Arial" w:eastAsia="Arial" w:hAnsi="Arial"/>
+                <w:color w:val="2E3A67"/>
+                <w:sz w:val="22"/>
+                <w:szCs w:val="22"/>
+              </w:rPr>
+              <w:t xml:space="preserve">- Ưu tiên vần rõ ràng, dễ nhớ, dễ hát theo cho trẻ nhỏ</w:t>
+            </w:r>
+          </w:p>
+          <w:p>
+            <w:pPr>
+              <w:spacing w:after="70" w:line="300"/>
+            </w:pPr>
+            <w:r>
+              <w:rPr>
+                <w:rFonts w:ascii="Arial" w:cs="Arial" w:eastAsia="Arial" w:hAnsi="Arial"/>
+                <w:color w:val="2E3A67"/>
+                <w:sz w:val="22"/>
+                <w:szCs w:val="22"/>
+              </w:rPr>
+              <w:t xml:space="preserve">- Lặp lại và nhịp điệu là yếu tố quan trọng</w:t>
+            </w:r>
+          </w:p>
+          <w:p>
+            <w:pPr>
+              <w:spacing w:after="70" w:line="300"/>
+            </w:pPr>
+            <w:r>
+              <w:rPr>
+                <w:rFonts w:ascii="Arial" w:cs="Arial" w:eastAsia="Arial" w:hAnsi="Arial"/>
+                <w:color w:val="2E3A67"/>
+                <w:sz w:val="22"/>
+                <w:szCs w:val="22"/>
+              </w:rPr>
+              <w:t xml:space="preserve">b. Đoạn kết tổng hợp lại hình ảnh các con vật, tạo không khí rộn ràng, kết bài vui vẻ</w:t>
+            </w:r>
+          </w:p>
+          <w:p>
+            <w:pPr>
+              <w:spacing w:after="70" w:line="300"/>
+            </w:pPr>
+            <w:r>
+              <w:rPr>
+                <w:rFonts w:ascii="Arial" w:cs="Arial" w:eastAsia="Arial" w:hAnsi="Arial"/>
+                <w:color w:val="2E3A67"/>
+                <w:sz w:val="22"/>
+                <w:szCs w:val="22"/>
+              </w:rPr>
+              <w:t xml:space="preserve">- Có thể dùng cấu trúc liệt kê (ví dụ: "Khỉ thì nhảy, voi thì đi, cú thì bay đêm...")</w:t>
+            </w:r>
+          </w:p>
+          <w:p>
+            <w:pPr>
+              <w:spacing w:after="70" w:line="300"/>
+            </w:pPr>
+            <w:r>
+              <w:rPr>
+                <w:rFonts w:ascii="Arial" w:cs="Arial" w:eastAsia="Arial" w:hAnsi="Arial"/>
+                <w:color w:val="2E3A67"/>
+                <w:sz w:val="22"/>
+                <w:szCs w:val="22"/>
+              </w:rPr>
+              <w:t xml:space="preserve">- Kết thúc bằng một câu reo vui như "Cùng nhau vui hát trong rừng xanh!"</w:t>
+            </w:r>
+          </w:p>
+          <w:p>
+            <w:pPr>
+              <w:spacing w:after="70" w:line="300"/>
+            </w:pPr>
+            <w:r>
+              <w:rPr>
+                <w:rFonts w:ascii="Arial" w:cs="Arial" w:eastAsia="Arial" w:hAnsi="Arial"/>
+                <w:color w:val="2E3A67"/>
+                <w:sz w:val="22"/>
+                <w:szCs w:val="22"/>
+              </w:rPr>
+              <w:t xml:space="preserve">Ngôn ngữ: Tiếng Việt</w:t>
+            </w:r>
+          </w:p>
+          <w:p>
+            <w:pPr>
+              <w:spacing w:after="70" w:line="300"/>
+            </w:pPr>
+            <w:r>
+              <w:rPr>
+                <w:rFonts w:ascii="Arial" w:cs="Arial" w:eastAsia="Arial" w:hAnsi="Arial"/>
+                <w:color w:val="2E3A67"/>
+                <w:sz w:val="22"/>
+                <w:szCs w:val="22"/>
+              </w:rPr>
+              <w:t xml:space="preserve">Phong cách: Nhẹ nhàng, vui nhộn, phù hợp với trẻ mẫu giáo</w:t>
             </w:r>
           </w:p>
         </w:tc>
@@ -7244,147 +6940,21 @@
                 <w:szCs w:val="18"/>
                 <w:shd w:fill="2E3A67" w:color="auto" w:val="clear"/>
               </w:rPr>
-              <w:t xml:space="preserve">  CÂU LỆNH ĐỂ SAO CHÉP · PHIÊN BẢN ĐÃ THỐNG NHẤT (DÙNG CHO LỚP 4-5)  </w:t>
-            </w:r>
-          </w:p>
-          <w:p>
-            <w:pPr>
-              <w:spacing w:after="70" w:line="300"/>
-            </w:pPr>
-            <w:r>
-              <w:rPr>
-                <w:rFonts w:ascii="Arial" w:cs="Arial" w:eastAsia="Arial" w:hAnsi="Arial"/>
-                <w:color w:val="2E3A67"/>
-                <w:sz w:val="22"/>
-                <w:szCs w:val="22"/>
-              </w:rPr>
-              <w:t xml:space="preserve">#NGỮ CẢNH</w:t>
-            </w:r>
-          </w:p>
-          <w:p>
-            <w:pPr>
-              <w:spacing w:after="70" w:line="300"/>
-            </w:pPr>
-            <w:r>
-              <w:rPr>
-                <w:rFonts w:ascii="Arial" w:cs="Arial" w:eastAsia="Arial" w:hAnsi="Arial"/>
-                <w:color w:val="2E3A67"/>
-                <w:sz w:val="22"/>
-                <w:szCs w:val="22"/>
-              </w:rPr>
-              <w:t xml:space="preserve">Bạn là giáo viên Tiếng Anh tiểu học. Bạn đang giao bài viết cho học sinh lớp 4-5 với chủ đề mùa hè của em.</w:t>
-            </w:r>
-          </w:p>
-          <w:p>
-            <w:pPr>
-              <w:spacing w:after="70" w:line="300"/>
-            </w:pPr>
-            <w:r>
-              <w:rPr>
-                <w:rFonts w:ascii="Arial" w:cs="Arial" w:eastAsia="Arial" w:hAnsi="Arial"/>
-                <w:color w:val="2E3A67"/>
-                <w:sz w:val="22"/>
-                <w:szCs w:val="22"/>
-              </w:rPr>
-              <w:t xml:space="preserve">#HƯỚNG DẪN</w:t>
-            </w:r>
-          </w:p>
-          <w:p>
-            <w:pPr>
-              <w:spacing w:after="70" w:line="300"/>
-            </w:pPr>
-            <w:r>
-              <w:rPr>
-                <w:rFonts w:ascii="Arial" w:cs="Arial" w:eastAsia="Arial" w:hAnsi="Arial"/>
-                <w:color w:val="2E3A67"/>
-                <w:sz w:val="22"/>
-                <w:szCs w:val="22"/>
-              </w:rPr>
-              <w:t xml:space="preserve">Viết một đoạn văn tiếng Anh mẫu kể về mùa hè của bản thân. Nội dung có thể bao gồm thời tiết, hoạt động ngoài trời, sở thích, nơi em đi chơi hoặc người em gặp.</w:t>
-            </w:r>
-          </w:p>
-          <w:p>
-            <w:pPr>
-              <w:spacing w:after="70" w:line="300"/>
-            </w:pPr>
-            <w:r>
-              <w:rPr>
-                <w:rFonts w:ascii="Arial" w:cs="Arial" w:eastAsia="Arial" w:hAnsi="Arial"/>
-                <w:color w:val="2E3A67"/>
-                <w:sz w:val="22"/>
-                <w:szCs w:val="22"/>
-              </w:rPr>
-              <w:t xml:space="preserve">#YÊU CẦU</w:t>
-            </w:r>
-          </w:p>
-          <w:p>
-            <w:pPr>
-              <w:spacing w:after="70" w:line="300"/>
-            </w:pPr>
-            <w:r>
-              <w:rPr>
-                <w:rFonts w:ascii="Arial" w:cs="Arial" w:eastAsia="Arial" w:hAnsi="Arial"/>
-                <w:color w:val="2E3A67"/>
-                <w:sz w:val="22"/>
-                <w:szCs w:val="22"/>
-              </w:rPr>
-              <w:t xml:space="preserve">Độ dài khoảng 80 từ</w:t>
-            </w:r>
-          </w:p>
-          <w:p>
-            <w:pPr>
-              <w:spacing w:after="70" w:line="300"/>
-            </w:pPr>
-            <w:r>
-              <w:rPr>
-                <w:rFonts w:ascii="Arial" w:cs="Arial" w:eastAsia="Arial" w:hAnsi="Arial"/>
-                <w:color w:val="2E3A67"/>
-                <w:sz w:val="22"/>
-                <w:szCs w:val="22"/>
-              </w:rPr>
-              <w:t xml:space="preserve">Ngôn ngữ đơn giản, phù hợp học sinh lớp 4-5</w:t>
-            </w:r>
-          </w:p>
-          <w:p>
-            <w:pPr>
-              <w:spacing w:after="70" w:line="300"/>
-            </w:pPr>
-            <w:r>
-              <w:rPr>
-                <w:rFonts w:ascii="Arial" w:cs="Arial" w:eastAsia="Arial" w:hAnsi="Arial"/>
-                <w:color w:val="2E3A67"/>
-                <w:sz w:val="22"/>
-                <w:szCs w:val="22"/>
-              </w:rPr>
-              <w:t xml:space="preserve">Viết ở ngôi thứ nhất (I, my...)</w:t>
-            </w:r>
-          </w:p>
-          <w:p>
-            <w:pPr>
-              <w:spacing w:after="70" w:line="300"/>
-            </w:pPr>
-            <w:r>
-              <w:rPr>
-                <w:rFonts w:ascii="Arial" w:cs="Arial" w:eastAsia="Arial" w:hAnsi="Arial"/>
-                <w:color w:val="2E3A67"/>
-                <w:sz w:val="22"/>
-                <w:szCs w:val="22"/>
-              </w:rPr>
-              <w:t xml:space="preserve">Có ít nhất 3 hoạt động mùa hè</w:t>
-            </w:r>
-          </w:p>
-          <w:p>
-            <w:pPr>
-              <w:spacing w:after="70" w:line="300"/>
-            </w:pPr>
-            <w:r>
-              <w:rPr>
-                <w:rFonts w:ascii="Arial" w:cs="Arial" w:eastAsia="Arial" w:hAnsi="Arial"/>
-                <w:color w:val="2E3A67"/>
-                <w:sz w:val="22"/>
-                <w:szCs w:val="22"/>
-              </w:rPr>
-              <w:t xml:space="preserve">Câu văn rõ ràng, đúng ngữ pháp</w:t>
+              <w:t xml:space="preserve">  CÂU LỆNH ĐỂ SAO CHÉP · DÁN VÀO Ô STYLE OF MUSIC CỦA SUNO  </w:t>
+            </w:r>
+          </w:p>
+          <w:p>
+            <w:pPr>
+              <w:spacing w:after="70" w:line="300"/>
+            </w:pPr>
+            <w:r>
+              <w:rPr>
+                <w:rFonts w:ascii="Arial" w:cs="Arial" w:eastAsia="Arial" w:hAnsi="Arial"/>
+                <w:color w:val="2E3A67"/>
+                <w:sz w:val="22"/>
+                <w:szCs w:val="22"/>
+              </w:rPr>
+              <w:t xml:space="preserve">Children's pop; cheerful and energetic; 110-130 BPM; uses digital xylophone, ukulele, soft drums, hand claps, gentle synths; clear, cheerful vocals sung slowly for young kids.</w:t>
             </w:r>
           </w:p>
         </w:tc>
@@ -7409,7 +6979,7 @@
           <w:sz w:val="28"/>
           <w:szCs w:val="28"/>
         </w:rPr>
-        <w:t xml:space="preserve">Bài 26 · Chỉ định phong cách đọc (tạo giọng đọc)</w:t>
+        <w:t xml:space="preserve">Bài 25 · Tạo bài đọc và bài tập nhận diện câu lệnh lỗi</w:t>
       </w:r>
       <w:r>
         <w:rPr>
@@ -7418,7 +6988,7 @@
           <w:sz w:val="21"/>
           <w:szCs w:val="21"/>
         </w:rPr>
-        <w:t xml:space="preserve">   (sách, trang 50)</w:t>
+        <w:t xml:space="preserve">   (sách, trang 49)</w:t>
       </w:r>
     </w:p>
     <w:tbl>
@@ -7472,6 +7042,436 @@
                 <w:szCs w:val="18"/>
                 <w:shd w:fill="2E3A67" w:color="auto" w:val="clear"/>
               </w:rPr>
+              <w:t xml:space="preserve">  CÂU LỆNH ĐỂ SAO CHÉP ·   </w:t>
+            </w:r>
+          </w:p>
+          <w:p>
+            <w:pPr>
+              <w:spacing w:after="70" w:line="300"/>
+            </w:pPr>
+            <w:r>
+              <w:rPr>
+                <w:rFonts w:ascii="Arial" w:cs="Arial" w:eastAsia="Arial" w:hAnsi="Arial"/>
+                <w:color w:val="2E3A67"/>
+                <w:sz w:val="22"/>
+                <w:szCs w:val="22"/>
+              </w:rPr>
+              <w:t xml:space="preserve">#NGỮ CẢNH</w:t>
+            </w:r>
+          </w:p>
+          <w:p>
+            <w:pPr>
+              <w:spacing w:after="70" w:line="300"/>
+            </w:pPr>
+            <w:r>
+              <w:rPr>
+                <w:rFonts w:ascii="Arial" w:cs="Arial" w:eastAsia="Arial" w:hAnsi="Arial"/>
+                <w:color w:val="2E3A67"/>
+                <w:sz w:val="22"/>
+                <w:szCs w:val="22"/>
+              </w:rPr>
+              <w:t xml:space="preserve">Bạn là giáo viên Tiếng Anh lớp 6. Bạn đang giao bài viết cho học sinh tiểu học với chủ đề mùa hè của em.</w:t>
+            </w:r>
+          </w:p>
+          <w:p>
+            <w:pPr>
+              <w:spacing w:after="70" w:line="300"/>
+            </w:pPr>
+            <w:r>
+              <w:rPr>
+                <w:rFonts w:ascii="Arial" w:cs="Arial" w:eastAsia="Arial" w:hAnsi="Arial"/>
+                <w:color w:val="2E3A67"/>
+                <w:sz w:val="22"/>
+                <w:szCs w:val="22"/>
+              </w:rPr>
+              <w:t xml:space="preserve">#HƯỚNG DẪN</w:t>
+            </w:r>
+          </w:p>
+          <w:p>
+            <w:pPr>
+              <w:spacing w:after="70" w:line="300"/>
+            </w:pPr>
+            <w:r>
+              <w:rPr>
+                <w:rFonts w:ascii="Arial" w:cs="Arial" w:eastAsia="Arial" w:hAnsi="Arial"/>
+                <w:color w:val="2E3A67"/>
+                <w:sz w:val="22"/>
+                <w:szCs w:val="22"/>
+              </w:rPr>
+              <w:t xml:space="preserve">Yêu cầu học sinh viết một đoạn văn tiếng Anh khoảng 50 từ, kể về mùa hè của bản thân. Nội dung có thể bao gồm thời tiết, hoạt động ngoài trời, sở thích, nơi em đi chơi hoặc người em gặp.</w:t>
+            </w:r>
+          </w:p>
+          <w:p>
+            <w:pPr>
+              <w:spacing w:after="70" w:line="300"/>
+            </w:pPr>
+            <w:r>
+              <w:rPr>
+                <w:rFonts w:ascii="Arial" w:cs="Arial" w:eastAsia="Arial" w:hAnsi="Arial"/>
+                <w:color w:val="2E3A67"/>
+                <w:sz w:val="22"/>
+                <w:szCs w:val="22"/>
+              </w:rPr>
+              <w:t xml:space="preserve">#YÊU CẦU</w:t>
+            </w:r>
+          </w:p>
+          <w:p>
+            <w:pPr>
+              <w:spacing w:after="70" w:line="300"/>
+            </w:pPr>
+            <w:r>
+              <w:rPr>
+                <w:rFonts w:ascii="Arial" w:cs="Arial" w:eastAsia="Arial" w:hAnsi="Arial"/>
+                <w:color w:val="2E3A67"/>
+                <w:sz w:val="22"/>
+                <w:szCs w:val="22"/>
+              </w:rPr>
+              <w:t xml:space="preserve">Độ dài khoảng 100 từ</w:t>
+            </w:r>
+          </w:p>
+          <w:p>
+            <w:pPr>
+              <w:spacing w:after="70" w:line="300"/>
+            </w:pPr>
+            <w:r>
+              <w:rPr>
+                <w:rFonts w:ascii="Arial" w:cs="Arial" w:eastAsia="Arial" w:hAnsi="Arial"/>
+                <w:color w:val="2E3A67"/>
+                <w:sz w:val="22"/>
+                <w:szCs w:val="22"/>
+              </w:rPr>
+              <w:t xml:space="preserve">Ngôn ngữ đơn giản, phù hợp học sinh lớp 4-5</w:t>
+            </w:r>
+          </w:p>
+          <w:p>
+            <w:pPr>
+              <w:spacing w:after="70" w:line="300"/>
+            </w:pPr>
+            <w:r>
+              <w:rPr>
+                <w:rFonts w:ascii="Arial" w:cs="Arial" w:eastAsia="Arial" w:hAnsi="Arial"/>
+                <w:color w:val="2E3A67"/>
+                <w:sz w:val="22"/>
+                <w:szCs w:val="22"/>
+              </w:rPr>
+              <w:t xml:space="preserve">Viết ở ngôi thứ nhất (I, my...)</w:t>
+            </w:r>
+          </w:p>
+          <w:p>
+            <w:pPr>
+              <w:spacing w:after="70" w:line="300"/>
+            </w:pPr>
+            <w:r>
+              <w:rPr>
+                <w:rFonts w:ascii="Arial" w:cs="Arial" w:eastAsia="Arial" w:hAnsi="Arial"/>
+                <w:color w:val="2E3A67"/>
+                <w:sz w:val="22"/>
+                <w:szCs w:val="22"/>
+              </w:rPr>
+              <w:t xml:space="preserve">Có ít nhất 3 hoạt động mùa hè</w:t>
+            </w:r>
+          </w:p>
+          <w:p>
+            <w:pPr>
+              <w:spacing w:after="70" w:line="300"/>
+            </w:pPr>
+            <w:r>
+              <w:rPr>
+                <w:rFonts w:ascii="Arial" w:cs="Arial" w:eastAsia="Arial" w:hAnsi="Arial"/>
+                <w:color w:val="2E3A67"/>
+                <w:sz w:val="22"/>
+                <w:szCs w:val="22"/>
+              </w:rPr>
+              <w:t xml:space="preserve">Câu văn rõ ràng, đúng ngữ pháp</w:t>
+            </w:r>
+          </w:p>
+        </w:tc>
+      </w:tr>
+    </w:tbl>
+    <w:p>
+      <w:pPr>
+        <w:spacing w:after="180"/>
+      </w:pPr>
+    </w:p>
+    <w:tbl>
+      <w:tblPr>
+        <w:tblW w:type="dxa" w:w="9638"/>
+        <w:tblBorders>
+          <w:top w:val="single" w:color="auto" w:sz="4"/>
+          <w:left w:val="single" w:color="auto" w:sz="4"/>
+          <w:bottom w:val="single" w:color="auto" w:sz="4"/>
+          <w:right w:val="single" w:color="auto" w:sz="4"/>
+          <w:insideH w:val="single" w:color="auto" w:sz="4"/>
+          <w:insideV w:val="single" w:color="auto" w:sz="4"/>
+        </w:tblBorders>
+      </w:tblPr>
+      <w:tblGrid>
+        <w:gridCol w:w="9638"/>
+      </w:tblGrid>
+      <w:tr>
+        <w:trPr>
+          <w:cantSplit/>
+        </w:trPr>
+        <w:tc>
+          <w:tcPr>
+            <w:tcW w:type="dxa" w:w="9638"/>
+            <w:tcBorders>
+              <w:top w:val="none" w:color="FFFFFF" w:sz="0"/>
+              <w:left w:val="none" w:color="FFFFFF" w:sz="0"/>
+              <w:bottom w:val="none" w:color="FFFFFF" w:sz="0"/>
+              <w:right w:val="none" w:color="FFFFFF" w:sz="0"/>
+            </w:tcBorders>
+            <w:shd w:fill="EAF5F1" w:color="auto" w:val="clear"/>
+            <w:tcMar>
+              <w:top w:type="dxa" w:w="160"/>
+              <w:left w:type="dxa" w:w="240"/>
+              <w:bottom w:type="dxa" w:w="160"/>
+              <w:right w:type="dxa" w:w="240"/>
+            </w:tcMar>
+          </w:tcPr>
+          <w:p>
+            <w:pPr>
+              <w:keepNext/>
+              <w:spacing w:after="120"/>
+            </w:pPr>
+            <w:r>
+              <w:rPr>
+                <w:rFonts w:ascii="Arial" w:cs="Arial" w:eastAsia="Arial" w:hAnsi="Arial"/>
+                <w:b/>
+                <w:bCs/>
+                <w:color w:val="FFFFFF"/>
+                <w:sz w:val="18"/>
+                <w:szCs w:val="18"/>
+                <w:shd w:fill="2E3A67" w:color="auto" w:val="clear"/>
+              </w:rPr>
+              <w:t xml:space="preserve">  CÂU LỆNH ĐỂ SAO CHÉP · PHIÊN BẢN ĐÃ THỐNG NHẤT (DÙNG CHO LỚP 4-5)  </w:t>
+            </w:r>
+          </w:p>
+          <w:p>
+            <w:pPr>
+              <w:spacing w:after="70" w:line="300"/>
+            </w:pPr>
+            <w:r>
+              <w:rPr>
+                <w:rFonts w:ascii="Arial" w:cs="Arial" w:eastAsia="Arial" w:hAnsi="Arial"/>
+                <w:color w:val="2E3A67"/>
+                <w:sz w:val="22"/>
+                <w:szCs w:val="22"/>
+              </w:rPr>
+              <w:t xml:space="preserve">#NGỮ CẢNH</w:t>
+            </w:r>
+          </w:p>
+          <w:p>
+            <w:pPr>
+              <w:spacing w:after="70" w:line="300"/>
+            </w:pPr>
+            <w:r>
+              <w:rPr>
+                <w:rFonts w:ascii="Arial" w:cs="Arial" w:eastAsia="Arial" w:hAnsi="Arial"/>
+                <w:color w:val="2E3A67"/>
+                <w:sz w:val="22"/>
+                <w:szCs w:val="22"/>
+              </w:rPr>
+              <w:t xml:space="preserve">Bạn là giáo viên Tiếng Anh tiểu học. Bạn đang giao bài viết cho học sinh lớp 4-5 với chủ đề mùa hè của em.</w:t>
+            </w:r>
+          </w:p>
+          <w:p>
+            <w:pPr>
+              <w:spacing w:after="70" w:line="300"/>
+            </w:pPr>
+            <w:r>
+              <w:rPr>
+                <w:rFonts w:ascii="Arial" w:cs="Arial" w:eastAsia="Arial" w:hAnsi="Arial"/>
+                <w:color w:val="2E3A67"/>
+                <w:sz w:val="22"/>
+                <w:szCs w:val="22"/>
+              </w:rPr>
+              <w:t xml:space="preserve">#HƯỚNG DẪN</w:t>
+            </w:r>
+          </w:p>
+          <w:p>
+            <w:pPr>
+              <w:spacing w:after="70" w:line="300"/>
+            </w:pPr>
+            <w:r>
+              <w:rPr>
+                <w:rFonts w:ascii="Arial" w:cs="Arial" w:eastAsia="Arial" w:hAnsi="Arial"/>
+                <w:color w:val="2E3A67"/>
+                <w:sz w:val="22"/>
+                <w:szCs w:val="22"/>
+              </w:rPr>
+              <w:t xml:space="preserve">Viết một đoạn văn tiếng Anh mẫu kể về mùa hè của bản thân. Nội dung có thể bao gồm thời tiết, hoạt động ngoài trời, sở thích, nơi em đi chơi hoặc người em gặp.</w:t>
+            </w:r>
+          </w:p>
+          <w:p>
+            <w:pPr>
+              <w:spacing w:after="70" w:line="300"/>
+            </w:pPr>
+            <w:r>
+              <w:rPr>
+                <w:rFonts w:ascii="Arial" w:cs="Arial" w:eastAsia="Arial" w:hAnsi="Arial"/>
+                <w:color w:val="2E3A67"/>
+                <w:sz w:val="22"/>
+                <w:szCs w:val="22"/>
+              </w:rPr>
+              <w:t xml:space="preserve">#YÊU CẦU</w:t>
+            </w:r>
+          </w:p>
+          <w:p>
+            <w:pPr>
+              <w:spacing w:after="70" w:line="300"/>
+            </w:pPr>
+            <w:r>
+              <w:rPr>
+                <w:rFonts w:ascii="Arial" w:cs="Arial" w:eastAsia="Arial" w:hAnsi="Arial"/>
+                <w:color w:val="2E3A67"/>
+                <w:sz w:val="22"/>
+                <w:szCs w:val="22"/>
+              </w:rPr>
+              <w:t xml:space="preserve">Độ dài khoảng 80 từ</w:t>
+            </w:r>
+          </w:p>
+          <w:p>
+            <w:pPr>
+              <w:spacing w:after="70" w:line="300"/>
+            </w:pPr>
+            <w:r>
+              <w:rPr>
+                <w:rFonts w:ascii="Arial" w:cs="Arial" w:eastAsia="Arial" w:hAnsi="Arial"/>
+                <w:color w:val="2E3A67"/>
+                <w:sz w:val="22"/>
+                <w:szCs w:val="22"/>
+              </w:rPr>
+              <w:t xml:space="preserve">Ngôn ngữ đơn giản, phù hợp học sinh lớp 4-5</w:t>
+            </w:r>
+          </w:p>
+          <w:p>
+            <w:pPr>
+              <w:spacing w:after="70" w:line="300"/>
+            </w:pPr>
+            <w:r>
+              <w:rPr>
+                <w:rFonts w:ascii="Arial" w:cs="Arial" w:eastAsia="Arial" w:hAnsi="Arial"/>
+                <w:color w:val="2E3A67"/>
+                <w:sz w:val="22"/>
+                <w:szCs w:val="22"/>
+              </w:rPr>
+              <w:t xml:space="preserve">Viết ở ngôi thứ nhất (I, my...)</w:t>
+            </w:r>
+          </w:p>
+          <w:p>
+            <w:pPr>
+              <w:spacing w:after="70" w:line="300"/>
+            </w:pPr>
+            <w:r>
+              <w:rPr>
+                <w:rFonts w:ascii="Arial" w:cs="Arial" w:eastAsia="Arial" w:hAnsi="Arial"/>
+                <w:color w:val="2E3A67"/>
+                <w:sz w:val="22"/>
+                <w:szCs w:val="22"/>
+              </w:rPr>
+              <w:t xml:space="preserve">Có ít nhất 3 hoạt động mùa hè</w:t>
+            </w:r>
+          </w:p>
+          <w:p>
+            <w:pPr>
+              <w:spacing w:after="70" w:line="300"/>
+            </w:pPr>
+            <w:r>
+              <w:rPr>
+                <w:rFonts w:ascii="Arial" w:cs="Arial" w:eastAsia="Arial" w:hAnsi="Arial"/>
+                <w:color w:val="2E3A67"/>
+                <w:sz w:val="22"/>
+                <w:szCs w:val="22"/>
+              </w:rPr>
+              <w:t xml:space="preserve">Câu văn rõ ràng, đúng ngữ pháp</w:t>
+            </w:r>
+          </w:p>
+        </w:tc>
+      </w:tr>
+    </w:tbl>
+    <w:p>
+      <w:pPr>
+        <w:spacing w:after="180"/>
+      </w:pPr>
+    </w:p>
+    <w:p>
+      <w:pPr>
+        <w:keepNext/>
+        <w:spacing w:after="120" w:before="300"/>
+      </w:pPr>
+      <w:r>
+        <w:rPr>
+          <w:rFonts w:ascii="Arial" w:cs="Arial" w:eastAsia="Arial" w:hAnsi="Arial"/>
+          <w:b/>
+          <w:bCs/>
+          <w:color w:val="2E3A67"/>
+          <w:sz w:val="28"/>
+          <w:szCs w:val="28"/>
+        </w:rPr>
+        <w:t xml:space="preserve">Bài 26 · Chỉ định phong cách đọc (tạo giọng đọc)</w:t>
+      </w:r>
+      <w:r>
+        <w:rPr>
+          <w:rFonts w:ascii="Arial" w:cs="Arial" w:eastAsia="Arial" w:hAnsi="Arial"/>
+          <w:color w:val="55607F"/>
+          <w:sz w:val="21"/>
+          <w:szCs w:val="21"/>
+        </w:rPr>
+        <w:t xml:space="preserve">   (sách, trang 51)</w:t>
+      </w:r>
+    </w:p>
+    <w:tbl>
+      <w:tblPr>
+        <w:tblW w:type="dxa" w:w="9638"/>
+        <w:tblBorders>
+          <w:top w:val="single" w:color="auto" w:sz="4"/>
+          <w:left w:val="single" w:color="auto" w:sz="4"/>
+          <w:bottom w:val="single" w:color="auto" w:sz="4"/>
+          <w:right w:val="single" w:color="auto" w:sz="4"/>
+          <w:insideH w:val="single" w:color="auto" w:sz="4"/>
+          <w:insideV w:val="single" w:color="auto" w:sz="4"/>
+        </w:tblBorders>
+      </w:tblPr>
+      <w:tblGrid>
+        <w:gridCol w:w="9638"/>
+      </w:tblGrid>
+      <w:tr>
+        <w:trPr>
+          <w:cantSplit/>
+        </w:trPr>
+        <w:tc>
+          <w:tcPr>
+            <w:tcW w:type="dxa" w:w="9638"/>
+            <w:tcBorders>
+              <w:top w:val="none" w:color="FFFFFF" w:sz="0"/>
+              <w:left w:val="none" w:color="FFFFFF" w:sz="0"/>
+              <w:bottom w:val="none" w:color="FFFFFF" w:sz="0"/>
+              <w:right w:val="none" w:color="FFFFFF" w:sz="0"/>
+            </w:tcBorders>
+            <w:shd w:fill="EAF5F1" w:color="auto" w:val="clear"/>
+            <w:tcMar>
+              <w:top w:type="dxa" w:w="160"/>
+              <w:left w:type="dxa" w:w="240"/>
+              <w:bottom w:type="dxa" w:w="160"/>
+              <w:right w:type="dxa" w:w="240"/>
+            </w:tcMar>
+          </w:tcPr>
+          <w:p>
+            <w:pPr>
+              <w:keepNext/>
+              <w:spacing w:after="120"/>
+            </w:pPr>
+            <w:r>
+              <w:rPr>
+                <w:rFonts w:ascii="Arial" w:cs="Arial" w:eastAsia="Arial" w:hAnsi="Arial"/>
+                <w:b/>
+                <w:bCs/>
+                <w:color w:val="FFFFFF"/>
+                <w:sz w:val="18"/>
+                <w:szCs w:val="18"/>
+                <w:shd w:fill="2E3A67" w:color="auto" w:val="clear"/>
+              </w:rPr>
               <w:t xml:space="preserve">  CÂU LỆNH ĐỂ SAO CHÉP · (DÁN VÀO PHẦN HƯỚNG DẪN GIỌNG ĐỌC)  </w:t>
             </w:r>
           </w:p>
@@ -7871,7 +7871,7 @@
           <w:sz w:val="21"/>
           <w:szCs w:val="21"/>
         </w:rPr>
-        <w:t xml:space="preserve">   (sách, trang 52)</w:t>
+        <w:t xml:space="preserve">   (sách, trang 53)</w:t>
       </w:r>
     </w:p>
     <w:tbl>
@@ -8385,7 +8385,7 @@
           <w:sz w:val="21"/>
           <w:szCs w:val="21"/>
         </w:rPr>
-        <w:t xml:space="preserve">   (sách, trang 55)</w:t>
+        <w:t xml:space="preserve">   (sách, trang 56)</w:t>
       </w:r>
     </w:p>
     <w:tbl>
@@ -8577,122 +8577,6 @@
           <w:szCs w:val="28"/>
         </w:rPr>
         <w:t xml:space="preserve">Bài 29 · Deep Research để kiểm chứng thông tin</w:t>
-      </w:r>
-      <w:r>
-        <w:rPr>
-          <w:rFonts w:ascii="Arial" w:cs="Arial" w:eastAsia="Arial" w:hAnsi="Arial"/>
-          <w:color w:val="55607F"/>
-          <w:sz w:val="21"/>
-          <w:szCs w:val="21"/>
-        </w:rPr>
-        <w:t xml:space="preserve">   (sách, trang 57)</w:t>
-      </w:r>
-    </w:p>
-    <w:tbl>
-      <w:tblPr>
-        <w:tblW w:type="dxa" w:w="9638"/>
-        <w:tblBorders>
-          <w:top w:val="single" w:color="auto" w:sz="4"/>
-          <w:left w:val="single" w:color="auto" w:sz="4"/>
-          <w:bottom w:val="single" w:color="auto" w:sz="4"/>
-          <w:right w:val="single" w:color="auto" w:sz="4"/>
-          <w:insideH w:val="single" w:color="auto" w:sz="4"/>
-          <w:insideV w:val="single" w:color="auto" w:sz="4"/>
-        </w:tblBorders>
-      </w:tblPr>
-      <w:tblGrid>
-        <w:gridCol w:w="9638"/>
-      </w:tblGrid>
-      <w:tr>
-        <w:trPr>
-          <w:cantSplit/>
-        </w:trPr>
-        <w:tc>
-          <w:tcPr>
-            <w:tcW w:type="dxa" w:w="9638"/>
-            <w:tcBorders>
-              <w:top w:val="none" w:color="FFFFFF" w:sz="0"/>
-              <w:left w:val="none" w:color="FFFFFF" w:sz="0"/>
-              <w:bottom w:val="none" w:color="FFFFFF" w:sz="0"/>
-              <w:right w:val="none" w:color="FFFFFF" w:sz="0"/>
-            </w:tcBorders>
-            <w:shd w:fill="EAF5F1" w:color="auto" w:val="clear"/>
-            <w:tcMar>
-              <w:top w:type="dxa" w:w="160"/>
-              <w:left w:type="dxa" w:w="240"/>
-              <w:bottom w:type="dxa" w:w="160"/>
-              <w:right w:type="dxa" w:w="240"/>
-            </w:tcMar>
-          </w:tcPr>
-          <w:p>
-            <w:pPr>
-              <w:keepNext/>
-              <w:spacing w:after="120"/>
-            </w:pPr>
-            <w:r>
-              <w:rPr>
-                <w:rFonts w:ascii="Arial" w:cs="Arial" w:eastAsia="Arial" w:hAnsi="Arial"/>
-                <w:b/>
-                <w:bCs/>
-                <w:color w:val="FFFFFF"/>
-                <w:sz w:val="18"/>
-                <w:szCs w:val="18"/>
-                <w:shd w:fill="2E3A67" w:color="auto" w:val="clear"/>
-              </w:rPr>
-              <w:t xml:space="preserve">  CÂU LỆNH ĐỂ SAO CHÉP · MẪU KIỂM CHỨNG  </w:t>
-            </w:r>
-          </w:p>
-          <w:p>
-            <w:pPr>
-              <w:spacing w:after="70" w:line="300"/>
-            </w:pPr>
-            <w:r>
-              <w:rPr>
-                <w:rFonts w:ascii="Arial" w:cs="Arial" w:eastAsia="Arial" w:hAnsi="Arial"/>
-                <w:color w:val="2E3A67"/>
-                <w:sz w:val="22"/>
-                <w:szCs w:val="22"/>
-              </w:rPr>
-              <w:t xml:space="preserve">Hãy kiểm tra độ chính xác của từng số liệu và từng nhận định trong đoạn văn dưới đây. Với mỗi ý, cho biết: đúng, sai hay chưa đủ căn cứ, kèm đường link nguồn gốc. Trình bày dạng bảng.</w:t>
-            </w:r>
-          </w:p>
-          <w:p>
-            <w:pPr>
-              <w:spacing w:after="70" w:line="300"/>
-            </w:pPr>
-            <w:r>
-              <w:rPr>
-                <w:rFonts w:ascii="Arial" w:cs="Arial" w:eastAsia="Arial" w:hAnsi="Arial"/>
-                <w:color w:val="2E3A67"/>
-                <w:sz w:val="22"/>
-                <w:szCs w:val="22"/>
-              </w:rPr>
-              <w:t xml:space="preserve">[dán đoạn văn cần kiểm tra]</w:t>
-            </w:r>
-          </w:p>
-        </w:tc>
-      </w:tr>
-    </w:tbl>
-    <w:p>
-      <w:pPr>
-        <w:spacing w:after="180"/>
-      </w:pPr>
-    </w:p>
-    <w:p>
-      <w:pPr>
-        <w:keepNext/>
-        <w:spacing w:after="120" w:before="300"/>
-      </w:pPr>
-      <w:r>
-        <w:rPr>
-          <w:rFonts w:ascii="Arial" w:cs="Arial" w:eastAsia="Arial" w:hAnsi="Arial"/>
-          <w:b/>
-          <w:bCs/>
-          <w:color w:val="2E3A67"/>
-          <w:sz w:val="28"/>
-          <w:szCs w:val="28"/>
-        </w:rPr>
-        <w:t xml:space="preserve">Bài 30 · Deep Research trong đời sống và nghiên cứu</w:t>
       </w:r>
       <w:r>
         <w:rPr>
@@ -8755,97 +8639,35 @@
                 <w:szCs w:val="18"/>
                 <w:shd w:fill="2E3A67" w:color="auto" w:val="clear"/>
               </w:rPr>
-              <w:t xml:space="preserve">  CÂU LỆNH ĐỂ SAO CHÉP · LÊN LỊCH TRÌNH DU LỊCH  </w:t>
-            </w:r>
-          </w:p>
-          <w:p>
-            <w:pPr>
-              <w:spacing w:after="70" w:line="300"/>
-            </w:pPr>
-            <w:r>
-              <w:rPr>
-                <w:rFonts w:ascii="Arial" w:cs="Arial" w:eastAsia="Arial" w:hAnsi="Arial"/>
-                <w:color w:val="2E3A67"/>
-                <w:sz w:val="22"/>
-                <w:szCs w:val="22"/>
-              </w:rPr>
-              <w:t xml:space="preserve">Lịch trình cụ thể bao gồm địa điểm đẹp, tất cả chi phí ăn ở, vé máy bay tới Đà Lạt khởi hành từ thành phố Hồ Chí Minh từ ngày 31/08 tới 4/09? Đoàn bao gồm 2 người lớn và một bé trai yêu động vật 5 tuổi.</w:t>
-            </w:r>
-          </w:p>
-        </w:tc>
-      </w:tr>
-    </w:tbl>
-    <w:p>
-      <w:pPr>
-        <w:spacing w:after="180"/>
-      </w:pPr>
-    </w:p>
-    <w:tbl>
-      <w:tblPr>
-        <w:tblW w:type="dxa" w:w="9638"/>
-        <w:tblBorders>
-          <w:top w:val="single" w:color="auto" w:sz="4"/>
-          <w:left w:val="single" w:color="auto" w:sz="4"/>
-          <w:bottom w:val="single" w:color="auto" w:sz="4"/>
-          <w:right w:val="single" w:color="auto" w:sz="4"/>
-          <w:insideH w:val="single" w:color="auto" w:sz="4"/>
-          <w:insideV w:val="single" w:color="auto" w:sz="4"/>
-        </w:tblBorders>
-      </w:tblPr>
-      <w:tblGrid>
-        <w:gridCol w:w="9638"/>
-      </w:tblGrid>
-      <w:tr>
-        <w:trPr>
-          <w:cantSplit/>
-        </w:trPr>
-        <w:tc>
-          <w:tcPr>
-            <w:tcW w:type="dxa" w:w="9638"/>
-            <w:tcBorders>
-              <w:top w:val="none" w:color="FFFFFF" w:sz="0"/>
-              <w:left w:val="none" w:color="FFFFFF" w:sz="0"/>
-              <w:bottom w:val="none" w:color="FFFFFF" w:sz="0"/>
-              <w:right w:val="none" w:color="FFFFFF" w:sz="0"/>
-            </w:tcBorders>
-            <w:shd w:fill="EAF5F1" w:color="auto" w:val="clear"/>
-            <w:tcMar>
-              <w:top w:type="dxa" w:w="160"/>
-              <w:left w:type="dxa" w:w="240"/>
-              <w:bottom w:type="dxa" w:w="160"/>
-              <w:right w:type="dxa" w:w="240"/>
-            </w:tcMar>
-          </w:tcPr>
-          <w:p>
-            <w:pPr>
-              <w:keepNext/>
-              <w:spacing w:after="120"/>
-            </w:pPr>
-            <w:r>
-              <w:rPr>
-                <w:rFonts w:ascii="Arial" w:cs="Arial" w:eastAsia="Arial" w:hAnsi="Arial"/>
-                <w:b/>
-                <w:bCs/>
-                <w:color w:val="FFFFFF"/>
-                <w:sz w:val="18"/>
-                <w:szCs w:val="18"/>
-                <w:shd w:fill="2E3A67" w:color="auto" w:val="clear"/>
-              </w:rPr>
-              <w:t xml:space="preserve">  CÂU LỆNH ĐỂ SAO CHÉP · NGHIÊN CỨU KHOA HỌC  </w:t>
-            </w:r>
-          </w:p>
-          <w:p>
-            <w:pPr>
-              <w:spacing w:after="70" w:line="300"/>
-            </w:pPr>
-            <w:r>
-              <w:rPr>
-                <w:rFonts w:ascii="Arial" w:cs="Arial" w:eastAsia="Arial" w:hAnsi="Arial"/>
-                <w:color w:val="2E3A67"/>
-                <w:sz w:val="22"/>
-                <w:szCs w:val="22"/>
-              </w:rPr>
-              <w:t xml:space="preserve">Đưa ba câu hỏi nghiên cứu (research questions) tiềm năng tập trung khám phá mối quan hệ giữa công cụ hỗ trợ AI và độ chính xác chẩn đoán trong X quang, chỉ rõ phương thức (ví dụ: MRI, CT) dựa vào nguồn từ các tạp chí khoa học uy tín!</w:t>
+              <w:t xml:space="preserve">  CÂU LỆNH ĐỂ SAO CHÉP · MẪU KIỂM CHỨNG  </w:t>
+            </w:r>
+          </w:p>
+          <w:p>
+            <w:pPr>
+              <w:spacing w:after="70" w:line="300"/>
+            </w:pPr>
+            <w:r>
+              <w:rPr>
+                <w:rFonts w:ascii="Arial" w:cs="Arial" w:eastAsia="Arial" w:hAnsi="Arial"/>
+                <w:color w:val="2E3A67"/>
+                <w:sz w:val="22"/>
+                <w:szCs w:val="22"/>
+              </w:rPr>
+              <w:t xml:space="preserve">Hãy kiểm tra độ chính xác của từng số liệu và từng nhận định trong đoạn văn dưới đây. Với mỗi ý, cho biết: đúng, sai hay chưa đủ căn cứ, kèm đường link nguồn gốc. Trình bày dạng bảng.</w:t>
+            </w:r>
+          </w:p>
+          <w:p>
+            <w:pPr>
+              <w:spacing w:after="70" w:line="300"/>
+            </w:pPr>
+            <w:r>
+              <w:rPr>
+                <w:rFonts w:ascii="Arial" w:cs="Arial" w:eastAsia="Arial" w:hAnsi="Arial"/>
+                <w:color w:val="2E3A67"/>
+                <w:sz w:val="22"/>
+                <w:szCs w:val="22"/>
+              </w:rPr>
+              <w:t xml:space="preserve">[dán đoạn văn cần kiểm tra]</w:t>
             </w:r>
           </w:p>
         </w:tc>
@@ -8870,7 +8692,7 @@
           <w:sz w:val="28"/>
           <w:szCs w:val="28"/>
         </w:rPr>
-        <w:t xml:space="preserve">Bài 31 · Xây dựng chatbot trợ giảng với Google Gemini</w:t>
+        <w:t xml:space="preserve">Bài 30 · Deep Research trong đời sống và nghiên cứu</w:t>
       </w:r>
       <w:r>
         <w:rPr>
@@ -8933,147 +8755,21 @@
                 <w:szCs w:val="18"/>
                 <w:shd w:fill="2E3A67" w:color="auto" w:val="clear"/>
               </w:rPr>
-              <w:t xml:space="preserve">  CÂU LỆNH ĐỂ SAO CHÉP · SYSTEM PROMPT GỐC: TRỢ GIẢNG VẬT LÝ 7  </w:t>
-            </w:r>
-          </w:p>
-          <w:p>
-            <w:pPr>
-              <w:spacing w:after="70" w:line="300"/>
-            </w:pPr>
-            <w:r>
-              <w:rPr>
-                <w:rFonts w:ascii="Arial" w:cs="Arial" w:eastAsia="Arial" w:hAnsi="Arial"/>
-                <w:color w:val="2E3A67"/>
-                <w:sz w:val="22"/>
-                <w:szCs w:val="22"/>
-              </w:rPr>
-              <w:t xml:space="preserve">Bạn là một trợ giảng ảo chuyên hỗ trợ giáo viên và học sinh môn Vật lý lớp 7 tại Việt Nam.</w:t>
-            </w:r>
-          </w:p>
-          <w:p>
-            <w:pPr>
-              <w:spacing w:after="70" w:line="300"/>
-            </w:pPr>
-            <w:r>
-              <w:rPr>
-                <w:rFonts w:ascii="Arial" w:cs="Arial" w:eastAsia="Arial" w:hAnsi="Arial"/>
-                <w:color w:val="2E3A67"/>
-                <w:sz w:val="22"/>
-                <w:szCs w:val="22"/>
-              </w:rPr>
-              <w:t xml:space="preserve">Nhiệm vụ chính của bạn là giúp học sinh ôn tập các kiến thức thuộc Chương 1 - Quang học, dựa trên nội dung trong tài liệu đính kèm có tên "Vatly7.pdf", trích từ sách giáo khoa Vật lý lớp 7 - chương trình phổ thông cơ bản hiện hành.</w:t>
-            </w:r>
-          </w:p>
-          <w:p>
-            <w:pPr>
-              <w:spacing w:after="70" w:line="300"/>
-            </w:pPr>
-            <w:r>
-              <w:rPr>
-                <w:rFonts w:ascii="Arial" w:cs="Arial" w:eastAsia="Arial" w:hAnsi="Arial"/>
-                <w:color w:val="2E3A67"/>
-                <w:sz w:val="22"/>
-                <w:szCs w:val="22"/>
-              </w:rPr>
-              <w:t xml:space="preserve">Khi học sinh đặt câu hỏi, bạn cần:</w:t>
-            </w:r>
-          </w:p>
-          <w:p>
-            <w:pPr>
-              <w:spacing w:after="70" w:line="300"/>
-            </w:pPr>
-            <w:r>
-              <w:rPr>
-                <w:rFonts w:ascii="Arial" w:cs="Arial" w:eastAsia="Arial" w:hAnsi="Arial"/>
-                <w:color w:val="2E3A67"/>
-                <w:sz w:val="22"/>
-                <w:szCs w:val="22"/>
-              </w:rPr>
-              <w:t xml:space="preserve">- Trả lời rõ ràng, chính xác, ngắn gọn, phù hợp với trình độ học sinh lớp 7</w:t>
-            </w:r>
-          </w:p>
-          <w:p>
-            <w:pPr>
-              <w:spacing w:after="70" w:line="300"/>
-            </w:pPr>
-            <w:r>
-              <w:rPr>
-                <w:rFonts w:ascii="Arial" w:cs="Arial" w:eastAsia="Arial" w:hAnsi="Arial"/>
-                <w:color w:val="2E3A67"/>
-                <w:sz w:val="22"/>
-                <w:szCs w:val="22"/>
-              </w:rPr>
-              <w:t xml:space="preserve">- Giải thích khái niệm bằng ngôn ngữ đơn giản, có ví dụ thực tế minh họa nếu cần</w:t>
-            </w:r>
-          </w:p>
-          <w:p>
-            <w:pPr>
-              <w:spacing w:after="70" w:line="300"/>
-            </w:pPr>
-            <w:r>
-              <w:rPr>
-                <w:rFonts w:ascii="Arial" w:cs="Arial" w:eastAsia="Arial" w:hAnsi="Arial"/>
-                <w:color w:val="2E3A67"/>
-                <w:sz w:val="22"/>
-                <w:szCs w:val="22"/>
-              </w:rPr>
-              <w:t xml:space="preserve">- Duy trì giọng điệu thân thiện, khích lệ, giúp học sinh hiểu và yêu thích môn học</w:t>
-            </w:r>
-          </w:p>
-          <w:p>
-            <w:pPr>
-              <w:spacing w:after="70" w:line="300"/>
-            </w:pPr>
-            <w:r>
-              <w:rPr>
-                <w:rFonts w:ascii="Arial" w:cs="Arial" w:eastAsia="Arial" w:hAnsi="Arial"/>
-                <w:color w:val="2E3A67"/>
-                <w:sz w:val="22"/>
-                <w:szCs w:val="22"/>
-              </w:rPr>
-              <w:t xml:space="preserve">Khi học sinh hỏi đáp án trực tiếp các bài tập, không đưa ra ngay đáp án.</w:t>
-            </w:r>
-          </w:p>
-          <w:p>
-            <w:pPr>
-              <w:spacing w:after="70" w:line="300"/>
-            </w:pPr>
-            <w:r>
-              <w:rPr>
-                <w:rFonts w:ascii="Arial" w:cs="Arial" w:eastAsia="Arial" w:hAnsi="Arial"/>
-                <w:color w:val="2E3A67"/>
-                <w:sz w:val="22"/>
-                <w:szCs w:val="22"/>
-              </w:rPr>
-              <w:t xml:space="preserve">Thay vào đó:</w:t>
-            </w:r>
-          </w:p>
-          <w:p>
-            <w:pPr>
-              <w:spacing w:after="70" w:line="300"/>
-            </w:pPr>
-            <w:r>
-              <w:rPr>
-                <w:rFonts w:ascii="Arial" w:cs="Arial" w:eastAsia="Arial" w:hAnsi="Arial"/>
-                <w:color w:val="2E3A67"/>
-                <w:sz w:val="22"/>
-                <w:szCs w:val="22"/>
-              </w:rPr>
-              <w:t xml:space="preserve">- Hướng dẫn học sinh tư duy từng bước</w:t>
-            </w:r>
-          </w:p>
-          <w:p>
-            <w:pPr>
-              <w:spacing w:after="70" w:line="300"/>
-            </w:pPr>
-            <w:r>
-              <w:rPr>
-                <w:rFonts w:ascii="Arial" w:cs="Arial" w:eastAsia="Arial" w:hAnsi="Arial"/>
-                <w:color w:val="2E3A67"/>
-                <w:sz w:val="22"/>
-                <w:szCs w:val="22"/>
-              </w:rPr>
-              <w:t xml:space="preserve">- Gợi ý phương pháp hoặc đặt câu hỏi gợi mở để học sinh tự tìm ra lời giải</w:t>
+              <w:t xml:space="preserve">  CÂU LỆNH ĐỂ SAO CHÉP · LÊN LỊCH TRÌNH DU LỊCH  </w:t>
+            </w:r>
+          </w:p>
+          <w:p>
+            <w:pPr>
+              <w:spacing w:after="70" w:line="300"/>
+            </w:pPr>
+            <w:r>
+              <w:rPr>
+                <w:rFonts w:ascii="Arial" w:cs="Arial" w:eastAsia="Arial" w:hAnsi="Arial"/>
+                <w:color w:val="2E3A67"/>
+                <w:sz w:val="22"/>
+                <w:szCs w:val="22"/>
+              </w:rPr>
+              <w:t xml:space="preserve">Lịch trình cụ thể bao gồm địa điểm đẹp, tất cả chi phí ăn ở, vé máy bay tới Đà Lạt khởi hành từ thành phố Hồ Chí Minh từ ngày 31/08 tới 4/09? Đoàn bao gồm 2 người lớn và một bé trai yêu động vật 5 tuổi.</w:t>
             </w:r>
           </w:p>
         </w:tc>
@@ -9135,77 +8831,21 @@
                 <w:szCs w:val="18"/>
                 <w:shd w:fill="2E3A67" w:color="auto" w:val="clear"/>
               </w:rPr>
-              <w:t xml:space="preserve">  CÂU LỆNH ĐỂ SAO CHÉP · SYSTEM PROMPT THỨ HAI: CHUYÊN GIA TẠO CÂU HỎI TRẮC NGHIỆM  </w:t>
-            </w:r>
-          </w:p>
-          <w:p>
-            <w:pPr>
-              <w:spacing w:after="70" w:line="300"/>
-            </w:pPr>
-            <w:r>
-              <w:rPr>
-                <w:rFonts w:ascii="Arial" w:cs="Arial" w:eastAsia="Arial" w:hAnsi="Arial"/>
-                <w:color w:val="2E3A67"/>
-                <w:sz w:val="22"/>
-                <w:szCs w:val="22"/>
-              </w:rPr>
-              <w:t xml:space="preserve">Bạn là chuyên gia xây dựng các câu hỏi trắc nghiệm. Câu hỏi trắc nghiệm được xây dựng từ nội dung người dùng cung cấp. Các mức độ câu hỏi gồm có Nhận biết, Thông hiểu, Vận dụng và Vận dụng cao. Các mức độ được hiểu như sau:</w:t>
-            </w:r>
-          </w:p>
-          <w:p>
-            <w:pPr>
-              <w:spacing w:after="70" w:line="300"/>
-            </w:pPr>
-            <w:r>
-              <w:rPr>
-                <w:rFonts w:ascii="Arial" w:cs="Arial" w:eastAsia="Arial" w:hAnsi="Arial"/>
-                <w:color w:val="2E3A67"/>
-                <w:sz w:val="22"/>
-                <w:szCs w:val="22"/>
-              </w:rPr>
-              <w:t xml:space="preserve">- Mức Nhận biết: Nhắc lại được kiến thức, kĩ năng đã học.</w:t>
-            </w:r>
-          </w:p>
-          <w:p>
-            <w:pPr>
-              <w:spacing w:after="70" w:line="300"/>
-            </w:pPr>
-            <w:r>
-              <w:rPr>
-                <w:rFonts w:ascii="Arial" w:cs="Arial" w:eastAsia="Arial" w:hAnsi="Arial"/>
-                <w:color w:val="2E3A67"/>
-                <w:sz w:val="22"/>
-                <w:szCs w:val="22"/>
-              </w:rPr>
-              <w:t xml:space="preserve">- Mức Thông hiểu: Trình bày, giải thích được kiến thức theo cách hiểu của cá nhân.</w:t>
-            </w:r>
-          </w:p>
-          <w:p>
-            <w:pPr>
-              <w:spacing w:after="70" w:line="300"/>
-            </w:pPr>
-            <w:r>
-              <w:rPr>
-                <w:rFonts w:ascii="Arial" w:cs="Arial" w:eastAsia="Arial" w:hAnsi="Arial"/>
-                <w:color w:val="2E3A67"/>
-                <w:sz w:val="22"/>
-                <w:szCs w:val="22"/>
-              </w:rPr>
-              <w:t xml:space="preserve">- Mức Vận dụng: Biết vận dụng kiến thức, kĩ năng đã học để giải quyết những vấn đề quen thuộc, tương tự trong học tập, cuộc sống.</w:t>
-            </w:r>
-          </w:p>
-          <w:p>
-            <w:pPr>
-              <w:spacing w:after="70" w:line="300"/>
-            </w:pPr>
-            <w:r>
-              <w:rPr>
-                <w:rFonts w:ascii="Arial" w:cs="Arial" w:eastAsia="Arial" w:hAnsi="Arial"/>
-                <w:color w:val="2E3A67"/>
-                <w:sz w:val="22"/>
-                <w:szCs w:val="22"/>
-              </w:rPr>
-              <w:t xml:space="preserve">- Mức Vận dụng cao: Vận dụng các kiến thức, kĩ năng đã học để giải quyết vấn đề mới hoặc đưa ra những phản hồi hợp lý trong học tập, cuộc sống một cách linh hoạt.</w:t>
+              <w:t xml:space="preserve">  CÂU LỆNH ĐỂ SAO CHÉP · NGHIÊN CỨU KHOA HỌC  </w:t>
+            </w:r>
+          </w:p>
+          <w:p>
+            <w:pPr>
+              <w:spacing w:after="70" w:line="300"/>
+            </w:pPr>
+            <w:r>
+              <w:rPr>
+                <w:rFonts w:ascii="Arial" w:cs="Arial" w:eastAsia="Arial" w:hAnsi="Arial"/>
+                <w:color w:val="2E3A67"/>
+                <w:sz w:val="22"/>
+                <w:szCs w:val="22"/>
+              </w:rPr>
+              <w:t xml:space="preserve">Đưa ba câu hỏi nghiên cứu (research questions) tiềm năng tập trung khám phá mối quan hệ giữa công cụ hỗ trợ AI và độ chính xác chẩn đoán trong X quang, chỉ rõ phương thức (ví dụ: MRI, CT) dựa vào nguồn từ các tạp chí khoa học uy tín!</w:t>
             </w:r>
           </w:p>
         </w:tc>
@@ -9230,7 +8870,7 @@
           <w:sz w:val="28"/>
           <w:szCs w:val="28"/>
         </w:rPr>
-        <w:t xml:space="preserve">Bài 32 · Xây dựng chatbot với Poe</w:t>
+        <w:t xml:space="preserve">Bài 31 · Xây dựng chatbot trợ giảng với Google Gemini</w:t>
       </w:r>
       <w:r>
         <w:rPr>
@@ -9239,7 +8879,7 @@
           <w:sz w:val="21"/>
           <w:szCs w:val="21"/>
         </w:rPr>
-        <w:t xml:space="preserve">   (sách, trang 62)</w:t>
+        <w:t xml:space="preserve">   (sách, trang 60)</w:t>
       </w:r>
     </w:p>
     <w:tbl>
@@ -9293,63 +8933,147 @@
                 <w:szCs w:val="18"/>
                 <w:shd w:fill="2E3A67" w:color="auto" w:val="clear"/>
               </w:rPr>
-              <w:t xml:space="preserve">  CÂU LỆNH ĐỂ SAO CHÉP · SYSTEM PROMPT GỐC: TRỢ GIẢNG HÓA HỌC 10  </w:t>
-            </w:r>
-          </w:p>
-          <w:p>
-            <w:pPr>
-              <w:spacing w:after="70" w:line="300"/>
-            </w:pPr>
-            <w:r>
-              <w:rPr>
-                <w:rFonts w:ascii="Arial" w:cs="Arial" w:eastAsia="Arial" w:hAnsi="Arial"/>
-                <w:color w:val="2E3A67"/>
-                <w:sz w:val="22"/>
-                <w:szCs w:val="22"/>
-              </w:rPr>
-              <w:t xml:space="preserve">Bạn là một trợ giảng cho môn Hóa học với nhiều năm kinh nghiệm giảng dạy, chuyên môn vững chắc.</w:t>
-            </w:r>
-          </w:p>
-          <w:p>
-            <w:pPr>
-              <w:spacing w:after="70" w:line="300"/>
-            </w:pPr>
-            <w:r>
-              <w:rPr>
-                <w:rFonts w:ascii="Arial" w:cs="Arial" w:eastAsia="Arial" w:hAnsi="Arial"/>
-                <w:color w:val="2E3A67"/>
-                <w:sz w:val="22"/>
-                <w:szCs w:val="22"/>
-              </w:rPr>
-              <w:t xml:space="preserve">Bạn đang giảng dạy môn Hóa học lớp 10. Bạn có thể trả lời thắc mắc của học sinh trong chương trình Hóa học lớp 10, bộ sách Kết nối tri thức với cuộc sống trong file đính kèm.</w:t>
-            </w:r>
-          </w:p>
-          <w:p>
-            <w:pPr>
-              <w:spacing w:after="70" w:line="300"/>
-            </w:pPr>
-            <w:r>
-              <w:rPr>
-                <w:rFonts w:ascii="Arial" w:cs="Arial" w:eastAsia="Arial" w:hAnsi="Arial"/>
-                <w:color w:val="2E3A67"/>
-                <w:sz w:val="22"/>
-                <w:szCs w:val="22"/>
-              </w:rPr>
-              <w:t xml:space="preserve">Chỉ trả lời các câu hỏi về môn hóa, đặc biệt là lớp 10 theo nội dung sách, không trả lời các câu hỏi khác.</w:t>
-            </w:r>
-          </w:p>
-          <w:p>
-            <w:pPr>
-              <w:spacing w:after="70" w:line="300"/>
-            </w:pPr>
-            <w:r>
-              <w:rPr>
-                <w:rFonts w:ascii="Arial" w:cs="Arial" w:eastAsia="Arial" w:hAnsi="Arial"/>
-                <w:color w:val="2E3A67"/>
-                <w:sz w:val="22"/>
-                <w:szCs w:val="22"/>
-              </w:rPr>
-              <w:t xml:space="preserve">Khi học sinh hỏi bài tập thì đưa ra hướng dẫn và giải thích rõ ràng, dễ hiểu, mang tính gợi ý gợi mở cho học sinh, không đưa đáp án ngay từ đầu.</w:t>
+              <w:t xml:space="preserve">  CÂU LỆNH ĐỂ SAO CHÉP · SYSTEM PROMPT GỐC: TRỢ GIẢNG VẬT LÝ 7  </w:t>
+            </w:r>
+          </w:p>
+          <w:p>
+            <w:pPr>
+              <w:spacing w:after="70" w:line="300"/>
+            </w:pPr>
+            <w:r>
+              <w:rPr>
+                <w:rFonts w:ascii="Arial" w:cs="Arial" w:eastAsia="Arial" w:hAnsi="Arial"/>
+                <w:color w:val="2E3A67"/>
+                <w:sz w:val="22"/>
+                <w:szCs w:val="22"/>
+              </w:rPr>
+              <w:t xml:space="preserve">Bạn là một trợ giảng ảo chuyên hỗ trợ giáo viên và học sinh môn Vật lý lớp 7 tại Việt Nam.</w:t>
+            </w:r>
+          </w:p>
+          <w:p>
+            <w:pPr>
+              <w:spacing w:after="70" w:line="300"/>
+            </w:pPr>
+            <w:r>
+              <w:rPr>
+                <w:rFonts w:ascii="Arial" w:cs="Arial" w:eastAsia="Arial" w:hAnsi="Arial"/>
+                <w:color w:val="2E3A67"/>
+                <w:sz w:val="22"/>
+                <w:szCs w:val="22"/>
+              </w:rPr>
+              <w:t xml:space="preserve">Nhiệm vụ chính của bạn là giúp học sinh ôn tập các kiến thức thuộc Chương 1 - Quang học, dựa trên nội dung trong tài liệu đính kèm có tên "Vatly7.pdf", trích từ sách giáo khoa Vật lý lớp 7 - chương trình phổ thông cơ bản hiện hành.</w:t>
+            </w:r>
+          </w:p>
+          <w:p>
+            <w:pPr>
+              <w:spacing w:after="70" w:line="300"/>
+            </w:pPr>
+            <w:r>
+              <w:rPr>
+                <w:rFonts w:ascii="Arial" w:cs="Arial" w:eastAsia="Arial" w:hAnsi="Arial"/>
+                <w:color w:val="2E3A67"/>
+                <w:sz w:val="22"/>
+                <w:szCs w:val="22"/>
+              </w:rPr>
+              <w:t xml:space="preserve">Khi học sinh đặt câu hỏi, bạn cần:</w:t>
+            </w:r>
+          </w:p>
+          <w:p>
+            <w:pPr>
+              <w:spacing w:after="70" w:line="300"/>
+            </w:pPr>
+            <w:r>
+              <w:rPr>
+                <w:rFonts w:ascii="Arial" w:cs="Arial" w:eastAsia="Arial" w:hAnsi="Arial"/>
+                <w:color w:val="2E3A67"/>
+                <w:sz w:val="22"/>
+                <w:szCs w:val="22"/>
+              </w:rPr>
+              <w:t xml:space="preserve">- Trả lời rõ ràng, chính xác, ngắn gọn, phù hợp với trình độ học sinh lớp 7</w:t>
+            </w:r>
+          </w:p>
+          <w:p>
+            <w:pPr>
+              <w:spacing w:after="70" w:line="300"/>
+            </w:pPr>
+            <w:r>
+              <w:rPr>
+                <w:rFonts w:ascii="Arial" w:cs="Arial" w:eastAsia="Arial" w:hAnsi="Arial"/>
+                <w:color w:val="2E3A67"/>
+                <w:sz w:val="22"/>
+                <w:szCs w:val="22"/>
+              </w:rPr>
+              <w:t xml:space="preserve">- Giải thích khái niệm bằng ngôn ngữ đơn giản, có ví dụ thực tế minh họa nếu cần</w:t>
+            </w:r>
+          </w:p>
+          <w:p>
+            <w:pPr>
+              <w:spacing w:after="70" w:line="300"/>
+            </w:pPr>
+            <w:r>
+              <w:rPr>
+                <w:rFonts w:ascii="Arial" w:cs="Arial" w:eastAsia="Arial" w:hAnsi="Arial"/>
+                <w:color w:val="2E3A67"/>
+                <w:sz w:val="22"/>
+                <w:szCs w:val="22"/>
+              </w:rPr>
+              <w:t xml:space="preserve">- Duy trì giọng điệu thân thiện, khích lệ, giúp học sinh hiểu và yêu thích môn học</w:t>
+            </w:r>
+          </w:p>
+          <w:p>
+            <w:pPr>
+              <w:spacing w:after="70" w:line="300"/>
+            </w:pPr>
+            <w:r>
+              <w:rPr>
+                <w:rFonts w:ascii="Arial" w:cs="Arial" w:eastAsia="Arial" w:hAnsi="Arial"/>
+                <w:color w:val="2E3A67"/>
+                <w:sz w:val="22"/>
+                <w:szCs w:val="22"/>
+              </w:rPr>
+              <w:t xml:space="preserve">Khi học sinh hỏi đáp án trực tiếp các bài tập, không đưa ra ngay đáp án.</w:t>
+            </w:r>
+          </w:p>
+          <w:p>
+            <w:pPr>
+              <w:spacing w:after="70" w:line="300"/>
+            </w:pPr>
+            <w:r>
+              <w:rPr>
+                <w:rFonts w:ascii="Arial" w:cs="Arial" w:eastAsia="Arial" w:hAnsi="Arial"/>
+                <w:color w:val="2E3A67"/>
+                <w:sz w:val="22"/>
+                <w:szCs w:val="22"/>
+              </w:rPr>
+              <w:t xml:space="preserve">Thay vào đó:</w:t>
+            </w:r>
+          </w:p>
+          <w:p>
+            <w:pPr>
+              <w:spacing w:after="70" w:line="300"/>
+            </w:pPr>
+            <w:r>
+              <w:rPr>
+                <w:rFonts w:ascii="Arial" w:cs="Arial" w:eastAsia="Arial" w:hAnsi="Arial"/>
+                <w:color w:val="2E3A67"/>
+                <w:sz w:val="22"/>
+                <w:szCs w:val="22"/>
+              </w:rPr>
+              <w:t xml:space="preserve">- Hướng dẫn học sinh tư duy từng bước</w:t>
+            </w:r>
+          </w:p>
+          <w:p>
+            <w:pPr>
+              <w:spacing w:after="70" w:line="300"/>
+            </w:pPr>
+            <w:r>
+              <w:rPr>
+                <w:rFonts w:ascii="Arial" w:cs="Arial" w:eastAsia="Arial" w:hAnsi="Arial"/>
+                <w:color w:val="2E3A67"/>
+                <w:sz w:val="22"/>
+                <w:szCs w:val="22"/>
+              </w:rPr>
+              <w:t xml:space="preserve">- Gợi ý phương pháp hoặc đặt câu hỏi gợi mở để học sinh tự tìm ra lời giải</w:t>
             </w:r>
           </w:p>
         </w:tc>
@@ -9373,8 +9097,7 @@
         </w:tblBorders>
       </w:tblPr>
       <w:tblGrid>
-        <w:gridCol w:w="1700"/>
-        <w:gridCol w:w="7938"/>
+        <w:gridCol w:w="9638"/>
       </w:tblGrid>
       <w:tr>
         <w:trPr>
@@ -9383,24 +9106,24 @@
         <w:tc>
           <w:tcPr>
             <w:tcW w:type="dxa" w:w="9638"/>
-            <w:gridSpan w:val="2"/>
             <w:tcBorders>
               <w:top w:val="none" w:color="FFFFFF" w:sz="0"/>
               <w:left w:val="none" w:color="FFFFFF" w:sz="0"/>
               <w:bottom w:val="none" w:color="FFFFFF" w:sz="0"/>
               <w:right w:val="none" w:color="FFFFFF" w:sz="0"/>
             </w:tcBorders>
-            <w:shd w:fill="2E3A67" w:color="auto" w:val="clear"/>
-            <w:tcMar>
-              <w:top w:type="dxa" w:w="100"/>
-              <w:left w:type="dxa" w:w="200"/>
-              <w:bottom w:type="dxa" w:w="100"/>
-              <w:right w:type="dxa" w:w="200"/>
+            <w:shd w:fill="EAF5F1" w:color="auto" w:val="clear"/>
+            <w:tcMar>
+              <w:top w:type="dxa" w:w="160"/>
+              <w:left w:type="dxa" w:w="240"/>
+              <w:bottom w:type="dxa" w:w="160"/>
+              <w:right w:type="dxa" w:w="240"/>
             </w:tcMar>
           </w:tcPr>
           <w:p>
             <w:pPr>
               <w:keepNext/>
+              <w:spacing w:after="120"/>
             </w:pPr>
             <w:r>
               <w:rPr>
@@ -9408,229 +9131,81 @@
                 <w:b/>
                 <w:bCs/>
                 <w:color w:val="FFFFFF"/>
-                <w:sz w:val="19"/>
-                <w:szCs w:val="19"/>
-              </w:rPr>
-              <w:t xml:space="preserve">ĐỔI CHO LỚP CỦA THẦY CÔ: chọn đúng dòng cấp học của mình rồi sao chép</w:t>
-            </w:r>
-          </w:p>
-        </w:tc>
-      </w:tr>
-      <w:tr>
-        <w:trPr>
-          <w:cantSplit/>
-        </w:trPr>
-        <w:tc>
-          <w:tcPr>
-            <w:tcW w:type="dxa" w:w="1700"/>
-            <w:tcBorders>
-              <w:top w:val="none" w:color="FFFFFF" w:sz="0"/>
-              <w:left w:val="none" w:color="FFFFFF" w:sz="0"/>
-              <w:bottom w:val="single" w:color="FFFFFF" w:sz="8"/>
-              <w:right w:val="none" w:color="FFFFFF" w:sz="0"/>
-            </w:tcBorders>
-            <w:shd w:fill="CFE8E0" w:color="auto" w:val="clear"/>
-            <w:tcMar>
-              <w:top w:type="dxa" w:w="120"/>
-              <w:left w:type="dxa" w:w="200"/>
-              <w:bottom w:type="dxa" w:w="120"/>
-              <w:right w:type="dxa" w:w="120"/>
-            </w:tcMar>
-            <w:vAlign w:val="center"/>
-          </w:tcPr>
-          <w:p>
-            <w:pPr>
-              <w:keepNext/>
-            </w:pPr>
-            <w:r>
-              <w:rPr>
-                <w:rFonts w:ascii="Arial" w:cs="Arial" w:eastAsia="Arial" w:hAnsi="Arial"/>
-                <w:b/>
-                <w:bCs/>
-                <w:color w:val="2E3A67"/>
-                <w:sz w:val="21"/>
-                <w:szCs w:val="21"/>
-              </w:rPr>
-              <w:t xml:space="preserve">Mầm non</w:t>
-            </w:r>
-          </w:p>
-        </w:tc>
-        <w:tc>
-          <w:tcPr>
-            <w:tcW w:type="dxa" w:w="7938"/>
-            <w:tcBorders>
-              <w:top w:val="none" w:color="FFFFFF" w:sz="0"/>
-              <w:left w:val="none" w:color="FFFFFF" w:sz="0"/>
-              <w:bottom w:val="single" w:color="FFFFFF" w:sz="8"/>
-              <w:right w:val="none" w:color="FFFFFF" w:sz="0"/>
-            </w:tcBorders>
-            <w:shd w:fill="EAF5F1" w:color="auto" w:val="clear"/>
-            <w:tcMar>
-              <w:top w:type="dxa" w:w="120"/>
-              <w:left w:type="dxa" w:w="200"/>
-              <w:bottom w:type="dxa" w:w="120"/>
-              <w:right w:type="dxa" w:w="200"/>
-            </w:tcMar>
-          </w:tcPr>
-          <w:p>
-            <w:pPr>
-              <w:keepNext/>
-              <w:spacing w:line="300"/>
-            </w:pPr>
-            <w:r>
-              <w:rPr>
-                <w:rFonts w:ascii="Arial" w:cs="Arial" w:eastAsia="Arial" w:hAnsi="Arial"/>
-                <w:color w:val="2E3A67"/>
-                <w:sz w:val="21"/>
-                <w:szCs w:val="21"/>
-              </w:rPr>
-              <w:t xml:space="preserve">Tạo chatbot "Góc phụ huynh": trả lời phụ huynh về thực đơn, lịch học, cách chuẩn bị đồ cho bé, dựa trên tệp thông báo của lớp. Không trả lời câu hỏi về sức khỏe riêng của từng trẻ.</w:t>
-            </w:r>
-          </w:p>
-        </w:tc>
-      </w:tr>
-      <w:tr>
-        <w:trPr>
-          <w:cantSplit/>
-        </w:trPr>
-        <w:tc>
-          <w:tcPr>
-            <w:tcW w:type="dxa" w:w="1700"/>
-            <w:tcBorders>
-              <w:top w:val="none" w:color="FFFFFF" w:sz="0"/>
-              <w:left w:val="none" w:color="FFFFFF" w:sz="0"/>
-              <w:bottom w:val="single" w:color="FFFFFF" w:sz="8"/>
-              <w:right w:val="none" w:color="FFFFFF" w:sz="0"/>
-            </w:tcBorders>
-            <w:shd w:fill="CFE8E0" w:color="auto" w:val="clear"/>
-            <w:tcMar>
-              <w:top w:type="dxa" w:w="120"/>
-              <w:left w:type="dxa" w:w="200"/>
-              <w:bottom w:type="dxa" w:w="120"/>
-              <w:right w:type="dxa" w:w="120"/>
-            </w:tcMar>
-            <w:vAlign w:val="center"/>
-          </w:tcPr>
-          <w:p>
-            <w:pPr>
-              <w:keepNext/>
-            </w:pPr>
-            <w:r>
-              <w:rPr>
-                <w:rFonts w:ascii="Arial" w:cs="Arial" w:eastAsia="Arial" w:hAnsi="Arial"/>
-                <w:b/>
-                <w:bCs/>
-                <w:color w:val="2E3A67"/>
-                <w:sz w:val="21"/>
-                <w:szCs w:val="21"/>
-              </w:rPr>
-              <w:t xml:space="preserve">Tiểu học</w:t>
-            </w:r>
-          </w:p>
-        </w:tc>
-        <w:tc>
-          <w:tcPr>
-            <w:tcW w:type="dxa" w:w="7938"/>
-            <w:tcBorders>
-              <w:top w:val="none" w:color="FFFFFF" w:sz="0"/>
-              <w:left w:val="none" w:color="FFFFFF" w:sz="0"/>
-              <w:bottom w:val="single" w:color="FFFFFF" w:sz="8"/>
-              <w:right w:val="none" w:color="FFFFFF" w:sz="0"/>
-            </w:tcBorders>
-            <w:shd w:fill="EAF5F1" w:color="auto" w:val="clear"/>
-            <w:tcMar>
-              <w:top w:type="dxa" w:w="120"/>
-              <w:left w:type="dxa" w:w="200"/>
-              <w:bottom w:type="dxa" w:w="120"/>
-              <w:right w:type="dxa" w:w="200"/>
-            </w:tcMar>
-          </w:tcPr>
-          <w:p>
-            <w:pPr>
-              <w:keepNext/>
-              <w:spacing w:line="300"/>
-            </w:pPr>
-            <w:r>
-              <w:rPr>
-                <w:rFonts w:ascii="Arial" w:cs="Arial" w:eastAsia="Arial" w:hAnsi="Arial"/>
-                <w:color w:val="2E3A67"/>
-                <w:sz w:val="21"/>
-                <w:szCs w:val="21"/>
-              </w:rPr>
-              <w:t xml:space="preserve">Tạo chatbot "Bạn học Toán lớp 3": chỉ trả lời về Toán lớp 3, không đưa đáp án ngay, dùng câu ngắn và ví dụ về trái cây, đồ chơi.</w:t>
-            </w:r>
-          </w:p>
-        </w:tc>
-      </w:tr>
-      <w:tr>
-        <w:trPr>
-          <w:cantSplit/>
-        </w:trPr>
-        <w:tc>
-          <w:tcPr>
-            <w:tcW w:type="dxa" w:w="1700"/>
-            <w:tcBorders>
-              <w:top w:val="none" w:color="FFFFFF" w:sz="0"/>
-              <w:left w:val="none" w:color="FFFFFF" w:sz="0"/>
-              <w:bottom w:val="single" w:color="FFFFFF" w:sz="8"/>
-              <w:right w:val="none" w:color="FFFFFF" w:sz="0"/>
-            </w:tcBorders>
-            <w:shd w:fill="CFE8E0" w:color="auto" w:val="clear"/>
-            <w:tcMar>
-              <w:top w:type="dxa" w:w="120"/>
-              <w:left w:type="dxa" w:w="200"/>
-              <w:bottom w:type="dxa" w:w="120"/>
-              <w:right w:type="dxa" w:w="120"/>
-            </w:tcMar>
-            <w:vAlign w:val="center"/>
-          </w:tcPr>
-          <w:p>
-            <w:pPr>
-              <w:keepNext w:val="false"/>
-            </w:pPr>
-            <w:r>
-              <w:rPr>
-                <w:rFonts w:ascii="Arial" w:cs="Arial" w:eastAsia="Arial" w:hAnsi="Arial"/>
-                <w:b/>
-                <w:bCs/>
-                <w:color w:val="2E3A67"/>
-                <w:sz w:val="21"/>
-                <w:szCs w:val="21"/>
-              </w:rPr>
-              <w:t xml:space="preserve">THCS</w:t>
-            </w:r>
-          </w:p>
-        </w:tc>
-        <w:tc>
-          <w:tcPr>
-            <w:tcW w:type="dxa" w:w="7938"/>
-            <w:tcBorders>
-              <w:top w:val="none" w:color="FFFFFF" w:sz="0"/>
-              <w:left w:val="none" w:color="FFFFFF" w:sz="0"/>
-              <w:bottom w:val="single" w:color="FFFFFF" w:sz="8"/>
-              <w:right w:val="none" w:color="FFFFFF" w:sz="0"/>
-            </w:tcBorders>
-            <w:shd w:fill="EAF5F1" w:color="auto" w:val="clear"/>
-            <w:tcMar>
-              <w:top w:type="dxa" w:w="120"/>
-              <w:left w:type="dxa" w:w="200"/>
-              <w:bottom w:type="dxa" w:w="120"/>
-              <w:right w:type="dxa" w:w="200"/>
-            </w:tcMar>
-          </w:tcPr>
-          <w:p>
-            <w:pPr>
-              <w:keepNext w:val="false"/>
-              <w:spacing w:line="300"/>
-            </w:pPr>
-            <w:r>
-              <w:rPr>
-                <w:rFonts w:ascii="Arial" w:cs="Arial" w:eastAsia="Arial" w:hAnsi="Arial"/>
-                <w:color w:val="2E3A67"/>
-                <w:sz w:val="21"/>
-                <w:szCs w:val="21"/>
-              </w:rPr>
-              <w:t xml:space="preserve">Dùng nguyên khung, đổi thành môn và lớp đang dạy.</w:t>
+                <w:sz w:val="18"/>
+                <w:szCs w:val="18"/>
+                <w:shd w:fill="2E3A67" w:color="auto" w:val="clear"/>
+              </w:rPr>
+              <w:t xml:space="preserve">  CÂU LỆNH ĐỂ SAO CHÉP · SYSTEM PROMPT THỨ HAI: CHUYÊN GIA TẠO CÂU HỎI TRẮC NGHIỆM  </w:t>
+            </w:r>
+          </w:p>
+          <w:p>
+            <w:pPr>
+              <w:spacing w:after="70" w:line="300"/>
+            </w:pPr>
+            <w:r>
+              <w:rPr>
+                <w:rFonts w:ascii="Arial" w:cs="Arial" w:eastAsia="Arial" w:hAnsi="Arial"/>
+                <w:color w:val="2E3A67"/>
+                <w:sz w:val="22"/>
+                <w:szCs w:val="22"/>
+              </w:rPr>
+              <w:t xml:space="preserve">Bạn là chuyên gia xây dựng các câu hỏi trắc nghiệm. Câu hỏi trắc nghiệm được xây dựng từ nội dung người dùng cung cấp. Các mức độ câu hỏi gồm có Nhận biết, Thông hiểu, Vận dụng và Vận dụng cao. Các mức độ được hiểu như sau:</w:t>
+            </w:r>
+          </w:p>
+          <w:p>
+            <w:pPr>
+              <w:spacing w:after="70" w:line="300"/>
+            </w:pPr>
+            <w:r>
+              <w:rPr>
+                <w:rFonts w:ascii="Arial" w:cs="Arial" w:eastAsia="Arial" w:hAnsi="Arial"/>
+                <w:color w:val="2E3A67"/>
+                <w:sz w:val="22"/>
+                <w:szCs w:val="22"/>
+              </w:rPr>
+              <w:t xml:space="preserve">- Mức Nhận biết: Nhắc lại được kiến thức, kĩ năng đã học.</w:t>
+            </w:r>
+          </w:p>
+          <w:p>
+            <w:pPr>
+              <w:spacing w:after="70" w:line="300"/>
+            </w:pPr>
+            <w:r>
+              <w:rPr>
+                <w:rFonts w:ascii="Arial" w:cs="Arial" w:eastAsia="Arial" w:hAnsi="Arial"/>
+                <w:color w:val="2E3A67"/>
+                <w:sz w:val="22"/>
+                <w:szCs w:val="22"/>
+              </w:rPr>
+              <w:t xml:space="preserve">- Mức Thông hiểu: Trình bày, giải thích được kiến thức theo cách hiểu của cá nhân.</w:t>
+            </w:r>
+          </w:p>
+          <w:p>
+            <w:pPr>
+              <w:spacing w:after="70" w:line="300"/>
+            </w:pPr>
+            <w:r>
+              <w:rPr>
+                <w:rFonts w:ascii="Arial" w:cs="Arial" w:eastAsia="Arial" w:hAnsi="Arial"/>
+                <w:color w:val="2E3A67"/>
+                <w:sz w:val="22"/>
+                <w:szCs w:val="22"/>
+              </w:rPr>
+              <w:t xml:space="preserve">- Mức Vận dụng: Biết vận dụng kiến thức, kĩ năng đã học để giải quyết những vấn đề quen thuộc, tương tự trong học tập, cuộc sống.</w:t>
+            </w:r>
+          </w:p>
+          <w:p>
+            <w:pPr>
+              <w:spacing w:after="70" w:line="300"/>
+            </w:pPr>
+            <w:r>
+              <w:rPr>
+                <w:rFonts w:ascii="Arial" w:cs="Arial" w:eastAsia="Arial" w:hAnsi="Arial"/>
+                <w:color w:val="2E3A67"/>
+                <w:sz w:val="22"/>
+                <w:szCs w:val="22"/>
+              </w:rPr>
+              <w:t xml:space="preserve">- Mức Vận dụng cao: Vận dụng các kiến thức, kĩ năng đã học để giải quyết vấn đề mới hoặc đưa ra những phản hồi hợp lý trong học tập, cuộc sống một cách linh hoạt.</w:t>
             </w:r>
           </w:p>
         </w:tc>
@@ -9655,7 +9230,7 @@
           <w:sz w:val="28"/>
           <w:szCs w:val="28"/>
         </w:rPr>
-        <w:t xml:space="preserve">Bài 33 · Magic School: chatbot dựng sẵn cho giáo viên</w:t>
+        <w:t xml:space="preserve">Bài 32 · Xây dựng chatbot với Poe</w:t>
       </w:r>
       <w:r>
         <w:rPr>
@@ -9718,21 +9293,63 @@
                 <w:szCs w:val="18"/>
                 <w:shd w:fill="2E3A67" w:color="auto" w:val="clear"/>
               </w:rPr>
-              <w:t xml:space="preserve">  CÂU LỆNH ĐỂ SAO CHÉP · CÔNG CỤ LÊN KẾ HOẠCH BÀI HỌC  </w:t>
-            </w:r>
-          </w:p>
-          <w:p>
-            <w:pPr>
-              <w:spacing w:after="70" w:line="300"/>
-            </w:pPr>
-            <w:r>
-              <w:rPr>
-                <w:rFonts w:ascii="Arial" w:cs="Arial" w:eastAsia="Arial" w:hAnsi="Arial"/>
-                <w:color w:val="2E3A67"/>
-                <w:sz w:val="22"/>
-                <w:szCs w:val="22"/>
-              </w:rPr>
-              <w:t xml:space="preserve">Lên kế hoạch bài học cho Bài 4 - Sự hình thành trái đất, vỏ Trái Đất và vật liệu cấu tạo vỏ trái đất, bao gồm kế hoạch bài học chi tiết cho tiết học 45 phút, mục tiêu kiến thức kỹ năng, chi tiết các hoạt động... Trình bày bằng tiếng Việt</w:t>
+              <w:t xml:space="preserve">  CÂU LỆNH ĐỂ SAO CHÉP · SYSTEM PROMPT GỐC: TRỢ GIẢNG HÓA HỌC 10  </w:t>
+            </w:r>
+          </w:p>
+          <w:p>
+            <w:pPr>
+              <w:spacing w:after="70" w:line="300"/>
+            </w:pPr>
+            <w:r>
+              <w:rPr>
+                <w:rFonts w:ascii="Arial" w:cs="Arial" w:eastAsia="Arial" w:hAnsi="Arial"/>
+                <w:color w:val="2E3A67"/>
+                <w:sz w:val="22"/>
+                <w:szCs w:val="22"/>
+              </w:rPr>
+              <w:t xml:space="preserve">Bạn là một trợ giảng cho môn Hóa học với nhiều năm kinh nghiệm giảng dạy, chuyên môn vững chắc.</w:t>
+            </w:r>
+          </w:p>
+          <w:p>
+            <w:pPr>
+              <w:spacing w:after="70" w:line="300"/>
+            </w:pPr>
+            <w:r>
+              <w:rPr>
+                <w:rFonts w:ascii="Arial" w:cs="Arial" w:eastAsia="Arial" w:hAnsi="Arial"/>
+                <w:color w:val="2E3A67"/>
+                <w:sz w:val="22"/>
+                <w:szCs w:val="22"/>
+              </w:rPr>
+              <w:t xml:space="preserve">Bạn đang giảng dạy môn Hóa học lớp 10. Bạn có thể trả lời thắc mắc của học sinh trong chương trình Hóa học lớp 10, bộ sách Kết nối tri thức với cuộc sống trong file đính kèm.</w:t>
+            </w:r>
+          </w:p>
+          <w:p>
+            <w:pPr>
+              <w:spacing w:after="70" w:line="300"/>
+            </w:pPr>
+            <w:r>
+              <w:rPr>
+                <w:rFonts w:ascii="Arial" w:cs="Arial" w:eastAsia="Arial" w:hAnsi="Arial"/>
+                <w:color w:val="2E3A67"/>
+                <w:sz w:val="22"/>
+                <w:szCs w:val="22"/>
+              </w:rPr>
+              <w:t xml:space="preserve">Chỉ trả lời các câu hỏi về môn hóa, đặc biệt là lớp 10 theo nội dung sách, không trả lời các câu hỏi khác.</w:t>
+            </w:r>
+          </w:p>
+          <w:p>
+            <w:pPr>
+              <w:spacing w:after="70" w:line="300"/>
+            </w:pPr>
+            <w:r>
+              <w:rPr>
+                <w:rFonts w:ascii="Arial" w:cs="Arial" w:eastAsia="Arial" w:hAnsi="Arial"/>
+                <w:color w:val="2E3A67"/>
+                <w:sz w:val="22"/>
+                <w:szCs w:val="22"/>
+              </w:rPr>
+              <w:t xml:space="preserve">Khi học sinh hỏi bài tập thì đưa ra hướng dẫn và giải thích rõ ràng, dễ hiểu, mang tính gợi ý gợi mở cho học sinh, không đưa đáp án ngay từ đầu.</w:t>
             </w:r>
           </w:p>
         </w:tc>
@@ -9756,7 +9373,8 @@
         </w:tblBorders>
       </w:tblPr>
       <w:tblGrid>
-        <w:gridCol w:w="9638"/>
+        <w:gridCol w:w="1700"/>
+        <w:gridCol w:w="7938"/>
       </w:tblGrid>
       <w:tr>
         <w:trPr>
@@ -9765,24 +9383,24 @@
         <w:tc>
           <w:tcPr>
             <w:tcW w:type="dxa" w:w="9638"/>
+            <w:gridSpan w:val="2"/>
             <w:tcBorders>
               <w:top w:val="none" w:color="FFFFFF" w:sz="0"/>
               <w:left w:val="none" w:color="FFFFFF" w:sz="0"/>
               <w:bottom w:val="none" w:color="FFFFFF" w:sz="0"/>
               <w:right w:val="none" w:color="FFFFFF" w:sz="0"/>
             </w:tcBorders>
-            <w:shd w:fill="EAF5F1" w:color="auto" w:val="clear"/>
-            <w:tcMar>
-              <w:top w:type="dxa" w:w="160"/>
-              <w:left w:type="dxa" w:w="240"/>
-              <w:bottom w:type="dxa" w:w="160"/>
-              <w:right w:type="dxa" w:w="240"/>
+            <w:shd w:fill="2E3A67" w:color="auto" w:val="clear"/>
+            <w:tcMar>
+              <w:top w:type="dxa" w:w="100"/>
+              <w:left w:type="dxa" w:w="200"/>
+              <w:bottom w:type="dxa" w:w="100"/>
+              <w:right w:type="dxa" w:w="200"/>
             </w:tcMar>
           </w:tcPr>
           <w:p>
             <w:pPr>
               <w:keepNext/>
-              <w:spacing w:after="120"/>
             </w:pPr>
             <w:r>
               <w:rPr>
@@ -9790,129 +9408,229 @@
                 <w:b/>
                 <w:bCs/>
                 <w:color w:val="FFFFFF"/>
-                <w:sz w:val="18"/>
-                <w:szCs w:val="18"/>
-                <w:shd w:fill="2E3A67" w:color="auto" w:val="clear"/>
-              </w:rPr>
-              <w:t xml:space="preserve">  CÂU LỆNH ĐỂ SAO CHÉP · XÂY DỰNG NGÂN HÀNG CÂU HỎI  </w:t>
-            </w:r>
-          </w:p>
-          <w:p>
-            <w:pPr>
-              <w:spacing w:after="70" w:line="300"/>
-            </w:pPr>
-            <w:r>
-              <w:rPr>
-                <w:rFonts w:ascii="Arial" w:cs="Arial" w:eastAsia="Arial" w:hAnsi="Arial"/>
-                <w:color w:val="2E3A67"/>
-                <w:sz w:val="22"/>
-                <w:szCs w:val="22"/>
-              </w:rPr>
-              <w:t xml:space="preserve">Bạn là Hiệu trưởng của một trường trung học phổ thông ở Việt Nam. Bạn được mời làm Ban giám khảo một chương trình học bổng. Bạn sẽ đưa ra ít nhất 30 câu hỏi cho các bạn học sinh THCS để tìm ra được những học sinh năng lực học thuật và sự sáng tạo tốt nhất.</w:t>
+                <w:sz w:val="19"/>
+                <w:szCs w:val="19"/>
+              </w:rPr>
+              <w:t xml:space="preserve">ĐỔI CHO LỚP CỦA THẦY CÔ: chọn đúng dòng cấp học của mình rồi sao chép</w:t>
             </w:r>
           </w:p>
         </w:tc>
       </w:tr>
-    </w:tbl>
-    <w:p>
-      <w:pPr>
-        <w:spacing w:after="180"/>
-      </w:pPr>
-    </w:p>
-    <w:tbl>
-      <w:tblPr>
-        <w:tblW w:type="dxa" w:w="9638"/>
-        <w:tblBorders>
-          <w:top w:val="single" w:color="auto" w:sz="4"/>
-          <w:left w:val="single" w:color="auto" w:sz="4"/>
-          <w:bottom w:val="single" w:color="auto" w:sz="4"/>
-          <w:right w:val="single" w:color="auto" w:sz="4"/>
-          <w:insideH w:val="single" w:color="auto" w:sz="4"/>
-          <w:insideV w:val="single" w:color="auto" w:sz="4"/>
-        </w:tblBorders>
-      </w:tblPr>
-      <w:tblGrid>
-        <w:gridCol w:w="9638"/>
-      </w:tblGrid>
       <w:tr>
         <w:trPr>
           <w:cantSplit/>
         </w:trPr>
         <w:tc>
           <w:tcPr>
-            <w:tcW w:type="dxa" w:w="9638"/>
-            <w:tcBorders>
-              <w:top w:val="none" w:color="FFFFFF" w:sz="0"/>
-              <w:left w:val="none" w:color="FFFFFF" w:sz="0"/>
-              <w:bottom w:val="none" w:color="FFFFFF" w:sz="0"/>
-              <w:right w:val="none" w:color="FFFFFF" w:sz="0"/>
-            </w:tcBorders>
-            <w:shd w:fill="EAF5F1" w:color="auto" w:val="clear"/>
-            <w:tcMar>
-              <w:top w:type="dxa" w:w="160"/>
-              <w:left w:type="dxa" w:w="240"/>
-              <w:bottom w:type="dxa" w:w="160"/>
-              <w:right w:type="dxa" w:w="240"/>
-            </w:tcMar>
+            <w:tcW w:type="dxa" w:w="1700"/>
+            <w:tcBorders>
+              <w:top w:val="none" w:color="FFFFFF" w:sz="0"/>
+              <w:left w:val="none" w:color="FFFFFF" w:sz="0"/>
+              <w:bottom w:val="single" w:color="FFFFFF" w:sz="8"/>
+              <w:right w:val="none" w:color="FFFFFF" w:sz="0"/>
+            </w:tcBorders>
+            <w:shd w:fill="CFE8E0" w:color="auto" w:val="clear"/>
+            <w:tcMar>
+              <w:top w:type="dxa" w:w="120"/>
+              <w:left w:type="dxa" w:w="200"/>
+              <w:bottom w:type="dxa" w:w="120"/>
+              <w:right w:type="dxa" w:w="120"/>
+            </w:tcMar>
+            <w:vAlign w:val="center"/>
           </w:tcPr>
           <w:p>
             <w:pPr>
               <w:keepNext/>
-              <w:spacing w:after="120"/>
             </w:pPr>
             <w:r>
               <w:rPr>
                 <w:rFonts w:ascii="Arial" w:cs="Arial" w:eastAsia="Arial" w:hAnsi="Arial"/>
                 <w:b/>
                 <w:bCs/>
-                <w:color w:val="FFFFFF"/>
-                <w:sz w:val="18"/>
-                <w:szCs w:val="18"/>
-                <w:shd w:fill="2E3A67" w:color="auto" w:val="clear"/>
-              </w:rPr>
-              <w:t xml:space="preserve">  CÂU LỆNH ĐỂ SAO CHÉP · SYSTEM PROMPT CHO CHATBOT PHỎNG VẤN TRÊN MAGIC SCHOOL  </w:t>
-            </w:r>
-          </w:p>
-          <w:p>
-            <w:pPr>
-              <w:spacing w:after="70" w:line="300"/>
-            </w:pPr>
-            <w:r>
-              <w:rPr>
-                <w:rFonts w:ascii="Arial" w:cs="Arial" w:eastAsia="Arial" w:hAnsi="Arial"/>
-                <w:color w:val="2E3A67"/>
-                <w:sz w:val="22"/>
-                <w:szCs w:val="22"/>
-              </w:rPr>
-              <w:t xml:space="preserve">Bạn là Hiệu trưởng của một trường trung học phổ thông ở Việt Nam. Bạn được mời làm Ban giám khảo một chương trình học bổng.</w:t>
-            </w:r>
-          </w:p>
-          <w:p>
-            <w:pPr>
-              <w:spacing w:after="70" w:line="300"/>
-            </w:pPr>
-            <w:r>
-              <w:rPr>
-                <w:rFonts w:ascii="Arial" w:cs="Arial" w:eastAsia="Arial" w:hAnsi="Arial"/>
-                <w:color w:val="2E3A67"/>
-                <w:sz w:val="22"/>
-                <w:szCs w:val="22"/>
-              </w:rPr>
-              <w:t xml:space="preserve">Bạn đang phỏng vấn một học sinh trung học để tìm hiểu về năng lực học thuật, khả năng sáng tạo và giải quyết vấn đề.</w:t>
-            </w:r>
-          </w:p>
-          <w:p>
-            <w:pPr>
-              <w:spacing w:after="70" w:line="300"/>
-            </w:pPr>
-            <w:r>
-              <w:rPr>
-                <w:rFonts w:ascii="Arial" w:cs="Arial" w:eastAsia="Arial" w:hAnsi="Arial"/>
-                <w:color w:val="2E3A67"/>
-                <w:sz w:val="22"/>
-                <w:szCs w:val="22"/>
-              </w:rPr>
-              <w:t xml:space="preserve">Mỗi lần chỉ đặt một câu hỏi và tham gia vào cuộc trò chuyện với học sinh.</w:t>
+                <w:color w:val="2E3A67"/>
+                <w:sz w:val="21"/>
+                <w:szCs w:val="21"/>
+              </w:rPr>
+              <w:t xml:space="preserve">Mầm non</w:t>
+            </w:r>
+          </w:p>
+        </w:tc>
+        <w:tc>
+          <w:tcPr>
+            <w:tcW w:type="dxa" w:w="7938"/>
+            <w:tcBorders>
+              <w:top w:val="none" w:color="FFFFFF" w:sz="0"/>
+              <w:left w:val="none" w:color="FFFFFF" w:sz="0"/>
+              <w:bottom w:val="single" w:color="FFFFFF" w:sz="8"/>
+              <w:right w:val="none" w:color="FFFFFF" w:sz="0"/>
+            </w:tcBorders>
+            <w:shd w:fill="EAF5F1" w:color="auto" w:val="clear"/>
+            <w:tcMar>
+              <w:top w:type="dxa" w:w="120"/>
+              <w:left w:type="dxa" w:w="200"/>
+              <w:bottom w:type="dxa" w:w="120"/>
+              <w:right w:type="dxa" w:w="200"/>
+            </w:tcMar>
+          </w:tcPr>
+          <w:p>
+            <w:pPr>
+              <w:keepNext/>
+              <w:spacing w:line="300"/>
+            </w:pPr>
+            <w:r>
+              <w:rPr>
+                <w:rFonts w:ascii="Arial" w:cs="Arial" w:eastAsia="Arial" w:hAnsi="Arial"/>
+                <w:color w:val="2E3A67"/>
+                <w:sz w:val="21"/>
+                <w:szCs w:val="21"/>
+              </w:rPr>
+              <w:t xml:space="preserve">Tạo chatbot "Góc phụ huynh": trả lời phụ huynh về thực đơn, lịch học, cách chuẩn bị đồ cho bé, dựa trên tệp thông báo của lớp. Không trả lời câu hỏi về sức khỏe riêng của từng trẻ.</w:t>
+            </w:r>
+          </w:p>
+        </w:tc>
+      </w:tr>
+      <w:tr>
+        <w:trPr>
+          <w:cantSplit/>
+        </w:trPr>
+        <w:tc>
+          <w:tcPr>
+            <w:tcW w:type="dxa" w:w="1700"/>
+            <w:tcBorders>
+              <w:top w:val="none" w:color="FFFFFF" w:sz="0"/>
+              <w:left w:val="none" w:color="FFFFFF" w:sz="0"/>
+              <w:bottom w:val="single" w:color="FFFFFF" w:sz="8"/>
+              <w:right w:val="none" w:color="FFFFFF" w:sz="0"/>
+            </w:tcBorders>
+            <w:shd w:fill="CFE8E0" w:color="auto" w:val="clear"/>
+            <w:tcMar>
+              <w:top w:type="dxa" w:w="120"/>
+              <w:left w:type="dxa" w:w="200"/>
+              <w:bottom w:type="dxa" w:w="120"/>
+              <w:right w:type="dxa" w:w="120"/>
+            </w:tcMar>
+            <w:vAlign w:val="center"/>
+          </w:tcPr>
+          <w:p>
+            <w:pPr>
+              <w:keepNext/>
+            </w:pPr>
+            <w:r>
+              <w:rPr>
+                <w:rFonts w:ascii="Arial" w:cs="Arial" w:eastAsia="Arial" w:hAnsi="Arial"/>
+                <w:b/>
+                <w:bCs/>
+                <w:color w:val="2E3A67"/>
+                <w:sz w:val="21"/>
+                <w:szCs w:val="21"/>
+              </w:rPr>
+              <w:t xml:space="preserve">Tiểu học</w:t>
+            </w:r>
+          </w:p>
+        </w:tc>
+        <w:tc>
+          <w:tcPr>
+            <w:tcW w:type="dxa" w:w="7938"/>
+            <w:tcBorders>
+              <w:top w:val="none" w:color="FFFFFF" w:sz="0"/>
+              <w:left w:val="none" w:color="FFFFFF" w:sz="0"/>
+              <w:bottom w:val="single" w:color="FFFFFF" w:sz="8"/>
+              <w:right w:val="none" w:color="FFFFFF" w:sz="0"/>
+            </w:tcBorders>
+            <w:shd w:fill="EAF5F1" w:color="auto" w:val="clear"/>
+            <w:tcMar>
+              <w:top w:type="dxa" w:w="120"/>
+              <w:left w:type="dxa" w:w="200"/>
+              <w:bottom w:type="dxa" w:w="120"/>
+              <w:right w:type="dxa" w:w="200"/>
+            </w:tcMar>
+          </w:tcPr>
+          <w:p>
+            <w:pPr>
+              <w:keepNext/>
+              <w:spacing w:line="300"/>
+            </w:pPr>
+            <w:r>
+              <w:rPr>
+                <w:rFonts w:ascii="Arial" w:cs="Arial" w:eastAsia="Arial" w:hAnsi="Arial"/>
+                <w:color w:val="2E3A67"/>
+                <w:sz w:val="21"/>
+                <w:szCs w:val="21"/>
+              </w:rPr>
+              <w:t xml:space="preserve">Tạo chatbot "Bạn học Toán lớp 3": chỉ trả lời về Toán lớp 3, không đưa đáp án ngay, dùng câu ngắn và ví dụ về trái cây, đồ chơi.</w:t>
+            </w:r>
+          </w:p>
+        </w:tc>
+      </w:tr>
+      <w:tr>
+        <w:trPr>
+          <w:cantSplit/>
+        </w:trPr>
+        <w:tc>
+          <w:tcPr>
+            <w:tcW w:type="dxa" w:w="1700"/>
+            <w:tcBorders>
+              <w:top w:val="none" w:color="FFFFFF" w:sz="0"/>
+              <w:left w:val="none" w:color="FFFFFF" w:sz="0"/>
+              <w:bottom w:val="single" w:color="FFFFFF" w:sz="8"/>
+              <w:right w:val="none" w:color="FFFFFF" w:sz="0"/>
+            </w:tcBorders>
+            <w:shd w:fill="CFE8E0" w:color="auto" w:val="clear"/>
+            <w:tcMar>
+              <w:top w:type="dxa" w:w="120"/>
+              <w:left w:type="dxa" w:w="200"/>
+              <w:bottom w:type="dxa" w:w="120"/>
+              <w:right w:type="dxa" w:w="120"/>
+            </w:tcMar>
+            <w:vAlign w:val="center"/>
+          </w:tcPr>
+          <w:p>
+            <w:pPr>
+              <w:keepNext w:val="false"/>
+            </w:pPr>
+            <w:r>
+              <w:rPr>
+                <w:rFonts w:ascii="Arial" w:cs="Arial" w:eastAsia="Arial" w:hAnsi="Arial"/>
+                <w:b/>
+                <w:bCs/>
+                <w:color w:val="2E3A67"/>
+                <w:sz w:val="21"/>
+                <w:szCs w:val="21"/>
+              </w:rPr>
+              <w:t xml:space="preserve">THCS</w:t>
+            </w:r>
+          </w:p>
+        </w:tc>
+        <w:tc>
+          <w:tcPr>
+            <w:tcW w:type="dxa" w:w="7938"/>
+            <w:tcBorders>
+              <w:top w:val="none" w:color="FFFFFF" w:sz="0"/>
+              <w:left w:val="none" w:color="FFFFFF" w:sz="0"/>
+              <w:bottom w:val="single" w:color="FFFFFF" w:sz="8"/>
+              <w:right w:val="none" w:color="FFFFFF" w:sz="0"/>
+            </w:tcBorders>
+            <w:shd w:fill="EAF5F1" w:color="auto" w:val="clear"/>
+            <w:tcMar>
+              <w:top w:type="dxa" w:w="120"/>
+              <w:left w:type="dxa" w:w="200"/>
+              <w:bottom w:type="dxa" w:w="120"/>
+              <w:right w:type="dxa" w:w="200"/>
+            </w:tcMar>
+          </w:tcPr>
+          <w:p>
+            <w:pPr>
+              <w:keepNext w:val="false"/>
+              <w:spacing w:line="300"/>
+            </w:pPr>
+            <w:r>
+              <w:rPr>
+                <w:rFonts w:ascii="Arial" w:cs="Arial" w:eastAsia="Arial" w:hAnsi="Arial"/>
+                <w:color w:val="2E3A67"/>
+                <w:sz w:val="21"/>
+                <w:szCs w:val="21"/>
+              </w:rPr>
+              <w:t xml:space="preserve">Dùng nguyên khung, đổi thành môn và lớp đang dạy.</w:t>
             </w:r>
           </w:p>
         </w:tc>
@@ -9937,7 +9655,7 @@
           <w:sz w:val="28"/>
           <w:szCs w:val="28"/>
         </w:rPr>
-        <w:t xml:space="preserve">Phụ lục 2 · Mẫu câu lệnh đa năng: điền vào [ ] là dùng được</w:t>
+        <w:t xml:space="preserve">Bài 33 · Magic School: chatbot dựng sẵn cho giáo viên</w:t>
       </w:r>
       <w:r>
         <w:rPr>
@@ -9946,7 +9664,7 @@
           <w:sz w:val="21"/>
           <w:szCs w:val="21"/>
         </w:rPr>
-        <w:t xml:space="preserve">   (sách, trang 72)</w:t>
+        <w:t xml:space="preserve">   (sách, trang 64)</w:t>
       </w:r>
     </w:p>
     <w:tbl>
@@ -10000,21 +9718,21 @@
                 <w:szCs w:val="18"/>
                 <w:shd w:fill="2E3A67" w:color="auto" w:val="clear"/>
               </w:rPr>
-              <w:t xml:space="preserve">  CÂU LỆNH ĐỂ SAO CHÉP · MẪU 6 MẢNH GHÉP  </w:t>
-            </w:r>
-          </w:p>
-          <w:p>
-            <w:pPr>
-              <w:spacing w:after="70" w:line="300"/>
-            </w:pPr>
-            <w:r>
-              <w:rPr>
-                <w:rFonts w:ascii="Arial" w:cs="Arial" w:eastAsia="Arial" w:hAnsi="Arial"/>
-                <w:color w:val="2E3A67"/>
-                <w:sz w:val="22"/>
-                <w:szCs w:val="22"/>
-              </w:rPr>
-              <w:t xml:space="preserve">Bạn là [vai trò, ví dụ: giáo viên Toán lớp 3 giàu kinh nghiệm]. Hãy [nhiệm vụ] cho [đối tượng: học sinh lớp mấy, trình độ thế nào] để [mục đích]. Trình bày [định dạng: bảng, gạch đầu dòng, số từ]. Giọng điệu [thân thiện, vui tươi, trang trọng].</w:t>
+              <w:t xml:space="preserve">  CÂU LỆNH ĐỂ SAO CHÉP · CÔNG CỤ LÊN KẾ HOẠCH BÀI HỌC  </w:t>
+            </w:r>
+          </w:p>
+          <w:p>
+            <w:pPr>
+              <w:spacing w:after="70" w:line="300"/>
+            </w:pPr>
+            <w:r>
+              <w:rPr>
+                <w:rFonts w:ascii="Arial" w:cs="Arial" w:eastAsia="Arial" w:hAnsi="Arial"/>
+                <w:color w:val="2E3A67"/>
+                <w:sz w:val="22"/>
+                <w:szCs w:val="22"/>
+              </w:rPr>
+              <w:t xml:space="preserve">Lên kế hoạch bài học cho Bài 4 - Sự hình thành trái đất, vỏ Trái Đất và vật liệu cấu tạo vỏ trái đất, bao gồm kế hoạch bài học chi tiết cho tiết học 45 phút, mục tiêu kiến thức kỹ năng, chi tiết các hoạt động... Trình bày bằng tiếng Việt</w:t>
             </w:r>
           </w:p>
         </w:tc>
@@ -10076,6 +9794,288 @@
                 <w:szCs w:val="18"/>
                 <w:shd w:fill="2E3A67" w:color="auto" w:val="clear"/>
               </w:rPr>
+              <w:t xml:space="preserve">  CÂU LỆNH ĐỂ SAO CHÉP · XÂY DỰNG NGÂN HÀNG CÂU HỎI  </w:t>
+            </w:r>
+          </w:p>
+          <w:p>
+            <w:pPr>
+              <w:spacing w:after="70" w:line="300"/>
+            </w:pPr>
+            <w:r>
+              <w:rPr>
+                <w:rFonts w:ascii="Arial" w:cs="Arial" w:eastAsia="Arial" w:hAnsi="Arial"/>
+                <w:color w:val="2E3A67"/>
+                <w:sz w:val="22"/>
+                <w:szCs w:val="22"/>
+              </w:rPr>
+              <w:t xml:space="preserve">Bạn là Hiệu trưởng của một trường trung học phổ thông ở Việt Nam. Bạn được mời làm Ban giám khảo một chương trình học bổng. Bạn sẽ đưa ra ít nhất 30 câu hỏi cho các bạn học sinh THCS để tìm ra được những học sinh năng lực học thuật và sự sáng tạo tốt nhất.</w:t>
+            </w:r>
+          </w:p>
+        </w:tc>
+      </w:tr>
+    </w:tbl>
+    <w:p>
+      <w:pPr>
+        <w:spacing w:after="180"/>
+      </w:pPr>
+    </w:p>
+    <w:tbl>
+      <w:tblPr>
+        <w:tblW w:type="dxa" w:w="9638"/>
+        <w:tblBorders>
+          <w:top w:val="single" w:color="auto" w:sz="4"/>
+          <w:left w:val="single" w:color="auto" w:sz="4"/>
+          <w:bottom w:val="single" w:color="auto" w:sz="4"/>
+          <w:right w:val="single" w:color="auto" w:sz="4"/>
+          <w:insideH w:val="single" w:color="auto" w:sz="4"/>
+          <w:insideV w:val="single" w:color="auto" w:sz="4"/>
+        </w:tblBorders>
+      </w:tblPr>
+      <w:tblGrid>
+        <w:gridCol w:w="9638"/>
+      </w:tblGrid>
+      <w:tr>
+        <w:trPr>
+          <w:cantSplit/>
+        </w:trPr>
+        <w:tc>
+          <w:tcPr>
+            <w:tcW w:type="dxa" w:w="9638"/>
+            <w:tcBorders>
+              <w:top w:val="none" w:color="FFFFFF" w:sz="0"/>
+              <w:left w:val="none" w:color="FFFFFF" w:sz="0"/>
+              <w:bottom w:val="none" w:color="FFFFFF" w:sz="0"/>
+              <w:right w:val="none" w:color="FFFFFF" w:sz="0"/>
+            </w:tcBorders>
+            <w:shd w:fill="EAF5F1" w:color="auto" w:val="clear"/>
+            <w:tcMar>
+              <w:top w:type="dxa" w:w="160"/>
+              <w:left w:type="dxa" w:w="240"/>
+              <w:bottom w:type="dxa" w:w="160"/>
+              <w:right w:type="dxa" w:w="240"/>
+            </w:tcMar>
+          </w:tcPr>
+          <w:p>
+            <w:pPr>
+              <w:keepNext/>
+              <w:spacing w:after="120"/>
+            </w:pPr>
+            <w:r>
+              <w:rPr>
+                <w:rFonts w:ascii="Arial" w:cs="Arial" w:eastAsia="Arial" w:hAnsi="Arial"/>
+                <w:b/>
+                <w:bCs/>
+                <w:color w:val="FFFFFF"/>
+                <w:sz w:val="18"/>
+                <w:szCs w:val="18"/>
+                <w:shd w:fill="2E3A67" w:color="auto" w:val="clear"/>
+              </w:rPr>
+              <w:t xml:space="preserve">  CÂU LỆNH ĐỂ SAO CHÉP · SYSTEM PROMPT CHO CHATBOT PHỎNG VẤN TRÊN MAGIC SCHOOL  </w:t>
+            </w:r>
+          </w:p>
+          <w:p>
+            <w:pPr>
+              <w:spacing w:after="70" w:line="300"/>
+            </w:pPr>
+            <w:r>
+              <w:rPr>
+                <w:rFonts w:ascii="Arial" w:cs="Arial" w:eastAsia="Arial" w:hAnsi="Arial"/>
+                <w:color w:val="2E3A67"/>
+                <w:sz w:val="22"/>
+                <w:szCs w:val="22"/>
+              </w:rPr>
+              <w:t xml:space="preserve">Bạn là Hiệu trưởng của một trường trung học phổ thông ở Việt Nam. Bạn được mời làm Ban giám khảo một chương trình học bổng.</w:t>
+            </w:r>
+          </w:p>
+          <w:p>
+            <w:pPr>
+              <w:spacing w:after="70" w:line="300"/>
+            </w:pPr>
+            <w:r>
+              <w:rPr>
+                <w:rFonts w:ascii="Arial" w:cs="Arial" w:eastAsia="Arial" w:hAnsi="Arial"/>
+                <w:color w:val="2E3A67"/>
+                <w:sz w:val="22"/>
+                <w:szCs w:val="22"/>
+              </w:rPr>
+              <w:t xml:space="preserve">Bạn đang phỏng vấn một học sinh trung học để tìm hiểu về năng lực học thuật, khả năng sáng tạo và giải quyết vấn đề.</w:t>
+            </w:r>
+          </w:p>
+          <w:p>
+            <w:pPr>
+              <w:spacing w:after="70" w:line="300"/>
+            </w:pPr>
+            <w:r>
+              <w:rPr>
+                <w:rFonts w:ascii="Arial" w:cs="Arial" w:eastAsia="Arial" w:hAnsi="Arial"/>
+                <w:color w:val="2E3A67"/>
+                <w:sz w:val="22"/>
+                <w:szCs w:val="22"/>
+              </w:rPr>
+              <w:t xml:space="preserve">Mỗi lần chỉ đặt một câu hỏi và tham gia vào cuộc trò chuyện với học sinh.</w:t>
+            </w:r>
+          </w:p>
+        </w:tc>
+      </w:tr>
+    </w:tbl>
+    <w:p>
+      <w:pPr>
+        <w:spacing w:after="180"/>
+      </w:pPr>
+    </w:p>
+    <w:p>
+      <w:pPr>
+        <w:keepNext/>
+        <w:spacing w:after="120" w:before="300"/>
+      </w:pPr>
+      <w:r>
+        <w:rPr>
+          <w:rFonts w:ascii="Arial" w:cs="Arial" w:eastAsia="Arial" w:hAnsi="Arial"/>
+          <w:b/>
+          <w:bCs/>
+          <w:color w:val="2E3A67"/>
+          <w:sz w:val="28"/>
+          <w:szCs w:val="28"/>
+        </w:rPr>
+        <w:t xml:space="preserve">Phụ lục 2 · Mẫu câu lệnh đa năng: điền vào [ ] là dùng được</w:t>
+      </w:r>
+      <w:r>
+        <w:rPr>
+          <w:rFonts w:ascii="Arial" w:cs="Arial" w:eastAsia="Arial" w:hAnsi="Arial"/>
+          <w:color w:val="55607F"/>
+          <w:sz w:val="21"/>
+          <w:szCs w:val="21"/>
+        </w:rPr>
+        <w:t xml:space="preserve">   (sách, trang 74)</w:t>
+      </w:r>
+    </w:p>
+    <w:tbl>
+      <w:tblPr>
+        <w:tblW w:type="dxa" w:w="9638"/>
+        <w:tblBorders>
+          <w:top w:val="single" w:color="auto" w:sz="4"/>
+          <w:left w:val="single" w:color="auto" w:sz="4"/>
+          <w:bottom w:val="single" w:color="auto" w:sz="4"/>
+          <w:right w:val="single" w:color="auto" w:sz="4"/>
+          <w:insideH w:val="single" w:color="auto" w:sz="4"/>
+          <w:insideV w:val="single" w:color="auto" w:sz="4"/>
+        </w:tblBorders>
+      </w:tblPr>
+      <w:tblGrid>
+        <w:gridCol w:w="9638"/>
+      </w:tblGrid>
+      <w:tr>
+        <w:trPr>
+          <w:cantSplit/>
+        </w:trPr>
+        <w:tc>
+          <w:tcPr>
+            <w:tcW w:type="dxa" w:w="9638"/>
+            <w:tcBorders>
+              <w:top w:val="none" w:color="FFFFFF" w:sz="0"/>
+              <w:left w:val="none" w:color="FFFFFF" w:sz="0"/>
+              <w:bottom w:val="none" w:color="FFFFFF" w:sz="0"/>
+              <w:right w:val="none" w:color="FFFFFF" w:sz="0"/>
+            </w:tcBorders>
+            <w:shd w:fill="EAF5F1" w:color="auto" w:val="clear"/>
+            <w:tcMar>
+              <w:top w:type="dxa" w:w="160"/>
+              <w:left w:type="dxa" w:w="240"/>
+              <w:bottom w:type="dxa" w:w="160"/>
+              <w:right w:type="dxa" w:w="240"/>
+            </w:tcMar>
+          </w:tcPr>
+          <w:p>
+            <w:pPr>
+              <w:keepNext/>
+              <w:spacing w:after="120"/>
+            </w:pPr>
+            <w:r>
+              <w:rPr>
+                <w:rFonts w:ascii="Arial" w:cs="Arial" w:eastAsia="Arial" w:hAnsi="Arial"/>
+                <w:b/>
+                <w:bCs/>
+                <w:color w:val="FFFFFF"/>
+                <w:sz w:val="18"/>
+                <w:szCs w:val="18"/>
+                <w:shd w:fill="2E3A67" w:color="auto" w:val="clear"/>
+              </w:rPr>
+              <w:t xml:space="preserve">  CÂU LỆNH ĐỂ SAO CHÉP · MẪU 6 MẢNH GHÉP  </w:t>
+            </w:r>
+          </w:p>
+          <w:p>
+            <w:pPr>
+              <w:spacing w:after="70" w:line="300"/>
+            </w:pPr>
+            <w:r>
+              <w:rPr>
+                <w:rFonts w:ascii="Arial" w:cs="Arial" w:eastAsia="Arial" w:hAnsi="Arial"/>
+                <w:color w:val="2E3A67"/>
+                <w:sz w:val="22"/>
+                <w:szCs w:val="22"/>
+              </w:rPr>
+              <w:t xml:space="preserve">Bạn là [vai trò, ví dụ: giáo viên Toán lớp 3 giàu kinh nghiệm]. Hãy [nhiệm vụ] cho [đối tượng: học sinh lớp mấy, trình độ thế nào] để [mục đích]. Trình bày [định dạng: bảng, gạch đầu dòng, số từ]. Giọng điệu [thân thiện, vui tươi, trang trọng].</w:t>
+            </w:r>
+          </w:p>
+        </w:tc>
+      </w:tr>
+    </w:tbl>
+    <w:p>
+      <w:pPr>
+        <w:spacing w:after="180"/>
+      </w:pPr>
+    </w:p>
+    <w:tbl>
+      <w:tblPr>
+        <w:tblW w:type="dxa" w:w="9638"/>
+        <w:tblBorders>
+          <w:top w:val="single" w:color="auto" w:sz="4"/>
+          <w:left w:val="single" w:color="auto" w:sz="4"/>
+          <w:bottom w:val="single" w:color="auto" w:sz="4"/>
+          <w:right w:val="single" w:color="auto" w:sz="4"/>
+          <w:insideH w:val="single" w:color="auto" w:sz="4"/>
+          <w:insideV w:val="single" w:color="auto" w:sz="4"/>
+        </w:tblBorders>
+      </w:tblPr>
+      <w:tblGrid>
+        <w:gridCol w:w="9638"/>
+      </w:tblGrid>
+      <w:tr>
+        <w:trPr>
+          <w:cantSplit/>
+        </w:trPr>
+        <w:tc>
+          <w:tcPr>
+            <w:tcW w:type="dxa" w:w="9638"/>
+            <w:tcBorders>
+              <w:top w:val="none" w:color="FFFFFF" w:sz="0"/>
+              <w:left w:val="none" w:color="FFFFFF" w:sz="0"/>
+              <w:bottom w:val="none" w:color="FFFFFF" w:sz="0"/>
+              <w:right w:val="none" w:color="FFFFFF" w:sz="0"/>
+            </w:tcBorders>
+            <w:shd w:fill="EAF5F1" w:color="auto" w:val="clear"/>
+            <w:tcMar>
+              <w:top w:type="dxa" w:w="160"/>
+              <w:left w:type="dxa" w:w="240"/>
+              <w:bottom w:type="dxa" w:w="160"/>
+              <w:right w:type="dxa" w:w="240"/>
+            </w:tcMar>
+          </w:tcPr>
+          <w:p>
+            <w:pPr>
+              <w:keepNext/>
+              <w:spacing w:after="120"/>
+            </w:pPr>
+            <w:r>
+              <w:rPr>
+                <w:rFonts w:ascii="Arial" w:cs="Arial" w:eastAsia="Arial" w:hAnsi="Arial"/>
+                <w:b/>
+                <w:bCs/>
+                <w:color w:val="FFFFFF"/>
+                <w:sz w:val="18"/>
+                <w:szCs w:val="18"/>
+                <w:shd w:fill="2E3A67" w:color="auto" w:val="clear"/>
+              </w:rPr>
               <w:t xml:space="preserve">  CÂU LỆNH ĐỂ SAO CHÉP · MẪU 4 NGĂN CHO ĐỀ KIỂM TRA  </w:t>
             </w:r>
           </w:p>
@@ -10174,7 +10174,7 @@
                 <w:sz w:val="22"/>
                 <w:szCs w:val="22"/>
               </w:rPr>
-              <w:t xml:space="preserve">##Mức độ nhận thức: [dán định nghĩa 4 mức độ ở Bài 16 (tr. 33)]</w:t>
+              <w:t xml:space="preserve">##Mức độ nhận thức: [dán định nghĩa 4 mức độ ở Bài 16 (tr. 34)]</w:t>
             </w:r>
           </w:p>
           <w:p>
